--- a/数据模拟逻辑设计说明书.docx
+++ b/数据模拟逻辑设计说明书.docx
@@ -1,6 +1,6 @@
 
 <file path=word/document.xml><?xml version="1.0" encoding="utf-8"?>
-<w:document xmlns:w="http://schemas.openxmlformats.org/wordprocessingml/2006/main" xmlns:r="http://schemas.openxmlformats.org/officeDocument/2006/relationships">
+<w:document xmlns:wpc="http://schemas.microsoft.com/office/word/2010/wordprocessingCanvas" xmlns:mc="http://schemas.openxmlformats.org/markup-compatibility/2006" xmlns:o="urn:schemas-microsoft-com:office:office" xmlns:r="http://schemas.openxmlformats.org/officeDocument/2006/relationships" xmlns:m="http://schemas.openxmlformats.org/officeDocument/2006/math" xmlns:v="urn:schemas-microsoft-com:vml" xmlns:wp14="http://schemas.microsoft.com/office/word/2010/wordprocessingDrawing" xmlns:wp="http://schemas.openxmlformats.org/drawingml/2006/wordprocessingDrawing" xmlns:w="http://schemas.openxmlformats.org/wordprocessingml/2006/main" xmlns:w14="http://schemas.microsoft.com/office/word/2010/wordml" xmlns:w10="urn:schemas-microsoft-com:office:word" xmlns:w15="http://schemas.microsoft.com/office/word/2012/wordml" xmlns:wpg="http://schemas.microsoft.com/office/word/2010/wordprocessingGroup" xmlns:wpi="http://schemas.microsoft.com/office/word/2010/wordprocessingInk" xmlns:wne="http://schemas.microsoft.com/office/word/2006/wordml" xmlns:wps="http://schemas.microsoft.com/office/word/2010/wordprocessingShape" xmlns:wpsCustomData="http://www.wps.cn/officeDocument/2013/wpsCustomData" mc:Ignorable="w14 w15 wp14">
   <w:body>
     <w:p>
       <w:pPr>
@@ -10,45 +10,392 @@
       </w:pPr>
       <w:r>
         <w:rPr>
-          <w:rFonts w:eastAsia="等线" w:ascii="Arial" w:cs="Arial" w:hAnsi="Arial"/>
-          <w:b w:val="true"/>
+          <w:rFonts w:ascii="Arial" w:hAnsi="Arial" w:eastAsia="等线" w:cs="Arial"/>
+          <w:b/>
           <w:sz w:val="52"/>
         </w:rPr>
         <w:t>数据模拟逻辑设计说明书</w:t>
+      </w:r>
+    </w:p>
+    <w:p>
+      <w:pPr>
+        <w:spacing w:before="380" w:after="140" w:line="288" w:lineRule="auto"/>
+        <w:ind w:left="0"/>
+        <w:jc w:val="left"/>
+        <w:outlineLvl w:val="0"/>
+      </w:pPr>
+      <w:bookmarkStart w:id="0" w:name="heading_0"/>
+      <w:r>
+        <w:rPr>
+          <w:rFonts w:ascii="Arial" w:hAnsi="Arial" w:eastAsia="等线" w:cs="Arial"/>
+          <w:b/>
+          <w:sz w:val="36"/>
+        </w:rPr>
+        <w:t>数据模拟逻辑设计说明书</w:t>
+      </w:r>
+      <w:bookmarkEnd w:id="0"/>
+    </w:p>
+    <w:p>
+      <w:pPr>
+        <w:spacing w:before="320" w:after="120" w:line="288" w:lineRule="auto"/>
+        <w:ind w:left="0"/>
+        <w:jc w:val="left"/>
+        <w:outlineLvl w:val="1"/>
+      </w:pPr>
+      <w:bookmarkStart w:id="1" w:name="heading_1"/>
+      <w:r>
+        <w:rPr>
+          <w:rFonts w:ascii="Arial" w:hAnsi="Arial" w:eastAsia="等线" w:cs="Arial"/>
+          <w:b/>
+          <w:sz w:val="32"/>
+        </w:rPr>
+        <w:t>1. 文档概述</w:t>
+      </w:r>
+      <w:bookmarkEnd w:id="1"/>
+    </w:p>
+    <w:p>
+      <w:pPr>
+        <w:spacing w:before="120" w:after="120" w:line="288" w:lineRule="auto"/>
+        <w:ind w:left="0"/>
+        <w:jc w:val="left"/>
+      </w:pPr>
+      <w:r>
+        <w:rPr>
+          <w:rFonts w:ascii="Arial" w:hAnsi="Arial" w:eastAsia="等线" w:cs="Arial"/>
+          <w:sz w:val="22"/>
+        </w:rPr>
+        <w:t>本文档详细描述了高炉炼铁工艺智能监控系统中，</w:t>
+      </w:r>
+      <w:r>
+        <w:rPr>
+          <w:rFonts w:ascii="Arial" w:hAnsi="Arial" w:eastAsia="等线" w:cs="Arial"/>
+          <w:b/>
+          <w:sz w:val="22"/>
+        </w:rPr>
+        <w:t>数据模拟器</w:t>
+      </w:r>
+      <w:r>
+        <w:rPr>
+          <w:rFonts w:ascii="Arial" w:hAnsi="Arial" w:eastAsia="等线" w:cs="Arial"/>
+          <w:sz w:val="22"/>
+        </w:rPr>
+        <w:t>的内部数据生成逻辑与预警指令触发规则。数据模拟器负责生成符合真实工况特征的实时工艺数据，并根据预设的阈值规则自动触发预警指令。</w:t>
+      </w:r>
+    </w:p>
+    <w:p>
+      <w:pPr>
+        <w:numPr>
+          <w:ilvl w:val="0"/>
+          <w:numId w:val="1"/>
+        </w:numPr>
+        <w:spacing w:before="120" w:after="120" w:line="288" w:lineRule="auto"/>
+        <w:ind w:left="0"/>
+        <w:jc w:val="left"/>
+      </w:pPr>
+      <w:r>
+        <w:rPr>
+          <w:rFonts w:ascii="Arial" w:hAnsi="Arial" w:eastAsia="等线" w:cs="Arial"/>
+          <w:b/>
+          <w:sz w:val="22"/>
+        </w:rPr>
+        <w:t>文档版本</w:t>
+      </w:r>
+      <w:r>
+        <w:rPr>
+          <w:rFonts w:ascii="Arial" w:hAnsi="Arial" w:eastAsia="等线" w:cs="Arial"/>
+          <w:sz w:val="22"/>
+        </w:rPr>
+        <w:t>：v1.0</w:t>
+      </w:r>
+    </w:p>
+    <w:p>
+      <w:pPr>
+        <w:numPr>
+          <w:ilvl w:val="0"/>
+          <w:numId w:val="2"/>
+        </w:numPr>
+        <w:spacing w:before="120" w:after="120" w:line="288" w:lineRule="auto"/>
+        <w:ind w:left="0"/>
+        <w:jc w:val="left"/>
+      </w:pPr>
+      <w:r>
+        <w:rPr>
+          <w:rFonts w:ascii="Arial" w:hAnsi="Arial" w:eastAsia="等线" w:cs="Arial"/>
+          <w:b/>
+          <w:sz w:val="22"/>
+        </w:rPr>
+        <w:t>关联文档</w:t>
+      </w:r>
+      <w:r>
+        <w:rPr>
+          <w:rFonts w:ascii="Arial" w:hAnsi="Arial" w:eastAsia="等线" w:cs="Arial"/>
+          <w:sz w:val="22"/>
+        </w:rPr>
+        <w:t>：《数据模拟器输出数据字典_v1.0》</w:t>
+      </w:r>
+    </w:p>
+    <w:p>
+      <w:pPr>
+        <w:numPr>
+          <w:ilvl w:val="0"/>
+          <w:numId w:val="3"/>
+        </w:numPr>
+        <w:spacing w:before="120" w:after="120" w:line="288" w:lineRule="auto"/>
+        <w:ind w:left="0"/>
+        <w:jc w:val="left"/>
+      </w:pPr>
+      <w:r>
+        <w:rPr>
+          <w:rFonts w:ascii="Arial" w:hAnsi="Arial" w:eastAsia="等线" w:cs="Arial"/>
+          <w:b/>
+          <w:sz w:val="22"/>
+        </w:rPr>
+        <w:t>适用对象</w:t>
+      </w:r>
+      <w:r>
+        <w:rPr>
+          <w:rFonts w:ascii="Arial" w:hAnsi="Arial" w:eastAsia="等线" w:cs="Arial"/>
+          <w:sz w:val="22"/>
+        </w:rPr>
+        <w:t>：数据模拟器开发、前端展示层对接</w:t>
+      </w:r>
+    </w:p>
+    <w:p>
+      <w:pPr>
+        <w:pBdr>
+          <w:bottom w:val="single" w:color="DEE0E3" w:sz="2" w:space="0"/>
+          <w:between w:val="single" w:color="DEE0E3" w:sz="2" w:space="0"/>
+        </w:pBdr>
+        <w:spacing w:before="120" w:after="120" w:line="288" w:lineRule="auto"/>
+        <w:ind w:left="0"/>
+      </w:pPr>
+    </w:p>
+    <w:p>
+      <w:pPr>
+        <w:spacing w:before="320" w:after="120" w:line="288" w:lineRule="auto"/>
+        <w:ind w:left="0"/>
+        <w:jc w:val="left"/>
+        <w:outlineLvl w:val="1"/>
+      </w:pPr>
+      <w:bookmarkStart w:id="2" w:name="heading_2"/>
+      <w:r>
+        <w:rPr>
+          <w:rFonts w:ascii="Arial" w:hAnsi="Arial" w:eastAsia="等线" w:cs="Arial"/>
+          <w:b/>
+          <w:sz w:val="32"/>
+        </w:rPr>
+        <w:t>2. 正常数据波动算法</w:t>
+      </w:r>
+      <w:bookmarkEnd w:id="2"/>
+    </w:p>
+    <w:p>
+      <w:pPr>
+        <w:spacing w:before="300" w:after="120" w:line="288" w:lineRule="auto"/>
+        <w:ind w:left="0"/>
+        <w:jc w:val="left"/>
+        <w:outlineLvl w:val="2"/>
+      </w:pPr>
+      <w:bookmarkStart w:id="3" w:name="heading_3"/>
+      <w:r>
+        <w:rPr>
+          <w:rFonts w:ascii="Arial" w:hAnsi="Arial" w:eastAsia="等线" w:cs="Arial"/>
+          <w:b/>
+          <w:sz w:val="30"/>
+        </w:rPr>
+        <w:t>2.1 算法原理</w:t>
+      </w:r>
+      <w:bookmarkEnd w:id="3"/>
+    </w:p>
+    <w:p>
+      <w:pPr>
+        <w:spacing w:before="120" w:after="120" w:line="288" w:lineRule="auto"/>
+        <w:ind w:left="0"/>
+        <w:jc w:val="left"/>
+      </w:pPr>
+      <w:r>
+        <w:rPr>
+          <w:rFonts w:ascii="Arial" w:hAnsi="Arial" w:eastAsia="等线" w:cs="Arial"/>
+          <w:sz w:val="22"/>
+        </w:rPr>
+        <w:t>每一帧数据的生成采用"</w:t>
+      </w:r>
+      <w:r>
+        <w:rPr>
+          <w:rFonts w:ascii="Arial" w:hAnsi="Arial" w:eastAsia="等线" w:cs="Arial"/>
+          <w:b/>
+          <w:sz w:val="22"/>
+        </w:rPr>
+        <w:t>基值 + 趋势项 + 噪声项</w:t>
+      </w:r>
+      <w:r>
+        <w:rPr>
+          <w:rFonts w:ascii="Arial" w:hAnsi="Arial" w:eastAsia="等线" w:cs="Arial"/>
+          <w:sz w:val="22"/>
+        </w:rPr>
+        <w:t>"的叠加模型，模拟高炉工艺参数的自然波动特性：</w:t>
+      </w:r>
+    </w:p>
+    <w:p>
+      <w:pPr>
+        <w:numPr>
+          <w:ilvl w:val="0"/>
+          <w:numId w:val="4"/>
+        </w:numPr>
+        <w:spacing w:before="120" w:after="120" w:line="288" w:lineRule="auto"/>
+        <w:ind w:left="0"/>
+        <w:jc w:val="left"/>
+      </w:pPr>
+      <w:r>
+        <w:rPr>
+          <w:rFonts w:ascii="Arial" w:hAnsi="Arial" w:eastAsia="等线" w:cs="Arial"/>
+          <w:b/>
+          <w:sz w:val="22"/>
+        </w:rPr>
+        <w:t>基值</w:t>
+      </w:r>
+      <w:r>
+        <w:rPr>
+          <w:rFonts w:ascii="Arial" w:hAnsi="Arial" w:eastAsia="等线" w:cs="Arial"/>
+          <w:sz w:val="22"/>
+        </w:rPr>
+        <w:t>：代表高炉稳定运行时的标准工况值</w:t>
+      </w:r>
+    </w:p>
+    <w:p>
+      <w:pPr>
+        <w:numPr>
+          <w:ilvl w:val="0"/>
+          <w:numId w:val="5"/>
+        </w:numPr>
+        <w:spacing w:before="120" w:after="120" w:line="288" w:lineRule="auto"/>
+        <w:ind w:left="0"/>
+        <w:jc w:val="left"/>
+      </w:pPr>
+      <w:r>
+        <w:rPr>
+          <w:rFonts w:ascii="Arial" w:hAnsi="Arial" w:eastAsia="等线" w:cs="Arial"/>
+          <w:b/>
+          <w:sz w:val="22"/>
+        </w:rPr>
+        <w:t>趋势项</w:t>
+      </w:r>
+      <w:r>
+        <w:rPr>
+          <w:rFonts w:ascii="Arial" w:hAnsi="Arial" w:eastAsia="等线" w:cs="Arial"/>
+          <w:sz w:val="22"/>
+        </w:rPr>
+        <w:t>：使用低频正弦波模拟工况的周期性起伏</w:t>
+      </w:r>
+    </w:p>
+    <w:p>
+      <w:pPr>
+        <w:numPr>
+          <w:ilvl w:val="0"/>
+          <w:numId w:val="6"/>
+        </w:numPr>
+        <w:spacing w:before="120" w:after="120" w:line="288" w:lineRule="auto"/>
+        <w:ind w:left="0"/>
+        <w:jc w:val="left"/>
+      </w:pPr>
+      <w:r>
+        <w:rPr>
+          <w:rFonts w:ascii="Arial" w:hAnsi="Arial" w:eastAsia="等线" w:cs="Arial"/>
+          <w:b/>
+          <w:sz w:val="22"/>
+        </w:rPr>
+        <w:t>噪声项</w:t>
+      </w:r>
+      <w:r>
+        <w:rPr>
+          <w:rFonts w:ascii="Arial" w:hAnsi="Arial" w:eastAsia="等线" w:cs="Arial"/>
+          <w:sz w:val="22"/>
+        </w:rPr>
+        <w:t>：使用高斯随机噪声模拟传感器采集误差</w:t>
+      </w:r>
+    </w:p>
+    <w:p>
+      <w:pPr>
+        <w:spacing w:before="300" w:after="120" w:line="288" w:lineRule="auto"/>
+        <w:ind w:left="0"/>
+        <w:jc w:val="left"/>
+        <w:outlineLvl w:val="2"/>
+      </w:pPr>
+      <w:bookmarkStart w:id="4" w:name="heading_4"/>
+      <w:r>
+        <w:rPr>
+          <w:rFonts w:ascii="Arial" w:hAnsi="Arial" w:eastAsia="等线" w:cs="Arial"/>
+          <w:b/>
+          <w:sz w:val="30"/>
+        </w:rPr>
+        <w:t>2.2 基值设定</w:t>
+      </w:r>
+      <w:bookmarkEnd w:id="4"/>
+    </w:p>
+    <w:p>
+      <w:pPr>
+        <w:spacing w:before="120" w:after="120" w:line="288" w:lineRule="auto"/>
+        <w:ind w:left="0"/>
+        <w:jc w:val="left"/>
+      </w:pPr>
+      <w:r>
+        <w:rPr>
+          <w:rFonts w:ascii="Arial" w:hAnsi="Arial" w:eastAsia="等线" w:cs="Arial"/>
+          <w:sz w:val="22"/>
+        </w:rPr>
+        <w:t>高炉运行的基础状态参数如下：</w:t>
       </w:r>
     </w:p>
     <w:tbl>
       <w:tblPr>
+        <w:tblStyle w:val="2"/>
         <w:tblW w:w="0" w:type="auto"/>
         <w:tblInd w:w="0" w:type="dxa"/>
         <w:tblBorders>
-          <w:top w:val="single"/>
-          <w:left w:val="single"/>
-          <w:bottom w:val="single"/>
-          <w:right w:val="single"/>
-          <w:insideH w:val="single"/>
-          <w:insideV w:val="single"/>
+          <w:top w:val="single" w:color="DEE0E3" w:sz="0" w:space="0"/>
+          <w:left w:val="single" w:color="DEE0E3" w:sz="0" w:space="0"/>
+          <w:bottom w:val="single" w:color="DEE0E3" w:sz="0" w:space="0"/>
+          <w:right w:val="single" w:color="DEE0E3" w:sz="0" w:space="0"/>
+          <w:insideH w:val="single" w:color="DEE0E3" w:sz="0" w:space="0"/>
+          <w:insideV w:val="single" w:color="DEE0E3" w:sz="0" w:space="0"/>
         </w:tblBorders>
         <w:tblLayout w:type="fixed"/>
+        <w:tblCellMar>
+          <w:top w:w="0" w:type="dxa"/>
+          <w:left w:w="10" w:type="dxa"/>
+          <w:bottom w:w="0" w:type="dxa"/>
+          <w:right w:w="10" w:type="dxa"/>
+        </w:tblCellMar>
       </w:tblPr>
       <w:tblGrid>
-        <w:gridCol w:w="8280"/>
+        <w:gridCol w:w="1830"/>
+        <w:gridCol w:w="1470"/>
+        <w:gridCol w:w="1815"/>
       </w:tblGrid>
       <w:tr>
+        <w:tblPrEx>
+          <w:tblBorders>
+            <w:top w:val="single" w:color="DEE0E3" w:sz="0" w:space="0"/>
+            <w:left w:val="single" w:color="DEE0E3" w:sz="0" w:space="0"/>
+            <w:bottom w:val="single" w:color="DEE0E3" w:sz="0" w:space="0"/>
+            <w:right w:val="single" w:color="DEE0E3" w:sz="0" w:space="0"/>
+            <w:insideH w:val="single" w:color="DEE0E3" w:sz="0" w:space="0"/>
+            <w:insideV w:val="single" w:color="DEE0E3" w:sz="0" w:space="0"/>
+          </w:tblBorders>
+          <w:tblCellMar>
+            <w:top w:w="0" w:type="dxa"/>
+            <w:left w:w="10" w:type="dxa"/>
+            <w:bottom w:w="0" w:type="dxa"/>
+            <w:right w:w="10" w:type="dxa"/>
+          </w:tblCellMar>
+        </w:tblPrEx>
         <w:tc>
           <w:tcPr>
-            <w:tcW w:w="8280" w:type="dxa"/>
-            <w:tcBorders>
-              <w:top w:val="nil"/>
-              <w:left w:sz="18" w:val="single" w:color="BBBFC4"/>
-              <w:bottom w:val="nil"/>
-              <w:right w:val="nil"/>
-            </w:tcBorders>
+            <w:tcW w:w="1830" w:type="dxa"/>
             <w:tcMar>
-              <w:top w:type="dxa" w:w="60"/>
-              <w:left w:type="dxa" w:w="120"/>
-              <w:bottom w:type="dxa" w:w="30"/>
-              <w:right w:type="dxa" w:w="120"/>
+              <w:top w:w="60" w:type="dxa"/>
+              <w:left w:w="120" w:type="dxa"/>
+              <w:bottom w:w="30" w:type="dxa"/>
+              <w:right w:w="120" w:type="dxa"/>
             </w:tcMar>
           </w:tcPr>
           <w:p>
@@ -59,371 +406,21 @@
             </w:pPr>
             <w:r>
               <w:rPr>
-                <w:rFonts w:eastAsia="等线" w:ascii="Arial" w:cs="Arial" w:hAnsi="Arial"/>
-                <w:color w:val="646a73"/>
-                <w:sz w:val="22"/>
-              </w:rPr>
-              <w:t>部分内容由豆包生成</w:t>
+                <w:rFonts w:ascii="Arial" w:hAnsi="Arial" w:eastAsia="等线" w:cs="Arial"/>
+                <w:sz w:val="22"/>
+              </w:rPr>
+              <w:t>指标</w:t>
             </w:r>
           </w:p>
         </w:tc>
-      </w:tr>
-    </w:tbl>
-    <w:p>
-      <w:pPr>
-        <w:pStyle w:val="1"/>
-        <w:spacing w:before="380" w:after="140" w:line="288" w:lineRule="auto"/>
-        <w:ind w:left="0"/>
-        <w:jc w:val="left"/>
-        <w:outlineLvl w:val="0"/>
-      </w:pPr>
-      <w:bookmarkStart w:name="heading_0" w:id="0"/>
-      <w:r>
-        <w:rPr>
-          <w:rFonts w:eastAsia="等线" w:ascii="Arial" w:cs="Arial" w:hAnsi="Arial"/>
-          <w:b w:val="true"/>
-          <w:sz w:val="36"/>
-        </w:rPr>
-        <w:t>数据模拟逻辑设计说明书</w:t>
-      </w:r>
-      <w:bookmarkEnd w:id="0"/>
-    </w:p>
-    <w:p>
-      <w:pPr>
-        <w:pStyle w:val="2"/>
-        <w:spacing w:before="320" w:after="120" w:line="288" w:lineRule="auto"/>
-        <w:ind w:left="0"/>
-        <w:jc w:val="left"/>
-        <w:outlineLvl w:val="1"/>
-      </w:pPr>
-      <w:bookmarkStart w:name="heading_1" w:id="1"/>
-      <w:r>
-        <w:rPr>
-          <w:rFonts w:eastAsia="等线" w:ascii="Arial" w:cs="Arial" w:hAnsi="Arial"/>
-          <w:b w:val="true"/>
-          <w:sz w:val="32"/>
-        </w:rPr>
-        <w:t>1. 文档概述</w:t>
-      </w:r>
-      <w:bookmarkEnd w:id="1"/>
-    </w:p>
-    <w:p>
-      <w:pPr>
-        <w:spacing w:before="120" w:after="120" w:line="288" w:lineRule="auto"/>
-        <w:ind w:left="0"/>
-        <w:jc w:val="left"/>
-      </w:pPr>
-      <w:r>
-        <w:rPr>
-          <w:rFonts w:eastAsia="等线" w:ascii="Arial" w:cs="Arial" w:hAnsi="Arial"/>
-          <w:sz w:val="22"/>
-        </w:rPr>
-        <w:t>本文档详细描述了高炉炼铁工艺智能监控系统中，</w:t>
-      </w:r>
-      <w:r>
-        <w:rPr>
-          <w:rFonts w:eastAsia="等线" w:ascii="Arial" w:cs="Arial" w:hAnsi="Arial"/>
-          <w:b w:val="true"/>
-          <w:sz w:val="22"/>
-        </w:rPr>
-        <w:t>数据模拟器</w:t>
-      </w:r>
-      <w:r>
-        <w:rPr>
-          <w:rFonts w:eastAsia="等线" w:ascii="Arial" w:cs="Arial" w:hAnsi="Arial"/>
-          <w:sz w:val="22"/>
-        </w:rPr>
-        <w:t>的内部数据生成逻辑与预警指令触发规则。数据模拟器负责生成符合真实工况特征的实时工艺数据，并根据预设的阈值规则自动触发预警指令。</w:t>
-      </w:r>
-    </w:p>
-    <w:p>
-      <w:pPr>
-        <w:numPr>
-          <w:numId w:val="1"/>
-        </w:numPr>
-        <w:spacing w:before="120" w:after="120" w:line="288" w:lineRule="auto"/>
-        <w:ind w:left="0"/>
-        <w:jc w:val="left"/>
-      </w:pPr>
-      <w:r>
-        <w:rPr>
-          <w:rFonts w:eastAsia="等线" w:ascii="Arial" w:cs="Arial" w:hAnsi="Arial"/>
-          <w:b w:val="true"/>
-          <w:sz w:val="22"/>
-        </w:rPr>
-        <w:t>文档版本</w:t>
-      </w:r>
-      <w:r>
-        <w:rPr>
-          <w:rFonts w:eastAsia="等线" w:ascii="Arial" w:cs="Arial" w:hAnsi="Arial"/>
-          <w:sz w:val="22"/>
-        </w:rPr>
-        <w:t>：v1.0</w:t>
-      </w:r>
-    </w:p>
-    <w:p>
-      <w:pPr>
-        <w:numPr>
-          <w:numId w:val="2"/>
-        </w:numPr>
-        <w:spacing w:before="120" w:after="120" w:line="288" w:lineRule="auto"/>
-        <w:ind w:left="0"/>
-        <w:jc w:val="left"/>
-      </w:pPr>
-      <w:r>
-        <w:rPr>
-          <w:rFonts w:eastAsia="等线" w:ascii="Arial" w:cs="Arial" w:hAnsi="Arial"/>
-          <w:b w:val="true"/>
-          <w:sz w:val="22"/>
-        </w:rPr>
-        <w:t>关联文档</w:t>
-      </w:r>
-      <w:r>
-        <w:rPr>
-          <w:rFonts w:eastAsia="等线" w:ascii="Arial" w:cs="Arial" w:hAnsi="Arial"/>
-          <w:sz w:val="22"/>
-        </w:rPr>
-        <w:t>：《数据模拟器输出数据字典_v1.0》</w:t>
-      </w:r>
-    </w:p>
-    <w:p>
-      <w:pPr>
-        <w:numPr>
-          <w:numId w:val="3"/>
-        </w:numPr>
-        <w:spacing w:before="120" w:after="120" w:line="288" w:lineRule="auto"/>
-        <w:ind w:left="0"/>
-        <w:jc w:val="left"/>
-      </w:pPr>
-      <w:r>
-        <w:rPr>
-          <w:rFonts w:eastAsia="等线" w:ascii="Arial" w:cs="Arial" w:hAnsi="Arial"/>
-          <w:b w:val="true"/>
-          <w:sz w:val="22"/>
-        </w:rPr>
-        <w:t>适用对象</w:t>
-      </w:r>
-      <w:r>
-        <w:rPr>
-          <w:rFonts w:eastAsia="等线" w:ascii="Arial" w:cs="Arial" w:hAnsi="Arial"/>
-          <w:sz w:val="22"/>
-        </w:rPr>
-        <w:t>：数据模拟器开发、前端展示层对接</w:t>
-      </w:r>
-    </w:p>
-    <w:p>
-      <w:pPr>
-        <w:pBdr>
-          <w:bottom w:val="single" w:color="dee0e3"/>
-          <w:between w:val="single" w:color="dee0e3"/>
-        </w:pBdr>
-        <w:spacing w:before="120" w:after="120" w:line="288" w:lineRule="auto"/>
-        <w:ind w:left="0"/>
-      </w:pPr>
-    </w:p>
-    <w:p>
-      <w:pPr>
-        <w:pStyle w:val="2"/>
-        <w:spacing w:before="320" w:after="120" w:line="288" w:lineRule="auto"/>
-        <w:ind w:left="0"/>
-        <w:jc w:val="left"/>
-        <w:outlineLvl w:val="1"/>
-      </w:pPr>
-      <w:bookmarkStart w:name="heading_2" w:id="2"/>
-      <w:r>
-        <w:rPr>
-          <w:rFonts w:eastAsia="等线" w:ascii="Arial" w:cs="Arial" w:hAnsi="Arial"/>
-          <w:b w:val="true"/>
-          <w:sz w:val="32"/>
-        </w:rPr>
-        <w:t>2. 正常数据波动算法</w:t>
-      </w:r>
-      <w:bookmarkEnd w:id="2"/>
-    </w:p>
-    <w:p>
-      <w:pPr>
-        <w:pStyle w:val="3"/>
-        <w:spacing w:before="300" w:after="120" w:line="288" w:lineRule="auto"/>
-        <w:ind w:left="0"/>
-        <w:jc w:val="left"/>
-        <w:outlineLvl w:val="2"/>
-      </w:pPr>
-      <w:bookmarkStart w:name="heading_3" w:id="3"/>
-      <w:r>
-        <w:rPr>
-          <w:rFonts w:eastAsia="等线" w:ascii="Arial" w:cs="Arial" w:hAnsi="Arial"/>
-          <w:b w:val="true"/>
-          <w:sz w:val="30"/>
-        </w:rPr>
-        <w:t>2.1 算法原理</w:t>
-      </w:r>
-      <w:bookmarkEnd w:id="3"/>
-    </w:p>
-    <w:p>
-      <w:pPr>
-        <w:spacing w:before="120" w:after="120" w:line="288" w:lineRule="auto"/>
-        <w:ind w:left="0"/>
-        <w:jc w:val="left"/>
-      </w:pPr>
-      <w:r>
-        <w:rPr>
-          <w:rFonts w:eastAsia="等线" w:ascii="Arial" w:cs="Arial" w:hAnsi="Arial"/>
-          <w:sz w:val="22"/>
-        </w:rPr>
-        <w:t>每一帧数据的生成采用"</w:t>
-      </w:r>
-      <w:r>
-        <w:rPr>
-          <w:rFonts w:eastAsia="等线" w:ascii="Arial" w:cs="Arial" w:hAnsi="Arial"/>
-          <w:b w:val="true"/>
-          <w:sz w:val="22"/>
-        </w:rPr>
-        <w:t>基值 + 趋势项 + 噪声项</w:t>
-      </w:r>
-      <w:r>
-        <w:rPr>
-          <w:rFonts w:eastAsia="等线" w:ascii="Arial" w:cs="Arial" w:hAnsi="Arial"/>
-          <w:sz w:val="22"/>
-        </w:rPr>
-        <w:t>"的叠加模型，模拟高炉工艺参数的自然波动特性：</w:t>
-      </w:r>
-    </w:p>
-    <w:p>
-      <w:pPr>
-        <w:numPr>
-          <w:numId w:val="4"/>
-        </w:numPr>
-        <w:spacing w:before="120" w:after="120" w:line="288" w:lineRule="auto"/>
-        <w:ind w:left="0"/>
-        <w:jc w:val="left"/>
-      </w:pPr>
-      <w:r>
-        <w:rPr>
-          <w:rFonts w:eastAsia="等线" w:ascii="Arial" w:cs="Arial" w:hAnsi="Arial"/>
-          <w:b w:val="true"/>
-          <w:sz w:val="22"/>
-        </w:rPr>
-        <w:t>基值</w:t>
-      </w:r>
-      <w:r>
-        <w:rPr>
-          <w:rFonts w:eastAsia="等线" w:ascii="Arial" w:cs="Arial" w:hAnsi="Arial"/>
-          <w:sz w:val="22"/>
-        </w:rPr>
-        <w:t>：代表高炉稳定运行时的标准工况值</w:t>
-      </w:r>
-    </w:p>
-    <w:p>
-      <w:pPr>
-        <w:numPr>
-          <w:numId w:val="5"/>
-        </w:numPr>
-        <w:spacing w:before="120" w:after="120" w:line="288" w:lineRule="auto"/>
-        <w:ind w:left="0"/>
-        <w:jc w:val="left"/>
-      </w:pPr>
-      <w:r>
-        <w:rPr>
-          <w:rFonts w:eastAsia="等线" w:ascii="Arial" w:cs="Arial" w:hAnsi="Arial"/>
-          <w:b w:val="true"/>
-          <w:sz w:val="22"/>
-        </w:rPr>
-        <w:t>趋势项</w:t>
-      </w:r>
-      <w:r>
-        <w:rPr>
-          <w:rFonts w:eastAsia="等线" w:ascii="Arial" w:cs="Arial" w:hAnsi="Arial"/>
-          <w:sz w:val="22"/>
-        </w:rPr>
-        <w:t>：使用低频正弦波模拟工况的周期性起伏</w:t>
-      </w:r>
-    </w:p>
-    <w:p>
-      <w:pPr>
-        <w:numPr>
-          <w:numId w:val="6"/>
-        </w:numPr>
-        <w:spacing w:before="120" w:after="120" w:line="288" w:lineRule="auto"/>
-        <w:ind w:left="0"/>
-        <w:jc w:val="left"/>
-      </w:pPr>
-      <w:r>
-        <w:rPr>
-          <w:rFonts w:eastAsia="等线" w:ascii="Arial" w:cs="Arial" w:hAnsi="Arial"/>
-          <w:b w:val="true"/>
-          <w:sz w:val="22"/>
-        </w:rPr>
-        <w:t>噪声项</w:t>
-      </w:r>
-      <w:r>
-        <w:rPr>
-          <w:rFonts w:eastAsia="等线" w:ascii="Arial" w:cs="Arial" w:hAnsi="Arial"/>
-          <w:sz w:val="22"/>
-        </w:rPr>
-        <w:t>：使用高斯随机噪声模拟传感器采集误差</w:t>
-      </w:r>
-    </w:p>
-    <w:p>
-      <w:pPr>
-        <w:pStyle w:val="3"/>
-        <w:spacing w:before="300" w:after="120" w:line="288" w:lineRule="auto"/>
-        <w:ind w:left="0"/>
-        <w:jc w:val="left"/>
-        <w:outlineLvl w:val="2"/>
-      </w:pPr>
-      <w:bookmarkStart w:name="heading_4" w:id="4"/>
-      <w:r>
-        <w:rPr>
-          <w:rFonts w:eastAsia="等线" w:ascii="Arial" w:cs="Arial" w:hAnsi="Arial"/>
-          <w:b w:val="true"/>
-          <w:sz w:val="30"/>
-        </w:rPr>
-        <w:t>2.2 基值设定</w:t>
-      </w:r>
-      <w:bookmarkEnd w:id="4"/>
-    </w:p>
-    <w:p>
-      <w:pPr>
-        <w:spacing w:before="120" w:after="120" w:line="288" w:lineRule="auto"/>
-        <w:ind w:left="0"/>
-        <w:jc w:val="left"/>
-      </w:pPr>
-      <w:r>
-        <w:rPr>
-          <w:rFonts w:eastAsia="等线" w:ascii="Arial" w:cs="Arial" w:hAnsi="Arial"/>
-          <w:sz w:val="22"/>
-        </w:rPr>
-        <w:t>高炉运行的基础状态参数如下：</w:t>
-      </w:r>
-    </w:p>
-    <w:tbl>
-      <w:tblPr>
-        <w:tblW w:w="0" w:type="auto"/>
-        <w:tblInd w:w="0" w:type="dxa"/>
-        <w:tblBorders>
-          <w:top w:val="single" w:color="dee0e3"/>
-          <w:left w:val="single" w:color="dee0e3"/>
-          <w:bottom w:val="single" w:color="dee0e3"/>
-          <w:right w:val="single" w:color="dee0e3"/>
-          <w:insideH w:val="single" w:color="dee0e3"/>
-          <w:insideV w:val="single" w:color="dee0e3"/>
-        </w:tblBorders>
-        <w:tblLayout w:type="fixed"/>
-      </w:tblPr>
-      <w:tblGrid>
-        <w:gridCol w:w="1830"/>
-        <w:gridCol w:w="1470"/>
-        <w:gridCol w:w="1815"/>
-      </w:tblGrid>
-      <w:tr>
         <w:tc>
           <w:tcPr>
-            <w:tcW w:w="1830" w:type="dxa"/>
+            <w:tcW w:w="1470" w:type="dxa"/>
             <w:tcMar>
-              <w:top w:type="dxa" w:w="60"/>
-              <w:left w:type="dxa" w:w="120"/>
-              <w:bottom w:type="dxa" w:w="30"/>
-              <w:right w:type="dxa" w:w="120"/>
+              <w:top w:w="60" w:type="dxa"/>
+              <w:left w:w="120" w:type="dxa"/>
+              <w:bottom w:w="30" w:type="dxa"/>
+              <w:right w:w="120" w:type="dxa"/>
             </w:tcMar>
           </w:tcPr>
           <w:p>
@@ -434,21 +431,21 @@
             </w:pPr>
             <w:r>
               <w:rPr>
-                <w:rFonts w:eastAsia="等线" w:ascii="Arial" w:cs="Arial" w:hAnsi="Arial"/>
-                <w:sz w:val="22"/>
-              </w:rPr>
-              <w:t>指标</w:t>
+                <w:rFonts w:ascii="Arial" w:hAnsi="Arial" w:eastAsia="等线" w:cs="Arial"/>
+                <w:sz w:val="22"/>
+              </w:rPr>
+              <w:t>基值</w:t>
             </w:r>
           </w:p>
         </w:tc>
         <w:tc>
           <w:tcPr>
-            <w:tcW w:w="1470" w:type="dxa"/>
+            <w:tcW w:w="1815" w:type="dxa"/>
             <w:tcMar>
-              <w:top w:type="dxa" w:w="60"/>
-              <w:left w:type="dxa" w:w="120"/>
-              <w:bottom w:type="dxa" w:w="30"/>
-              <w:right w:type="dxa" w:w="120"/>
+              <w:top w:w="60" w:type="dxa"/>
+              <w:left w:w="120" w:type="dxa"/>
+              <w:bottom w:w="30" w:type="dxa"/>
+              <w:right w:w="120" w:type="dxa"/>
             </w:tcMar>
           </w:tcPr>
           <w:p>
@@ -459,21 +456,39 @@
             </w:pPr>
             <w:r>
               <w:rPr>
-                <w:rFonts w:eastAsia="等线" w:ascii="Arial" w:cs="Arial" w:hAnsi="Arial"/>
-                <w:sz w:val="22"/>
-              </w:rPr>
-              <w:t>基值</w:t>
+                <w:rFonts w:ascii="Arial" w:hAnsi="Arial" w:eastAsia="等线" w:cs="Arial"/>
+                <w:sz w:val="22"/>
+              </w:rPr>
+              <w:t>单位</w:t>
             </w:r>
           </w:p>
         </w:tc>
+      </w:tr>
+      <w:tr>
+        <w:tblPrEx>
+          <w:tblBorders>
+            <w:top w:val="single" w:color="DEE0E3" w:sz="0" w:space="0"/>
+            <w:left w:val="single" w:color="DEE0E3" w:sz="0" w:space="0"/>
+            <w:bottom w:val="single" w:color="DEE0E3" w:sz="0" w:space="0"/>
+            <w:right w:val="single" w:color="DEE0E3" w:sz="0" w:space="0"/>
+            <w:insideH w:val="single" w:color="DEE0E3" w:sz="0" w:space="0"/>
+            <w:insideV w:val="single" w:color="DEE0E3" w:sz="0" w:space="0"/>
+          </w:tblBorders>
+          <w:tblCellMar>
+            <w:top w:w="0" w:type="dxa"/>
+            <w:left w:w="10" w:type="dxa"/>
+            <w:bottom w:w="0" w:type="dxa"/>
+            <w:right w:w="10" w:type="dxa"/>
+          </w:tblCellMar>
+        </w:tblPrEx>
         <w:tc>
           <w:tcPr>
-            <w:tcW w:w="1815" w:type="dxa"/>
+            <w:tcW w:w="1830" w:type="dxa"/>
             <w:tcMar>
-              <w:top w:type="dxa" w:w="60"/>
-              <w:left w:type="dxa" w:w="120"/>
-              <w:bottom w:type="dxa" w:w="30"/>
-              <w:right w:type="dxa" w:w="120"/>
+              <w:top w:w="60" w:type="dxa"/>
+              <w:left w:w="120" w:type="dxa"/>
+              <w:bottom w:w="30" w:type="dxa"/>
+              <w:right w:w="120" w:type="dxa"/>
             </w:tcMar>
           </w:tcPr>
           <w:p>
@@ -484,23 +499,21 @@
             </w:pPr>
             <w:r>
               <w:rPr>
-                <w:rFonts w:eastAsia="等线" w:ascii="Arial" w:cs="Arial" w:hAnsi="Arial"/>
-                <w:sz w:val="22"/>
-              </w:rPr>
-              <w:t>单位</w:t>
+                <w:rFonts w:ascii="Arial" w:hAnsi="Arial" w:eastAsia="等线" w:cs="Arial"/>
+                <w:sz w:val="22"/>
+              </w:rPr>
+              <w:t>风温</w:t>
             </w:r>
           </w:p>
         </w:tc>
-      </w:tr>
-      <w:tr>
         <w:tc>
           <w:tcPr>
-            <w:tcW w:w="1830" w:type="dxa"/>
+            <w:tcW w:w="1470" w:type="dxa"/>
             <w:tcMar>
-              <w:top w:type="dxa" w:w="60"/>
-              <w:left w:type="dxa" w:w="120"/>
-              <w:bottom w:type="dxa" w:w="30"/>
-              <w:right w:type="dxa" w:w="120"/>
+              <w:top w:w="60" w:type="dxa"/>
+              <w:left w:w="120" w:type="dxa"/>
+              <w:bottom w:w="30" w:type="dxa"/>
+              <w:right w:w="120" w:type="dxa"/>
             </w:tcMar>
           </w:tcPr>
           <w:p>
@@ -511,21 +524,21 @@
             </w:pPr>
             <w:r>
               <w:rPr>
-                <w:rFonts w:eastAsia="等线" w:ascii="Arial" w:cs="Arial" w:hAnsi="Arial"/>
-                <w:sz w:val="22"/>
-              </w:rPr>
-              <w:t>风温</w:t>
+                <w:rFonts w:ascii="Arial" w:hAnsi="Arial" w:eastAsia="等线" w:cs="Arial"/>
+                <w:sz w:val="22"/>
+              </w:rPr>
+              <w:t>1050</w:t>
             </w:r>
           </w:p>
         </w:tc>
         <w:tc>
           <w:tcPr>
-            <w:tcW w:w="1470" w:type="dxa"/>
+            <w:tcW w:w="1815" w:type="dxa"/>
             <w:tcMar>
-              <w:top w:type="dxa" w:w="60"/>
-              <w:left w:type="dxa" w:w="120"/>
-              <w:bottom w:type="dxa" w:w="30"/>
-              <w:right w:type="dxa" w:w="120"/>
+              <w:top w:w="60" w:type="dxa"/>
+              <w:left w:w="120" w:type="dxa"/>
+              <w:bottom w:w="30" w:type="dxa"/>
+              <w:right w:w="120" w:type="dxa"/>
             </w:tcMar>
           </w:tcPr>
           <w:p>
@@ -536,21 +549,39 @@
             </w:pPr>
             <w:r>
               <w:rPr>
-                <w:rFonts w:eastAsia="等线" w:ascii="Arial" w:cs="Arial" w:hAnsi="Arial"/>
-                <w:sz w:val="22"/>
-              </w:rPr>
-              <w:t>1050</w:t>
+                <w:rFonts w:ascii="Arial" w:hAnsi="Arial" w:eastAsia="等线" w:cs="Arial"/>
+                <w:sz w:val="22"/>
+              </w:rPr>
+              <w:t>℃</w:t>
             </w:r>
           </w:p>
         </w:tc>
+      </w:tr>
+      <w:tr>
+        <w:tblPrEx>
+          <w:tblBorders>
+            <w:top w:val="single" w:color="DEE0E3" w:sz="0" w:space="0"/>
+            <w:left w:val="single" w:color="DEE0E3" w:sz="0" w:space="0"/>
+            <w:bottom w:val="single" w:color="DEE0E3" w:sz="0" w:space="0"/>
+            <w:right w:val="single" w:color="DEE0E3" w:sz="0" w:space="0"/>
+            <w:insideH w:val="single" w:color="DEE0E3" w:sz="0" w:space="0"/>
+            <w:insideV w:val="single" w:color="DEE0E3" w:sz="0" w:space="0"/>
+          </w:tblBorders>
+          <w:tblCellMar>
+            <w:top w:w="0" w:type="dxa"/>
+            <w:left w:w="10" w:type="dxa"/>
+            <w:bottom w:w="0" w:type="dxa"/>
+            <w:right w:w="10" w:type="dxa"/>
+          </w:tblCellMar>
+        </w:tblPrEx>
         <w:tc>
           <w:tcPr>
-            <w:tcW w:w="1815" w:type="dxa"/>
+            <w:tcW w:w="1830" w:type="dxa"/>
             <w:tcMar>
-              <w:top w:type="dxa" w:w="60"/>
-              <w:left w:type="dxa" w:w="120"/>
-              <w:bottom w:type="dxa" w:w="30"/>
-              <w:right w:type="dxa" w:w="120"/>
+              <w:top w:w="60" w:type="dxa"/>
+              <w:left w:w="120" w:type="dxa"/>
+              <w:bottom w:w="30" w:type="dxa"/>
+              <w:right w:w="120" w:type="dxa"/>
             </w:tcMar>
           </w:tcPr>
           <w:p>
@@ -561,23 +592,21 @@
             </w:pPr>
             <w:r>
               <w:rPr>
-                <w:rFonts w:eastAsia="等线" w:ascii="Arial" w:cs="Arial" w:hAnsi="Arial"/>
-                <w:sz w:val="22"/>
-              </w:rPr>
-              <w:t>℃</w:t>
+                <w:rFonts w:ascii="Arial" w:hAnsi="Arial" w:eastAsia="等线" w:cs="Arial"/>
+                <w:sz w:val="22"/>
+              </w:rPr>
+              <w:t>炉压</w:t>
             </w:r>
           </w:p>
         </w:tc>
-      </w:tr>
-      <w:tr>
         <w:tc>
           <w:tcPr>
-            <w:tcW w:w="1830" w:type="dxa"/>
+            <w:tcW w:w="1470" w:type="dxa"/>
             <w:tcMar>
-              <w:top w:type="dxa" w:w="60"/>
-              <w:left w:type="dxa" w:w="120"/>
-              <w:bottom w:type="dxa" w:w="30"/>
-              <w:right w:type="dxa" w:w="120"/>
+              <w:top w:w="60" w:type="dxa"/>
+              <w:left w:w="120" w:type="dxa"/>
+              <w:bottom w:w="30" w:type="dxa"/>
+              <w:right w:w="120" w:type="dxa"/>
             </w:tcMar>
           </w:tcPr>
           <w:p>
@@ -588,21 +617,21 @@
             </w:pPr>
             <w:r>
               <w:rPr>
-                <w:rFonts w:eastAsia="等线" w:ascii="Arial" w:cs="Arial" w:hAnsi="Arial"/>
-                <w:sz w:val="22"/>
-              </w:rPr>
-              <w:t>炉压</w:t>
+                <w:rFonts w:ascii="Arial" w:hAnsi="Arial" w:eastAsia="等线" w:cs="Arial"/>
+                <w:sz w:val="22"/>
+              </w:rPr>
+              <w:t>300</w:t>
             </w:r>
           </w:p>
         </w:tc>
         <w:tc>
           <w:tcPr>
-            <w:tcW w:w="1470" w:type="dxa"/>
+            <w:tcW w:w="1815" w:type="dxa"/>
             <w:tcMar>
-              <w:top w:type="dxa" w:w="60"/>
-              <w:left w:type="dxa" w:w="120"/>
-              <w:bottom w:type="dxa" w:w="30"/>
-              <w:right w:type="dxa" w:w="120"/>
+              <w:top w:w="60" w:type="dxa"/>
+              <w:left w:w="120" w:type="dxa"/>
+              <w:bottom w:w="30" w:type="dxa"/>
+              <w:right w:w="120" w:type="dxa"/>
             </w:tcMar>
           </w:tcPr>
           <w:p>
@@ -613,21 +642,39 @@
             </w:pPr>
             <w:r>
               <w:rPr>
-                <w:rFonts w:eastAsia="等线" w:ascii="Arial" w:cs="Arial" w:hAnsi="Arial"/>
-                <w:sz w:val="22"/>
-              </w:rPr>
-              <w:t>300</w:t>
+                <w:rFonts w:ascii="Arial" w:hAnsi="Arial" w:eastAsia="等线" w:cs="Arial"/>
+                <w:sz w:val="22"/>
+              </w:rPr>
+              <w:t>kPa</w:t>
             </w:r>
           </w:p>
         </w:tc>
+      </w:tr>
+      <w:tr>
+        <w:tblPrEx>
+          <w:tblBorders>
+            <w:top w:val="single" w:color="DEE0E3" w:sz="0" w:space="0"/>
+            <w:left w:val="single" w:color="DEE0E3" w:sz="0" w:space="0"/>
+            <w:bottom w:val="single" w:color="DEE0E3" w:sz="0" w:space="0"/>
+            <w:right w:val="single" w:color="DEE0E3" w:sz="0" w:space="0"/>
+            <w:insideH w:val="single" w:color="DEE0E3" w:sz="0" w:space="0"/>
+            <w:insideV w:val="single" w:color="DEE0E3" w:sz="0" w:space="0"/>
+          </w:tblBorders>
+          <w:tblCellMar>
+            <w:top w:w="0" w:type="dxa"/>
+            <w:left w:w="10" w:type="dxa"/>
+            <w:bottom w:w="0" w:type="dxa"/>
+            <w:right w:w="10" w:type="dxa"/>
+          </w:tblCellMar>
+        </w:tblPrEx>
         <w:tc>
           <w:tcPr>
-            <w:tcW w:w="1815" w:type="dxa"/>
+            <w:tcW w:w="1830" w:type="dxa"/>
             <w:tcMar>
-              <w:top w:type="dxa" w:w="60"/>
-              <w:left w:type="dxa" w:w="120"/>
-              <w:bottom w:type="dxa" w:w="30"/>
-              <w:right w:type="dxa" w:w="120"/>
+              <w:top w:w="60" w:type="dxa"/>
+              <w:left w:w="120" w:type="dxa"/>
+              <w:bottom w:w="30" w:type="dxa"/>
+              <w:right w:w="120" w:type="dxa"/>
             </w:tcMar>
           </w:tcPr>
           <w:p>
@@ -638,23 +685,21 @@
             </w:pPr>
             <w:r>
               <w:rPr>
-                <w:rFonts w:eastAsia="等线" w:ascii="Arial" w:cs="Arial" w:hAnsi="Arial"/>
-                <w:sz w:val="22"/>
-              </w:rPr>
-              <w:t>kPa</w:t>
+                <w:rFonts w:ascii="Arial" w:hAnsi="Arial" w:eastAsia="等线" w:cs="Arial"/>
+                <w:sz w:val="22"/>
+              </w:rPr>
+              <w:t>透气性</w:t>
             </w:r>
           </w:p>
         </w:tc>
-      </w:tr>
-      <w:tr>
         <w:tc>
           <w:tcPr>
-            <w:tcW w:w="1830" w:type="dxa"/>
+            <w:tcW w:w="1470" w:type="dxa"/>
             <w:tcMar>
-              <w:top w:type="dxa" w:w="60"/>
-              <w:left w:type="dxa" w:w="120"/>
-              <w:bottom w:type="dxa" w:w="30"/>
-              <w:right w:type="dxa" w:w="120"/>
+              <w:top w:w="60" w:type="dxa"/>
+              <w:left w:w="120" w:type="dxa"/>
+              <w:bottom w:w="30" w:type="dxa"/>
+              <w:right w:w="120" w:type="dxa"/>
             </w:tcMar>
           </w:tcPr>
           <w:p>
@@ -665,21 +710,21 @@
             </w:pPr>
             <w:r>
               <w:rPr>
-                <w:rFonts w:eastAsia="等线" w:ascii="Arial" w:cs="Arial" w:hAnsi="Arial"/>
-                <w:sz w:val="22"/>
-              </w:rPr>
-              <w:t>透气性</w:t>
+                <w:rFonts w:ascii="Arial" w:hAnsi="Arial" w:eastAsia="等线" w:cs="Arial"/>
+                <w:sz w:val="22"/>
+              </w:rPr>
+              <w:t>1.0</w:t>
             </w:r>
           </w:p>
         </w:tc>
         <w:tc>
           <w:tcPr>
-            <w:tcW w:w="1470" w:type="dxa"/>
+            <w:tcW w:w="1815" w:type="dxa"/>
             <w:tcMar>
-              <w:top w:type="dxa" w:w="60"/>
-              <w:left w:type="dxa" w:w="120"/>
-              <w:bottom w:type="dxa" w:w="30"/>
-              <w:right w:type="dxa" w:w="120"/>
+              <w:top w:w="60" w:type="dxa"/>
+              <w:left w:w="120" w:type="dxa"/>
+              <w:bottom w:w="30" w:type="dxa"/>
+              <w:right w:w="120" w:type="dxa"/>
             </w:tcMar>
           </w:tcPr>
           <w:p>
@@ -690,32 +735,7 @@
             </w:pPr>
             <w:r>
               <w:rPr>
-                <w:rFonts w:eastAsia="等线" w:ascii="Arial" w:cs="Arial" w:hAnsi="Arial"/>
-                <w:sz w:val="22"/>
-              </w:rPr>
-              <w:t>1.0</w:t>
-            </w:r>
-          </w:p>
-        </w:tc>
-        <w:tc>
-          <w:tcPr>
-            <w:tcW w:w="1815" w:type="dxa"/>
-            <w:tcMar>
-              <w:top w:type="dxa" w:w="60"/>
-              <w:left w:type="dxa" w:w="120"/>
-              <w:bottom w:type="dxa" w:w="30"/>
-              <w:right w:type="dxa" w:w="120"/>
-            </w:tcMar>
-          </w:tcPr>
-          <w:p>
-            <w:pPr>
-              <w:spacing w:before="120" w:after="120" w:line="288" w:lineRule="auto"/>
-              <w:ind w:left="0"/>
-              <w:jc w:val="left"/>
-            </w:pPr>
-            <w:r>
-              <w:rPr>
-                <w:rFonts w:eastAsia="等线" w:ascii="Arial" w:cs="Arial" w:hAnsi="Arial"/>
+                <w:rFonts w:ascii="Arial" w:hAnsi="Arial" w:eastAsia="等线" w:cs="Arial"/>
                 <w:sz w:val="22"/>
               </w:rPr>
               <w:t>无量纲</w:t>
@@ -726,17 +746,16 @@
     </w:tbl>
     <w:p>
       <w:pPr>
-        <w:pStyle w:val="3"/>
         <w:spacing w:before="300" w:after="120" w:line="288" w:lineRule="auto"/>
         <w:ind w:left="0"/>
         <w:jc w:val="left"/>
         <w:outlineLvl w:val="2"/>
       </w:pPr>
-      <w:bookmarkStart w:name="heading_5" w:id="5"/>
-      <w:r>
-        <w:rPr>
-          <w:rFonts w:eastAsia="等线" w:ascii="Arial" w:cs="Arial" w:hAnsi="Arial"/>
-          <w:b w:val="true"/>
+      <w:bookmarkStart w:id="5" w:name="heading_5"/>
+      <w:r>
+        <w:rPr>
+          <w:rFonts w:ascii="Arial" w:hAnsi="Arial" w:eastAsia="等线" w:cs="Arial"/>
+          <w:b/>
           <w:sz w:val="30"/>
         </w:rPr>
         <w:t>2.3 趋势项：正弦波模拟</w:t>
@@ -751,7 +770,7 @@
       </w:pPr>
       <w:r>
         <w:rPr>
-          <w:rFonts w:eastAsia="等线" w:ascii="Arial" w:cs="Arial" w:hAnsi="Arial"/>
+          <w:rFonts w:ascii="Arial" w:hAnsi="Arial" w:eastAsia="等线" w:cs="Arial"/>
           <w:sz w:val="22"/>
         </w:rPr>
         <w:t>使用低频正弦波模拟高炉工况的自然周期性起伏。</w:t>
@@ -760,6 +779,7 @@
     <w:p>
       <w:pPr>
         <w:numPr>
+          <w:ilvl w:val="0"/>
           <w:numId w:val="7"/>
         </w:numPr>
         <w:spacing w:before="120" w:after="120" w:line="288" w:lineRule="auto"/>
@@ -768,15 +788,15 @@
       </w:pPr>
       <w:r>
         <w:rPr>
-          <w:rFonts w:eastAsia="等线" w:ascii="Arial" w:cs="Arial" w:hAnsi="Arial"/>
-          <w:b w:val="true"/>
+          <w:rFonts w:ascii="Arial" w:hAnsi="Arial" w:eastAsia="等线" w:cs="Arial"/>
+          <w:b/>
           <w:sz w:val="22"/>
         </w:rPr>
         <w:t>周期</w:t>
       </w:r>
       <w:r>
         <w:rPr>
-          <w:rFonts w:eastAsia="等线" w:ascii="Arial" w:cs="Arial" w:hAnsi="Arial"/>
+          <w:rFonts w:ascii="Arial" w:hAnsi="Arial" w:eastAsia="等线" w:cs="Arial"/>
           <w:sz w:val="22"/>
         </w:rPr>
         <w:t>：30 秒一轮（即每 30 秒完成一次完整的正弦波动周期）</w:t>
@@ -785,6 +805,7 @@
     <w:p>
       <w:pPr>
         <w:numPr>
+          <w:ilvl w:val="0"/>
           <w:numId w:val="8"/>
         </w:numPr>
         <w:spacing w:before="120" w:after="120" w:line="288" w:lineRule="auto"/>
@@ -793,15 +814,15 @@
       </w:pPr>
       <w:r>
         <w:rPr>
-          <w:rFonts w:eastAsia="等线" w:ascii="Arial" w:cs="Arial" w:hAnsi="Arial"/>
-          <w:b w:val="true"/>
+          <w:rFonts w:ascii="Arial" w:hAnsi="Arial" w:eastAsia="等线" w:cs="Arial"/>
+          <w:b/>
           <w:sz w:val="22"/>
         </w:rPr>
         <w:t>作用</w:t>
       </w:r>
       <w:r>
         <w:rPr>
-          <w:rFonts w:eastAsia="等线" w:ascii="Arial" w:cs="Arial" w:hAnsi="Arial"/>
+          <w:rFonts w:ascii="Arial" w:hAnsi="Arial" w:eastAsia="等线" w:cs="Arial"/>
           <w:sz w:val="22"/>
         </w:rPr>
         <w:t>：模拟高炉热制度、料柱透气性等随时间的缓慢变化</w:t>
@@ -815,7 +836,7 @@
       </w:pPr>
       <w:r>
         <w:rPr>
-          <w:rFonts w:eastAsia="等线" w:ascii="Arial" w:cs="Arial" w:hAnsi="Arial"/>
+          <w:rFonts w:ascii="Arial" w:hAnsi="Arial" w:eastAsia="等线" w:cs="Arial"/>
           <w:sz w:val="22"/>
         </w:rPr>
         <w:t>正弦波计算公式：</w:t>
@@ -823,31 +844,48 @@
     </w:p>
     <w:tbl>
       <w:tblPr>
+        <w:tblStyle w:val="2"/>
         <w:tblW w:w="0" w:type="auto"/>
         <w:tblInd w:w="0" w:type="dxa"/>
         <w:tblBorders>
-          <w:top w:val="single" w:color="dee0e3"/>
-          <w:left w:val="single" w:color="dee0e3"/>
-          <w:bottom w:val="single" w:color="dee0e3"/>
-          <w:right w:val="single" w:color="dee0e3"/>
-          <w:insideH w:val="single" w:color="dee0e3"/>
-          <w:insideV w:val="single" w:color="dee0e3"/>
+          <w:top w:val="single" w:color="DEE0E3" w:sz="0" w:space="0"/>
+          <w:left w:val="single" w:color="DEE0E3" w:sz="0" w:space="0"/>
+          <w:bottom w:val="single" w:color="DEE0E3" w:sz="0" w:space="0"/>
+          <w:right w:val="single" w:color="DEE0E3" w:sz="0" w:space="0"/>
+          <w:insideH w:val="single" w:color="DEE0E3" w:sz="0" w:space="0"/>
+          <w:insideV w:val="single" w:color="DEE0E3" w:sz="0" w:space="0"/>
         </w:tblBorders>
         <w:tblLayout w:type="fixed"/>
+        <w:tblCellMar>
+          <w:top w:w="0" w:type="dxa"/>
+          <w:left w:w="10" w:type="dxa"/>
+          <w:bottom w:w="0" w:type="dxa"/>
+          <w:right w:w="10" w:type="dxa"/>
+        </w:tblCellMar>
       </w:tblPr>
       <w:tblGrid>
         <w:gridCol w:w="8280"/>
       </w:tblGrid>
       <w:tr>
+        <w:tblPrEx>
+          <w:tblBorders>
+            <w:top w:val="single" w:color="DEE0E3" w:sz="0" w:space="0"/>
+            <w:left w:val="single" w:color="DEE0E3" w:sz="0" w:space="0"/>
+            <w:bottom w:val="single" w:color="DEE0E3" w:sz="0" w:space="0"/>
+            <w:right w:val="single" w:color="DEE0E3" w:sz="0" w:space="0"/>
+            <w:insideH w:val="single" w:color="DEE0E3" w:sz="0" w:space="0"/>
+            <w:insideV w:val="single" w:color="DEE0E3" w:sz="0" w:space="0"/>
+          </w:tblBorders>
+        </w:tblPrEx>
         <w:tc>
           <w:tcPr>
             <w:tcW w:w="8280" w:type="dxa"/>
-            <w:shd w:color="auto" w:val="clear" w:fill="f5f6f7"/>
+            <w:shd w:val="clear" w:color="auto" w:fill="F5F6F7"/>
             <w:tcMar>
-              <w:top w:type="dxa" w:w="60"/>
-              <w:left w:type="dxa" w:w="120"/>
-              <w:bottom w:type="dxa" w:w="30"/>
-              <w:right w:type="dxa" w:w="120"/>
+              <w:top w:w="60" w:type="dxa"/>
+              <w:left w:w="120" w:type="dxa"/>
+              <w:bottom w:w="30" w:type="dxa"/>
+              <w:right w:w="120" w:type="dxa"/>
             </w:tcMar>
           </w:tcPr>
           <w:p>
@@ -857,14 +895,7 @@
             </w:pPr>
             <w:r>
               <w:rPr>
-                <w:rFonts w:eastAsia="Consolas" w:ascii="Consolas" w:cs="Consolas" w:hAnsi="Consolas"/>
-                <w:color w:val="646a73"/>
-                <w:sz w:val="22"/>
-              </w:rPr>
-            </w:r>
-            <w:r>
-              <w:rPr>
-                <w:rFonts w:eastAsia="Consolas" w:ascii="Consolas" w:cs="Consolas" w:hAnsi="Consolas"/>
+                <w:rFonts w:ascii="Consolas" w:hAnsi="Consolas" w:eastAsia="Consolas" w:cs="Consolas"/>
                 <w:sz w:val="22"/>
               </w:rPr>
               <w:t>趋势值 = 振幅 × sin(2π × t / 周期)</w:t>
@@ -881,22 +912,22 @@
       </w:pPr>
       <w:r>
         <w:rPr>
-          <w:rFonts w:eastAsia="等线" w:ascii="Arial" w:cs="Arial" w:hAnsi="Arial"/>
+          <w:rFonts w:ascii="Arial" w:hAnsi="Arial" w:eastAsia="等线" w:cs="Arial"/>
           <w:sz w:val="22"/>
         </w:rPr>
         <w:t xml:space="preserve">其中 </w:t>
       </w:r>
       <w:r>
         <w:rPr>
-          <w:rFonts w:eastAsia="Consolas" w:ascii="Consolas" w:cs="Consolas" w:hAnsi="Consolas"/>
-          <w:sz w:val="22"/>
-          <w:shd w:fill="EFF0F1"/>
+          <w:rFonts w:ascii="Consolas" w:hAnsi="Consolas" w:eastAsia="Consolas" w:cs="Consolas"/>
+          <w:sz w:val="22"/>
+          <w:shd w:val="clear" w:fill="EFF0F1"/>
         </w:rPr>
         <w:t>t</w:t>
       </w:r>
       <w:r>
         <w:rPr>
-          <w:rFonts w:eastAsia="等线" w:ascii="Arial" w:cs="Arial" w:hAnsi="Arial"/>
+          <w:rFonts w:ascii="Arial" w:hAnsi="Arial" w:eastAsia="等线" w:cs="Arial"/>
           <w:sz w:val="22"/>
         </w:rPr>
         <w:t xml:space="preserve"> 为当前运行时间（秒）。</w:t>
@@ -910,7 +941,7 @@
       </w:pPr>
       <w:r>
         <w:rPr>
-          <w:rFonts w:eastAsia="等线" w:ascii="Arial" w:cs="Arial" w:hAnsi="Arial"/>
+          <w:rFonts w:ascii="Arial" w:hAnsi="Arial" w:eastAsia="等线" w:cs="Arial"/>
           <w:sz w:val="22"/>
         </w:rPr>
         <w:t>各指标的正弦波振幅设定：</w:t>
@@ -918,17 +949,24 @@
     </w:p>
     <w:tbl>
       <w:tblPr>
+        <w:tblStyle w:val="2"/>
         <w:tblW w:w="0" w:type="auto"/>
         <w:tblInd w:w="0" w:type="dxa"/>
         <w:tblBorders>
-          <w:top w:val="single" w:color="dee0e3"/>
-          <w:left w:val="single" w:color="dee0e3"/>
-          <w:bottom w:val="single" w:color="dee0e3"/>
-          <w:right w:val="single" w:color="dee0e3"/>
-          <w:insideH w:val="single" w:color="dee0e3"/>
-          <w:insideV w:val="single" w:color="dee0e3"/>
+          <w:top w:val="single" w:color="DEE0E3" w:sz="0" w:space="0"/>
+          <w:left w:val="single" w:color="DEE0E3" w:sz="0" w:space="0"/>
+          <w:bottom w:val="single" w:color="DEE0E3" w:sz="0" w:space="0"/>
+          <w:right w:val="single" w:color="DEE0E3" w:sz="0" w:space="0"/>
+          <w:insideH w:val="single" w:color="DEE0E3" w:sz="0" w:space="0"/>
+          <w:insideV w:val="single" w:color="DEE0E3" w:sz="0" w:space="0"/>
         </w:tblBorders>
         <w:tblLayout w:type="fixed"/>
+        <w:tblCellMar>
+          <w:top w:w="0" w:type="dxa"/>
+          <w:left w:w="10" w:type="dxa"/>
+          <w:bottom w:w="0" w:type="dxa"/>
+          <w:right w:w="10" w:type="dxa"/>
+        </w:tblCellMar>
       </w:tblPr>
       <w:tblGrid>
         <w:gridCol w:w="1830"/>
@@ -936,14 +974,30 @@
         <w:gridCol w:w="4095"/>
       </w:tblGrid>
       <w:tr>
+        <w:tblPrEx>
+          <w:tblBorders>
+            <w:top w:val="single" w:color="DEE0E3" w:sz="0" w:space="0"/>
+            <w:left w:val="single" w:color="DEE0E3" w:sz="0" w:space="0"/>
+            <w:bottom w:val="single" w:color="DEE0E3" w:sz="0" w:space="0"/>
+            <w:right w:val="single" w:color="DEE0E3" w:sz="0" w:space="0"/>
+            <w:insideH w:val="single" w:color="DEE0E3" w:sz="0" w:space="0"/>
+            <w:insideV w:val="single" w:color="DEE0E3" w:sz="0" w:space="0"/>
+          </w:tblBorders>
+          <w:tblCellMar>
+            <w:top w:w="0" w:type="dxa"/>
+            <w:left w:w="10" w:type="dxa"/>
+            <w:bottom w:w="0" w:type="dxa"/>
+            <w:right w:w="10" w:type="dxa"/>
+          </w:tblCellMar>
+        </w:tblPrEx>
         <w:tc>
           <w:tcPr>
             <w:tcW w:w="1830" w:type="dxa"/>
             <w:tcMar>
-              <w:top w:type="dxa" w:w="60"/>
-              <w:left w:type="dxa" w:w="120"/>
-              <w:bottom w:type="dxa" w:w="30"/>
-              <w:right w:type="dxa" w:w="120"/>
+              <w:top w:w="60" w:type="dxa"/>
+              <w:left w:w="120" w:type="dxa"/>
+              <w:bottom w:w="30" w:type="dxa"/>
+              <w:right w:w="120" w:type="dxa"/>
             </w:tcMar>
           </w:tcPr>
           <w:p>
@@ -954,7 +1008,7 @@
             </w:pPr>
             <w:r>
               <w:rPr>
-                <w:rFonts w:eastAsia="等线" w:ascii="Arial" w:cs="Arial" w:hAnsi="Arial"/>
+                <w:rFonts w:ascii="Arial" w:hAnsi="Arial" w:eastAsia="等线" w:cs="Arial"/>
                 <w:sz w:val="22"/>
               </w:rPr>
               <w:t>指标</w:t>
@@ -965,10 +1019,10 @@
           <w:tcPr>
             <w:tcW w:w="1830" w:type="dxa"/>
             <w:tcMar>
-              <w:top w:type="dxa" w:w="60"/>
-              <w:left w:type="dxa" w:w="120"/>
-              <w:bottom w:type="dxa" w:w="30"/>
-              <w:right w:type="dxa" w:w="120"/>
+              <w:top w:w="60" w:type="dxa"/>
+              <w:left w:w="120" w:type="dxa"/>
+              <w:bottom w:w="30" w:type="dxa"/>
+              <w:right w:w="120" w:type="dxa"/>
             </w:tcMar>
           </w:tcPr>
           <w:p>
@@ -979,7 +1033,7 @@
             </w:pPr>
             <w:r>
               <w:rPr>
-                <w:rFonts w:eastAsia="等线" w:ascii="Arial" w:cs="Arial" w:hAnsi="Arial"/>
+                <w:rFonts w:ascii="Arial" w:hAnsi="Arial" w:eastAsia="等线" w:cs="Arial"/>
                 <w:sz w:val="22"/>
               </w:rPr>
               <w:t>振幅</w:t>
@@ -990,10 +1044,10 @@
           <w:tcPr>
             <w:tcW w:w="4095" w:type="dxa"/>
             <w:tcMar>
-              <w:top w:type="dxa" w:w="60"/>
-              <w:left w:type="dxa" w:w="120"/>
-              <w:bottom w:type="dxa" w:w="30"/>
-              <w:right w:type="dxa" w:w="120"/>
+              <w:top w:w="60" w:type="dxa"/>
+              <w:left w:w="120" w:type="dxa"/>
+              <w:bottom w:w="30" w:type="dxa"/>
+              <w:right w:w="120" w:type="dxa"/>
             </w:tcMar>
           </w:tcPr>
           <w:p>
@@ -1004,7 +1058,7 @@
             </w:pPr>
             <w:r>
               <w:rPr>
-                <w:rFonts w:eastAsia="等线" w:ascii="Arial" w:cs="Arial" w:hAnsi="Arial"/>
+                <w:rFonts w:ascii="Arial" w:hAnsi="Arial" w:eastAsia="等线" w:cs="Arial"/>
                 <w:sz w:val="22"/>
               </w:rPr>
               <w:t>说明</w:t>
@@ -1013,14 +1067,30 @@
         </w:tc>
       </w:tr>
       <w:tr>
+        <w:tblPrEx>
+          <w:tblBorders>
+            <w:top w:val="single" w:color="DEE0E3" w:sz="0" w:space="0"/>
+            <w:left w:val="single" w:color="DEE0E3" w:sz="0" w:space="0"/>
+            <w:bottom w:val="single" w:color="DEE0E3" w:sz="0" w:space="0"/>
+            <w:right w:val="single" w:color="DEE0E3" w:sz="0" w:space="0"/>
+            <w:insideH w:val="single" w:color="DEE0E3" w:sz="0" w:space="0"/>
+            <w:insideV w:val="single" w:color="DEE0E3" w:sz="0" w:space="0"/>
+          </w:tblBorders>
+          <w:tblCellMar>
+            <w:top w:w="0" w:type="dxa"/>
+            <w:left w:w="10" w:type="dxa"/>
+            <w:bottom w:w="0" w:type="dxa"/>
+            <w:right w:w="10" w:type="dxa"/>
+          </w:tblCellMar>
+        </w:tblPrEx>
         <w:tc>
           <w:tcPr>
             <w:tcW w:w="1830" w:type="dxa"/>
             <w:tcMar>
-              <w:top w:type="dxa" w:w="60"/>
-              <w:left w:type="dxa" w:w="120"/>
-              <w:bottom w:type="dxa" w:w="30"/>
-              <w:right w:type="dxa" w:w="120"/>
+              <w:top w:w="60" w:type="dxa"/>
+              <w:left w:w="120" w:type="dxa"/>
+              <w:bottom w:w="30" w:type="dxa"/>
+              <w:right w:w="120" w:type="dxa"/>
             </w:tcMar>
           </w:tcPr>
           <w:p>
@@ -1031,7 +1101,7 @@
             </w:pPr>
             <w:r>
               <w:rPr>
-                <w:rFonts w:eastAsia="等线" w:ascii="Arial" w:cs="Arial" w:hAnsi="Arial"/>
+                <w:rFonts w:ascii="Arial" w:hAnsi="Arial" w:eastAsia="等线" w:cs="Arial"/>
                 <w:sz w:val="22"/>
               </w:rPr>
               <w:t>风温</w:t>
@@ -1042,10 +1112,10 @@
           <w:tcPr>
             <w:tcW w:w="1830" w:type="dxa"/>
             <w:tcMar>
-              <w:top w:type="dxa" w:w="60"/>
-              <w:left w:type="dxa" w:w="120"/>
-              <w:bottom w:type="dxa" w:w="30"/>
-              <w:right w:type="dxa" w:w="120"/>
+              <w:top w:w="60" w:type="dxa"/>
+              <w:left w:w="120" w:type="dxa"/>
+              <w:bottom w:w="30" w:type="dxa"/>
+              <w:right w:w="120" w:type="dxa"/>
             </w:tcMar>
           </w:tcPr>
           <w:p>
@@ -1056,7 +1126,7 @@
             </w:pPr>
             <w:r>
               <w:rPr>
-                <w:rFonts w:eastAsia="等线" w:ascii="Arial" w:cs="Arial" w:hAnsi="Arial"/>
+                <w:rFonts w:ascii="Arial" w:hAnsi="Arial" w:eastAsia="等线" w:cs="Arial"/>
                 <w:sz w:val="22"/>
               </w:rPr>
               <w:t>30 ℃</w:t>
@@ -1067,10 +1137,10 @@
           <w:tcPr>
             <w:tcW w:w="4095" w:type="dxa"/>
             <w:tcMar>
-              <w:top w:type="dxa" w:w="60"/>
-              <w:left w:type="dxa" w:w="120"/>
-              <w:bottom w:type="dxa" w:w="30"/>
-              <w:right w:type="dxa" w:w="120"/>
+              <w:top w:w="60" w:type="dxa"/>
+              <w:left w:w="120" w:type="dxa"/>
+              <w:bottom w:w="30" w:type="dxa"/>
+              <w:right w:w="120" w:type="dxa"/>
             </w:tcMar>
           </w:tcPr>
           <w:p>
@@ -1081,7 +1151,7 @@
             </w:pPr>
             <w:r>
               <w:rPr>
-                <w:rFonts w:eastAsia="等线" w:ascii="Arial" w:cs="Arial" w:hAnsi="Arial"/>
+                <w:rFonts w:ascii="Arial" w:hAnsi="Arial" w:eastAsia="等线" w:cs="Arial"/>
                 <w:sz w:val="22"/>
               </w:rPr>
               <w:t>波动范围约 ±30℃</w:t>
@@ -1090,14 +1160,30 @@
         </w:tc>
       </w:tr>
       <w:tr>
+        <w:tblPrEx>
+          <w:tblBorders>
+            <w:top w:val="single" w:color="DEE0E3" w:sz="0" w:space="0"/>
+            <w:left w:val="single" w:color="DEE0E3" w:sz="0" w:space="0"/>
+            <w:bottom w:val="single" w:color="DEE0E3" w:sz="0" w:space="0"/>
+            <w:right w:val="single" w:color="DEE0E3" w:sz="0" w:space="0"/>
+            <w:insideH w:val="single" w:color="DEE0E3" w:sz="0" w:space="0"/>
+            <w:insideV w:val="single" w:color="DEE0E3" w:sz="0" w:space="0"/>
+          </w:tblBorders>
+          <w:tblCellMar>
+            <w:top w:w="0" w:type="dxa"/>
+            <w:left w:w="10" w:type="dxa"/>
+            <w:bottom w:w="0" w:type="dxa"/>
+            <w:right w:w="10" w:type="dxa"/>
+          </w:tblCellMar>
+        </w:tblPrEx>
         <w:tc>
           <w:tcPr>
             <w:tcW w:w="1830" w:type="dxa"/>
             <w:tcMar>
-              <w:top w:type="dxa" w:w="60"/>
-              <w:left w:type="dxa" w:w="120"/>
-              <w:bottom w:type="dxa" w:w="30"/>
-              <w:right w:type="dxa" w:w="120"/>
+              <w:top w:w="60" w:type="dxa"/>
+              <w:left w:w="120" w:type="dxa"/>
+              <w:bottom w:w="30" w:type="dxa"/>
+              <w:right w:w="120" w:type="dxa"/>
             </w:tcMar>
           </w:tcPr>
           <w:p>
@@ -1108,7 +1194,7 @@
             </w:pPr>
             <w:r>
               <w:rPr>
-                <w:rFonts w:eastAsia="等线" w:ascii="Arial" w:cs="Arial" w:hAnsi="Arial"/>
+                <w:rFonts w:ascii="Arial" w:hAnsi="Arial" w:eastAsia="等线" w:cs="Arial"/>
                 <w:sz w:val="22"/>
               </w:rPr>
               <w:t>炉压</w:t>
@@ -1119,10 +1205,10 @@
           <w:tcPr>
             <w:tcW w:w="1830" w:type="dxa"/>
             <w:tcMar>
-              <w:top w:type="dxa" w:w="60"/>
-              <w:left w:type="dxa" w:w="120"/>
-              <w:bottom w:type="dxa" w:w="30"/>
-              <w:right w:type="dxa" w:w="120"/>
+              <w:top w:w="60" w:type="dxa"/>
+              <w:left w:w="120" w:type="dxa"/>
+              <w:bottom w:w="30" w:type="dxa"/>
+              <w:right w:w="120" w:type="dxa"/>
             </w:tcMar>
           </w:tcPr>
           <w:p>
@@ -1133,7 +1219,7 @@
             </w:pPr>
             <w:r>
               <w:rPr>
-                <w:rFonts w:eastAsia="等线" w:ascii="Arial" w:cs="Arial" w:hAnsi="Arial"/>
+                <w:rFonts w:ascii="Arial" w:hAnsi="Arial" w:eastAsia="等线" w:cs="Arial"/>
                 <w:sz w:val="22"/>
               </w:rPr>
               <w:t>20 kPa</w:t>
@@ -1144,10 +1230,10 @@
           <w:tcPr>
             <w:tcW w:w="4095" w:type="dxa"/>
             <w:tcMar>
-              <w:top w:type="dxa" w:w="60"/>
-              <w:left w:type="dxa" w:w="120"/>
-              <w:bottom w:type="dxa" w:w="30"/>
-              <w:right w:type="dxa" w:w="120"/>
+              <w:top w:w="60" w:type="dxa"/>
+              <w:left w:w="120" w:type="dxa"/>
+              <w:bottom w:w="30" w:type="dxa"/>
+              <w:right w:w="120" w:type="dxa"/>
             </w:tcMar>
           </w:tcPr>
           <w:p>
@@ -1158,7 +1244,7 @@
             </w:pPr>
             <w:r>
               <w:rPr>
-                <w:rFonts w:eastAsia="等线" w:ascii="Arial" w:cs="Arial" w:hAnsi="Arial"/>
+                <w:rFonts w:ascii="Arial" w:hAnsi="Arial" w:eastAsia="等线" w:cs="Arial"/>
                 <w:sz w:val="22"/>
               </w:rPr>
               <w:t>波动范围约 ±20kPa</w:t>
@@ -1167,14 +1253,30 @@
         </w:tc>
       </w:tr>
       <w:tr>
+        <w:tblPrEx>
+          <w:tblBorders>
+            <w:top w:val="single" w:color="DEE0E3" w:sz="0" w:space="0"/>
+            <w:left w:val="single" w:color="DEE0E3" w:sz="0" w:space="0"/>
+            <w:bottom w:val="single" w:color="DEE0E3" w:sz="0" w:space="0"/>
+            <w:right w:val="single" w:color="DEE0E3" w:sz="0" w:space="0"/>
+            <w:insideH w:val="single" w:color="DEE0E3" w:sz="0" w:space="0"/>
+            <w:insideV w:val="single" w:color="DEE0E3" w:sz="0" w:space="0"/>
+          </w:tblBorders>
+          <w:tblCellMar>
+            <w:top w:w="0" w:type="dxa"/>
+            <w:left w:w="10" w:type="dxa"/>
+            <w:bottom w:w="0" w:type="dxa"/>
+            <w:right w:w="10" w:type="dxa"/>
+          </w:tblCellMar>
+        </w:tblPrEx>
         <w:tc>
           <w:tcPr>
             <w:tcW w:w="1830" w:type="dxa"/>
             <w:tcMar>
-              <w:top w:type="dxa" w:w="60"/>
-              <w:left w:type="dxa" w:w="120"/>
-              <w:bottom w:type="dxa" w:w="30"/>
-              <w:right w:type="dxa" w:w="120"/>
+              <w:top w:w="60" w:type="dxa"/>
+              <w:left w:w="120" w:type="dxa"/>
+              <w:bottom w:w="30" w:type="dxa"/>
+              <w:right w:w="120" w:type="dxa"/>
             </w:tcMar>
           </w:tcPr>
           <w:p>
@@ -1185,7 +1287,7 @@
             </w:pPr>
             <w:r>
               <w:rPr>
-                <w:rFonts w:eastAsia="等线" w:ascii="Arial" w:cs="Arial" w:hAnsi="Arial"/>
+                <w:rFonts w:ascii="Arial" w:hAnsi="Arial" w:eastAsia="等线" w:cs="Arial"/>
                 <w:sz w:val="22"/>
               </w:rPr>
               <w:t>透气性</w:t>
@@ -1196,10 +1298,10 @@
           <w:tcPr>
             <w:tcW w:w="1830" w:type="dxa"/>
             <w:tcMar>
-              <w:top w:type="dxa" w:w="60"/>
-              <w:left w:type="dxa" w:w="120"/>
-              <w:bottom w:type="dxa" w:w="30"/>
-              <w:right w:type="dxa" w:w="120"/>
+              <w:top w:w="60" w:type="dxa"/>
+              <w:left w:w="120" w:type="dxa"/>
+              <w:bottom w:w="30" w:type="dxa"/>
+              <w:right w:w="120" w:type="dxa"/>
             </w:tcMar>
           </w:tcPr>
           <w:p>
@@ -1210,7 +1312,7 @@
             </w:pPr>
             <w:r>
               <w:rPr>
-                <w:rFonts w:eastAsia="等线" w:ascii="Arial" w:cs="Arial" w:hAnsi="Arial"/>
+                <w:rFonts w:ascii="Arial" w:hAnsi="Arial" w:eastAsia="等线" w:cs="Arial"/>
                 <w:sz w:val="22"/>
               </w:rPr>
               <w:t>0.15</w:t>
@@ -1221,10 +1323,10 @@
           <w:tcPr>
             <w:tcW w:w="4095" w:type="dxa"/>
             <w:tcMar>
-              <w:top w:type="dxa" w:w="60"/>
-              <w:left w:type="dxa" w:w="120"/>
-              <w:bottom w:type="dxa" w:w="30"/>
-              <w:right w:type="dxa" w:w="120"/>
+              <w:top w:w="60" w:type="dxa"/>
+              <w:left w:w="120" w:type="dxa"/>
+              <w:bottom w:w="30" w:type="dxa"/>
+              <w:right w:w="120" w:type="dxa"/>
             </w:tcMar>
           </w:tcPr>
           <w:p>
@@ -1235,7 +1337,7 @@
             </w:pPr>
             <w:r>
               <w:rPr>
-                <w:rFonts w:eastAsia="等线" w:ascii="Arial" w:cs="Arial" w:hAnsi="Arial"/>
+                <w:rFonts w:ascii="Arial" w:hAnsi="Arial" w:eastAsia="等线" w:cs="Arial"/>
                 <w:sz w:val="22"/>
               </w:rPr>
               <w:t>波动范围约 ±0.15</w:t>
@@ -1246,17 +1348,16 @@
     </w:tbl>
     <w:p>
       <w:pPr>
-        <w:pStyle w:val="3"/>
         <w:spacing w:before="300" w:after="120" w:line="288" w:lineRule="auto"/>
         <w:ind w:left="0"/>
         <w:jc w:val="left"/>
         <w:outlineLvl w:val="2"/>
       </w:pPr>
-      <w:bookmarkStart w:name="heading_6" w:id="6"/>
-      <w:r>
-        <w:rPr>
-          <w:rFonts w:eastAsia="等线" w:ascii="Arial" w:cs="Arial" w:hAnsi="Arial"/>
-          <w:b w:val="true"/>
+      <w:bookmarkStart w:id="6" w:name="heading_6"/>
+      <w:r>
+        <w:rPr>
+          <w:rFonts w:ascii="Arial" w:hAnsi="Arial" w:eastAsia="等线" w:cs="Arial"/>
+          <w:b/>
           <w:sz w:val="30"/>
         </w:rPr>
         <w:t>2.4 噪声项：高斯随机噪声</w:t>
@@ -1271,7 +1372,7 @@
       </w:pPr>
       <w:r>
         <w:rPr>
-          <w:rFonts w:eastAsia="等线" w:ascii="Arial" w:cs="Arial" w:hAnsi="Arial"/>
+          <w:rFonts w:ascii="Arial" w:hAnsi="Arial" w:eastAsia="等线" w:cs="Arial"/>
           <w:sz w:val="22"/>
         </w:rPr>
         <w:t>添加高斯随机噪声模拟传感器采集误差。</w:t>
@@ -1280,6 +1381,7 @@
     <w:p>
       <w:pPr>
         <w:numPr>
+          <w:ilvl w:val="0"/>
           <w:numId w:val="9"/>
         </w:numPr>
         <w:spacing w:before="120" w:after="120" w:line="288" w:lineRule="auto"/>
@@ -1288,15 +1390,15 @@
       </w:pPr>
       <w:r>
         <w:rPr>
-          <w:rFonts w:eastAsia="等线" w:ascii="Arial" w:cs="Arial" w:hAnsi="Arial"/>
-          <w:b w:val="true"/>
+          <w:rFonts w:ascii="Arial" w:hAnsi="Arial" w:eastAsia="等线" w:cs="Arial"/>
+          <w:b/>
           <w:sz w:val="22"/>
         </w:rPr>
         <w:t>分布</w:t>
       </w:r>
       <w:r>
         <w:rPr>
-          <w:rFonts w:eastAsia="等线" w:ascii="Arial" w:cs="Arial" w:hAnsi="Arial"/>
+          <w:rFonts w:ascii="Arial" w:hAnsi="Arial" w:eastAsia="等线" w:cs="Arial"/>
           <w:sz w:val="22"/>
         </w:rPr>
         <w:t>：正态分布（高斯分布）</w:t>
@@ -1305,6 +1407,7 @@
     <w:p>
       <w:pPr>
         <w:numPr>
+          <w:ilvl w:val="0"/>
           <w:numId w:val="10"/>
         </w:numPr>
         <w:spacing w:before="120" w:after="120" w:line="288" w:lineRule="auto"/>
@@ -1313,15 +1416,15 @@
       </w:pPr>
       <w:r>
         <w:rPr>
-          <w:rFonts w:eastAsia="等线" w:ascii="Arial" w:cs="Arial" w:hAnsi="Arial"/>
-          <w:b w:val="true"/>
+          <w:rFonts w:ascii="Arial" w:hAnsi="Arial" w:eastAsia="等线" w:cs="Arial"/>
+          <w:b/>
           <w:sz w:val="22"/>
         </w:rPr>
         <w:t>均值</w:t>
       </w:r>
       <w:r>
         <w:rPr>
-          <w:rFonts w:eastAsia="等线" w:ascii="Arial" w:cs="Arial" w:hAnsi="Arial"/>
+          <w:rFonts w:ascii="Arial" w:hAnsi="Arial" w:eastAsia="等线" w:cs="Arial"/>
           <w:sz w:val="22"/>
         </w:rPr>
         <w:t>：0</w:t>
@@ -1330,6 +1433,7 @@
     <w:p>
       <w:pPr>
         <w:numPr>
+          <w:ilvl w:val="0"/>
           <w:numId w:val="11"/>
         </w:numPr>
         <w:spacing w:before="120" w:after="120" w:line="288" w:lineRule="auto"/>
@@ -1338,15 +1442,15 @@
       </w:pPr>
       <w:r>
         <w:rPr>
-          <w:rFonts w:eastAsia="等线" w:ascii="Arial" w:cs="Arial" w:hAnsi="Arial"/>
-          <w:b w:val="true"/>
+          <w:rFonts w:ascii="Arial" w:hAnsi="Arial" w:eastAsia="等线" w:cs="Arial"/>
+          <w:b/>
           <w:sz w:val="22"/>
         </w:rPr>
         <w:t>标准差</w:t>
       </w:r>
       <w:r>
         <w:rPr>
-          <w:rFonts w:eastAsia="等线" w:ascii="Arial" w:cs="Arial" w:hAnsi="Arial"/>
+          <w:rFonts w:ascii="Arial" w:hAnsi="Arial" w:eastAsia="等线" w:cs="Arial"/>
           <w:sz w:val="22"/>
         </w:rPr>
         <w:t>：根据各指标特性设定</w:t>
@@ -1360,7 +1464,7 @@
       </w:pPr>
       <w:r>
         <w:rPr>
-          <w:rFonts w:eastAsia="等线" w:ascii="Arial" w:cs="Arial" w:hAnsi="Arial"/>
+          <w:rFonts w:ascii="Arial" w:hAnsi="Arial" w:eastAsia="等线" w:cs="Arial"/>
           <w:sz w:val="22"/>
         </w:rPr>
         <w:t>各指标的噪声标准差设定：</w:t>
@@ -1368,17 +1472,24 @@
     </w:p>
     <w:tbl>
       <w:tblPr>
+        <w:tblStyle w:val="2"/>
         <w:tblW w:w="0" w:type="auto"/>
         <w:tblInd w:w="0" w:type="dxa"/>
         <w:tblBorders>
-          <w:top w:val="single" w:color="dee0e3"/>
-          <w:left w:val="single" w:color="dee0e3"/>
-          <w:bottom w:val="single" w:color="dee0e3"/>
-          <w:right w:val="single" w:color="dee0e3"/>
-          <w:insideH w:val="single" w:color="dee0e3"/>
-          <w:insideV w:val="single" w:color="dee0e3"/>
+          <w:top w:val="single" w:color="DEE0E3" w:sz="0" w:space="0"/>
+          <w:left w:val="single" w:color="DEE0E3" w:sz="0" w:space="0"/>
+          <w:bottom w:val="single" w:color="DEE0E3" w:sz="0" w:space="0"/>
+          <w:right w:val="single" w:color="DEE0E3" w:sz="0" w:space="0"/>
+          <w:insideH w:val="single" w:color="DEE0E3" w:sz="0" w:space="0"/>
+          <w:insideV w:val="single" w:color="DEE0E3" w:sz="0" w:space="0"/>
         </w:tblBorders>
         <w:tblLayout w:type="fixed"/>
+        <w:tblCellMar>
+          <w:top w:w="0" w:type="dxa"/>
+          <w:left w:w="10" w:type="dxa"/>
+          <w:bottom w:w="0" w:type="dxa"/>
+          <w:right w:w="10" w:type="dxa"/>
+        </w:tblCellMar>
       </w:tblPr>
       <w:tblGrid>
         <w:gridCol w:w="1515"/>
@@ -1386,14 +1497,30 @@
         <w:gridCol w:w="4095"/>
       </w:tblGrid>
       <w:tr>
+        <w:tblPrEx>
+          <w:tblBorders>
+            <w:top w:val="single" w:color="DEE0E3" w:sz="0" w:space="0"/>
+            <w:left w:val="single" w:color="DEE0E3" w:sz="0" w:space="0"/>
+            <w:bottom w:val="single" w:color="DEE0E3" w:sz="0" w:space="0"/>
+            <w:right w:val="single" w:color="DEE0E3" w:sz="0" w:space="0"/>
+            <w:insideH w:val="single" w:color="DEE0E3" w:sz="0" w:space="0"/>
+            <w:insideV w:val="single" w:color="DEE0E3" w:sz="0" w:space="0"/>
+          </w:tblBorders>
+          <w:tblCellMar>
+            <w:top w:w="0" w:type="dxa"/>
+            <w:left w:w="10" w:type="dxa"/>
+            <w:bottom w:w="0" w:type="dxa"/>
+            <w:right w:w="10" w:type="dxa"/>
+          </w:tblCellMar>
+        </w:tblPrEx>
         <w:tc>
           <w:tcPr>
             <w:tcW w:w="1515" w:type="dxa"/>
             <w:tcMar>
-              <w:top w:type="dxa" w:w="60"/>
-              <w:left w:type="dxa" w:w="120"/>
-              <w:bottom w:type="dxa" w:w="30"/>
-              <w:right w:type="dxa" w:w="120"/>
+              <w:top w:w="60" w:type="dxa"/>
+              <w:left w:w="120" w:type="dxa"/>
+              <w:bottom w:w="30" w:type="dxa"/>
+              <w:right w:w="120" w:type="dxa"/>
             </w:tcMar>
           </w:tcPr>
           <w:p>
@@ -1404,7 +1531,7 @@
             </w:pPr>
             <w:r>
               <w:rPr>
-                <w:rFonts w:eastAsia="等线" w:ascii="Arial" w:cs="Arial" w:hAnsi="Arial"/>
+                <w:rFonts w:ascii="Arial" w:hAnsi="Arial" w:eastAsia="等线" w:cs="Arial"/>
                 <w:sz w:val="22"/>
               </w:rPr>
               <w:t>指标</w:t>
@@ -1415,10 +1542,10 @@
           <w:tcPr>
             <w:tcW w:w="2670" w:type="dxa"/>
             <w:tcMar>
-              <w:top w:type="dxa" w:w="60"/>
-              <w:left w:type="dxa" w:w="120"/>
-              <w:bottom w:type="dxa" w:w="30"/>
-              <w:right w:type="dxa" w:w="120"/>
+              <w:top w:w="60" w:type="dxa"/>
+              <w:left w:w="120" w:type="dxa"/>
+              <w:bottom w:w="30" w:type="dxa"/>
+              <w:right w:w="120" w:type="dxa"/>
             </w:tcMar>
           </w:tcPr>
           <w:p>
@@ -1429,7 +1556,7 @@
             </w:pPr>
             <w:r>
               <w:rPr>
-                <w:rFonts w:eastAsia="等线" w:ascii="Arial" w:cs="Arial" w:hAnsi="Arial"/>
+                <w:rFonts w:ascii="Arial" w:hAnsi="Arial" w:eastAsia="等线" w:cs="Arial"/>
                 <w:sz w:val="22"/>
               </w:rPr>
               <w:t>标准差（抖动幅度）</w:t>
@@ -1440,10 +1567,10 @@
           <w:tcPr>
             <w:tcW w:w="4095" w:type="dxa"/>
             <w:tcMar>
-              <w:top w:type="dxa" w:w="60"/>
-              <w:left w:type="dxa" w:w="120"/>
-              <w:bottom w:type="dxa" w:w="30"/>
-              <w:right w:type="dxa" w:w="120"/>
+              <w:top w:w="60" w:type="dxa"/>
+              <w:left w:w="120" w:type="dxa"/>
+              <w:bottom w:w="30" w:type="dxa"/>
+              <w:right w:w="120" w:type="dxa"/>
             </w:tcMar>
           </w:tcPr>
           <w:p>
@@ -1454,7 +1581,7 @@
             </w:pPr>
             <w:r>
               <w:rPr>
-                <w:rFonts w:eastAsia="等线" w:ascii="Arial" w:cs="Arial" w:hAnsi="Arial"/>
+                <w:rFonts w:ascii="Arial" w:hAnsi="Arial" w:eastAsia="等线" w:cs="Arial"/>
                 <w:sz w:val="22"/>
               </w:rPr>
               <w:t>说明</w:t>
@@ -1463,14 +1590,30 @@
         </w:tc>
       </w:tr>
       <w:tr>
+        <w:tblPrEx>
+          <w:tblBorders>
+            <w:top w:val="single" w:color="DEE0E3" w:sz="0" w:space="0"/>
+            <w:left w:val="single" w:color="DEE0E3" w:sz="0" w:space="0"/>
+            <w:bottom w:val="single" w:color="DEE0E3" w:sz="0" w:space="0"/>
+            <w:right w:val="single" w:color="DEE0E3" w:sz="0" w:space="0"/>
+            <w:insideH w:val="single" w:color="DEE0E3" w:sz="0" w:space="0"/>
+            <w:insideV w:val="single" w:color="DEE0E3" w:sz="0" w:space="0"/>
+          </w:tblBorders>
+          <w:tblCellMar>
+            <w:top w:w="0" w:type="dxa"/>
+            <w:left w:w="10" w:type="dxa"/>
+            <w:bottom w:w="0" w:type="dxa"/>
+            <w:right w:w="10" w:type="dxa"/>
+          </w:tblCellMar>
+        </w:tblPrEx>
         <w:tc>
           <w:tcPr>
             <w:tcW w:w="1515" w:type="dxa"/>
             <w:tcMar>
-              <w:top w:type="dxa" w:w="60"/>
-              <w:left w:type="dxa" w:w="120"/>
-              <w:bottom w:type="dxa" w:w="30"/>
-              <w:right w:type="dxa" w:w="120"/>
+              <w:top w:w="60" w:type="dxa"/>
+              <w:left w:w="120" w:type="dxa"/>
+              <w:bottom w:w="30" w:type="dxa"/>
+              <w:right w:w="120" w:type="dxa"/>
             </w:tcMar>
           </w:tcPr>
           <w:p>
@@ -1481,7 +1624,7 @@
             </w:pPr>
             <w:r>
               <w:rPr>
-                <w:rFonts w:eastAsia="等线" w:ascii="Arial" w:cs="Arial" w:hAnsi="Arial"/>
+                <w:rFonts w:ascii="Arial" w:hAnsi="Arial" w:eastAsia="等线" w:cs="Arial"/>
                 <w:sz w:val="22"/>
               </w:rPr>
               <w:t>风温</w:t>
@@ -1492,10 +1635,10 @@
           <w:tcPr>
             <w:tcW w:w="2670" w:type="dxa"/>
             <w:tcMar>
-              <w:top w:type="dxa" w:w="60"/>
-              <w:left w:type="dxa" w:w="120"/>
-              <w:bottom w:type="dxa" w:w="30"/>
-              <w:right w:type="dxa" w:w="120"/>
+              <w:top w:w="60" w:type="dxa"/>
+              <w:left w:w="120" w:type="dxa"/>
+              <w:bottom w:w="30" w:type="dxa"/>
+              <w:right w:w="120" w:type="dxa"/>
             </w:tcMar>
           </w:tcPr>
           <w:p>
@@ -1506,7 +1649,7 @@
             </w:pPr>
             <w:r>
               <w:rPr>
-                <w:rFonts w:eastAsia="等线" w:ascii="Arial" w:cs="Arial" w:hAnsi="Arial"/>
+                <w:rFonts w:ascii="Arial" w:hAnsi="Arial" w:eastAsia="等线" w:cs="Arial"/>
                 <w:sz w:val="22"/>
               </w:rPr>
               <w:t>±5 ℃</w:t>
@@ -1517,10 +1660,10 @@
           <w:tcPr>
             <w:tcW w:w="4095" w:type="dxa"/>
             <w:tcMar>
-              <w:top w:type="dxa" w:w="60"/>
-              <w:left w:type="dxa" w:w="120"/>
-              <w:bottom w:type="dxa" w:w="30"/>
-              <w:right w:type="dxa" w:w="120"/>
+              <w:top w:w="60" w:type="dxa"/>
+              <w:left w:w="120" w:type="dxa"/>
+              <w:bottom w:w="30" w:type="dxa"/>
+              <w:right w:w="120" w:type="dxa"/>
             </w:tcMar>
           </w:tcPr>
           <w:p>
@@ -1531,7 +1674,7 @@
             </w:pPr>
             <w:r>
               <w:rPr>
-                <w:rFonts w:eastAsia="等线" w:ascii="Arial" w:cs="Arial" w:hAnsi="Arial"/>
+                <w:rFonts w:ascii="Arial" w:hAnsi="Arial" w:eastAsia="等线" w:cs="Arial"/>
                 <w:sz w:val="22"/>
               </w:rPr>
               <w:t>传感器采集误差约 ±5℃</w:t>
@@ -1540,14 +1683,30 @@
         </w:tc>
       </w:tr>
       <w:tr>
+        <w:tblPrEx>
+          <w:tblBorders>
+            <w:top w:val="single" w:color="DEE0E3" w:sz="0" w:space="0"/>
+            <w:left w:val="single" w:color="DEE0E3" w:sz="0" w:space="0"/>
+            <w:bottom w:val="single" w:color="DEE0E3" w:sz="0" w:space="0"/>
+            <w:right w:val="single" w:color="DEE0E3" w:sz="0" w:space="0"/>
+            <w:insideH w:val="single" w:color="DEE0E3" w:sz="0" w:space="0"/>
+            <w:insideV w:val="single" w:color="DEE0E3" w:sz="0" w:space="0"/>
+          </w:tblBorders>
+          <w:tblCellMar>
+            <w:top w:w="0" w:type="dxa"/>
+            <w:left w:w="10" w:type="dxa"/>
+            <w:bottom w:w="0" w:type="dxa"/>
+            <w:right w:w="10" w:type="dxa"/>
+          </w:tblCellMar>
+        </w:tblPrEx>
         <w:tc>
           <w:tcPr>
             <w:tcW w:w="1515" w:type="dxa"/>
             <w:tcMar>
-              <w:top w:type="dxa" w:w="60"/>
-              <w:left w:type="dxa" w:w="120"/>
-              <w:bottom w:type="dxa" w:w="30"/>
-              <w:right w:type="dxa" w:w="120"/>
+              <w:top w:w="60" w:type="dxa"/>
+              <w:left w:w="120" w:type="dxa"/>
+              <w:bottom w:w="30" w:type="dxa"/>
+              <w:right w:w="120" w:type="dxa"/>
             </w:tcMar>
           </w:tcPr>
           <w:p>
@@ -1558,7 +1717,7 @@
             </w:pPr>
             <w:r>
               <w:rPr>
-                <w:rFonts w:eastAsia="等线" w:ascii="Arial" w:cs="Arial" w:hAnsi="Arial"/>
+                <w:rFonts w:ascii="Arial" w:hAnsi="Arial" w:eastAsia="等线" w:cs="Arial"/>
                 <w:sz w:val="22"/>
               </w:rPr>
               <w:t>炉压</w:t>
@@ -1569,10 +1728,10 @@
           <w:tcPr>
             <w:tcW w:w="2670" w:type="dxa"/>
             <w:tcMar>
-              <w:top w:type="dxa" w:w="60"/>
-              <w:left w:type="dxa" w:w="120"/>
-              <w:bottom w:type="dxa" w:w="30"/>
-              <w:right w:type="dxa" w:w="120"/>
+              <w:top w:w="60" w:type="dxa"/>
+              <w:left w:w="120" w:type="dxa"/>
+              <w:bottom w:w="30" w:type="dxa"/>
+              <w:right w:w="120" w:type="dxa"/>
             </w:tcMar>
           </w:tcPr>
           <w:p>
@@ -1583,7 +1742,7 @@
             </w:pPr>
             <w:r>
               <w:rPr>
-                <w:rFonts w:eastAsia="等线" w:ascii="Arial" w:cs="Arial" w:hAnsi="Arial"/>
+                <w:rFonts w:ascii="Arial" w:hAnsi="Arial" w:eastAsia="等线" w:cs="Arial"/>
                 <w:sz w:val="22"/>
               </w:rPr>
               <w:t>±3 kPa</w:t>
@@ -1594,10 +1753,10 @@
           <w:tcPr>
             <w:tcW w:w="4095" w:type="dxa"/>
             <w:tcMar>
-              <w:top w:type="dxa" w:w="60"/>
-              <w:left w:type="dxa" w:w="120"/>
-              <w:bottom w:type="dxa" w:w="30"/>
-              <w:right w:type="dxa" w:w="120"/>
+              <w:top w:w="60" w:type="dxa"/>
+              <w:left w:w="120" w:type="dxa"/>
+              <w:bottom w:w="30" w:type="dxa"/>
+              <w:right w:w="120" w:type="dxa"/>
             </w:tcMar>
           </w:tcPr>
           <w:p>
@@ -1608,7 +1767,7 @@
             </w:pPr>
             <w:r>
               <w:rPr>
-                <w:rFonts w:eastAsia="等线" w:ascii="Arial" w:cs="Arial" w:hAnsi="Arial"/>
+                <w:rFonts w:ascii="Arial" w:hAnsi="Arial" w:eastAsia="等线" w:cs="Arial"/>
                 <w:sz w:val="22"/>
               </w:rPr>
               <w:t>传感器采集误差约 ±3kPa</w:t>
@@ -1617,14 +1776,30 @@
         </w:tc>
       </w:tr>
       <w:tr>
+        <w:tblPrEx>
+          <w:tblBorders>
+            <w:top w:val="single" w:color="DEE0E3" w:sz="0" w:space="0"/>
+            <w:left w:val="single" w:color="DEE0E3" w:sz="0" w:space="0"/>
+            <w:bottom w:val="single" w:color="DEE0E3" w:sz="0" w:space="0"/>
+            <w:right w:val="single" w:color="DEE0E3" w:sz="0" w:space="0"/>
+            <w:insideH w:val="single" w:color="DEE0E3" w:sz="0" w:space="0"/>
+            <w:insideV w:val="single" w:color="DEE0E3" w:sz="0" w:space="0"/>
+          </w:tblBorders>
+          <w:tblCellMar>
+            <w:top w:w="0" w:type="dxa"/>
+            <w:left w:w="10" w:type="dxa"/>
+            <w:bottom w:w="0" w:type="dxa"/>
+            <w:right w:w="10" w:type="dxa"/>
+          </w:tblCellMar>
+        </w:tblPrEx>
         <w:tc>
           <w:tcPr>
             <w:tcW w:w="1515" w:type="dxa"/>
             <w:tcMar>
-              <w:top w:type="dxa" w:w="60"/>
-              <w:left w:type="dxa" w:w="120"/>
-              <w:bottom w:type="dxa" w:w="30"/>
-              <w:right w:type="dxa" w:w="120"/>
+              <w:top w:w="60" w:type="dxa"/>
+              <w:left w:w="120" w:type="dxa"/>
+              <w:bottom w:w="30" w:type="dxa"/>
+              <w:right w:w="120" w:type="dxa"/>
             </w:tcMar>
           </w:tcPr>
           <w:p>
@@ -1635,7 +1810,7 @@
             </w:pPr>
             <w:r>
               <w:rPr>
-                <w:rFonts w:eastAsia="等线" w:ascii="Arial" w:cs="Arial" w:hAnsi="Arial"/>
+                <w:rFonts w:ascii="Arial" w:hAnsi="Arial" w:eastAsia="等线" w:cs="Arial"/>
                 <w:sz w:val="22"/>
               </w:rPr>
               <w:t>透气性</w:t>
@@ -1646,10 +1821,10 @@
           <w:tcPr>
             <w:tcW w:w="2670" w:type="dxa"/>
             <w:tcMar>
-              <w:top w:type="dxa" w:w="60"/>
-              <w:left w:type="dxa" w:w="120"/>
-              <w:bottom w:type="dxa" w:w="30"/>
-              <w:right w:type="dxa" w:w="120"/>
+              <w:top w:w="60" w:type="dxa"/>
+              <w:left w:w="120" w:type="dxa"/>
+              <w:bottom w:w="30" w:type="dxa"/>
+              <w:right w:w="120" w:type="dxa"/>
             </w:tcMar>
           </w:tcPr>
           <w:p>
@@ -1660,7 +1835,7 @@
             </w:pPr>
             <w:r>
               <w:rPr>
-                <w:rFonts w:eastAsia="等线" w:ascii="Arial" w:cs="Arial" w:hAnsi="Arial"/>
+                <w:rFonts w:ascii="Arial" w:hAnsi="Arial" w:eastAsia="等线" w:cs="Arial"/>
                 <w:sz w:val="22"/>
               </w:rPr>
               <w:t>±0.03</w:t>
@@ -1671,10 +1846,10 @@
           <w:tcPr>
             <w:tcW w:w="4095" w:type="dxa"/>
             <w:tcMar>
-              <w:top w:type="dxa" w:w="60"/>
-              <w:left w:type="dxa" w:w="120"/>
-              <w:bottom w:type="dxa" w:w="30"/>
-              <w:right w:type="dxa" w:w="120"/>
+              <w:top w:w="60" w:type="dxa"/>
+              <w:left w:w="120" w:type="dxa"/>
+              <w:bottom w:w="30" w:type="dxa"/>
+              <w:right w:w="120" w:type="dxa"/>
             </w:tcMar>
           </w:tcPr>
           <w:p>
@@ -1685,7 +1860,7 @@
             </w:pPr>
             <w:r>
               <w:rPr>
-                <w:rFonts w:eastAsia="等线" w:ascii="Arial" w:cs="Arial" w:hAnsi="Arial"/>
+                <w:rFonts w:ascii="Arial" w:hAnsi="Arial" w:eastAsia="等线" w:cs="Arial"/>
                 <w:sz w:val="22"/>
               </w:rPr>
               <w:t>传感器采集误差约 ±0.03</w:t>
@@ -1696,17 +1871,16 @@
     </w:tbl>
     <w:p>
       <w:pPr>
-        <w:pStyle w:val="3"/>
         <w:spacing w:before="300" w:after="120" w:line="288" w:lineRule="auto"/>
         <w:ind w:left="0"/>
         <w:jc w:val="left"/>
         <w:outlineLvl w:val="2"/>
       </w:pPr>
-      <w:bookmarkStart w:name="heading_7" w:id="7"/>
-      <w:r>
-        <w:rPr>
-          <w:rFonts w:eastAsia="等线" w:ascii="Arial" w:cs="Arial" w:hAnsi="Arial"/>
-          <w:b w:val="true"/>
+      <w:bookmarkStart w:id="7" w:name="heading_7"/>
+      <w:r>
+        <w:rPr>
+          <w:rFonts w:ascii="Arial" w:hAnsi="Arial" w:eastAsia="等线" w:cs="Arial"/>
+          <w:b/>
           <w:sz w:val="30"/>
         </w:rPr>
         <w:t>2.5 最终输出公式</w:t>
@@ -1715,31 +1889,54 @@
     </w:p>
     <w:tbl>
       <w:tblPr>
+        <w:tblStyle w:val="2"/>
         <w:tblW w:w="0" w:type="auto"/>
         <w:tblInd w:w="0" w:type="dxa"/>
         <w:tblBorders>
-          <w:top w:val="single" w:color="dee0e3"/>
-          <w:left w:val="single" w:color="dee0e3"/>
-          <w:bottom w:val="single" w:color="dee0e3"/>
-          <w:right w:val="single" w:color="dee0e3"/>
-          <w:insideH w:val="single" w:color="dee0e3"/>
-          <w:insideV w:val="single" w:color="dee0e3"/>
+          <w:top w:val="single" w:color="DEE0E3" w:sz="0" w:space="0"/>
+          <w:left w:val="single" w:color="DEE0E3" w:sz="0" w:space="0"/>
+          <w:bottom w:val="single" w:color="DEE0E3" w:sz="0" w:space="0"/>
+          <w:right w:val="single" w:color="DEE0E3" w:sz="0" w:space="0"/>
+          <w:insideH w:val="single" w:color="DEE0E3" w:sz="0" w:space="0"/>
+          <w:insideV w:val="single" w:color="DEE0E3" w:sz="0" w:space="0"/>
         </w:tblBorders>
         <w:tblLayout w:type="fixed"/>
+        <w:tblCellMar>
+          <w:top w:w="0" w:type="dxa"/>
+          <w:left w:w="10" w:type="dxa"/>
+          <w:bottom w:w="0" w:type="dxa"/>
+          <w:right w:w="10" w:type="dxa"/>
+        </w:tblCellMar>
       </w:tblPr>
       <w:tblGrid>
         <w:gridCol w:w="8280"/>
       </w:tblGrid>
       <w:tr>
+        <w:tblPrEx>
+          <w:tblBorders>
+            <w:top w:val="single" w:color="DEE0E3" w:sz="0" w:space="0"/>
+            <w:left w:val="single" w:color="DEE0E3" w:sz="0" w:space="0"/>
+            <w:bottom w:val="single" w:color="DEE0E3" w:sz="0" w:space="0"/>
+            <w:right w:val="single" w:color="DEE0E3" w:sz="0" w:space="0"/>
+            <w:insideH w:val="single" w:color="DEE0E3" w:sz="0" w:space="0"/>
+            <w:insideV w:val="single" w:color="DEE0E3" w:sz="0" w:space="0"/>
+          </w:tblBorders>
+          <w:tblCellMar>
+            <w:top w:w="0" w:type="dxa"/>
+            <w:left w:w="10" w:type="dxa"/>
+            <w:bottom w:w="0" w:type="dxa"/>
+            <w:right w:w="10" w:type="dxa"/>
+          </w:tblCellMar>
+        </w:tblPrEx>
         <w:tc>
           <w:tcPr>
             <w:tcW w:w="8280" w:type="dxa"/>
-            <w:shd w:color="auto" w:val="clear" w:fill="f5f6f7"/>
+            <w:shd w:val="clear" w:color="auto" w:fill="F5F6F7"/>
             <w:tcMar>
-              <w:top w:type="dxa" w:w="60"/>
-              <w:left w:type="dxa" w:w="120"/>
-              <w:bottom w:type="dxa" w:w="30"/>
-              <w:right w:type="dxa" w:w="120"/>
+              <w:top w:w="60" w:type="dxa"/>
+              <w:left w:w="120" w:type="dxa"/>
+              <w:bottom w:w="30" w:type="dxa"/>
+              <w:right w:w="120" w:type="dxa"/>
             </w:tcMar>
           </w:tcPr>
           <w:p>
@@ -1749,14 +1946,7 @@
             </w:pPr>
             <w:r>
               <w:rPr>
-                <w:rFonts w:eastAsia="Consolas" w:ascii="Consolas" w:cs="Consolas" w:hAnsi="Consolas"/>
-                <w:color w:val="646a73"/>
-                <w:sz w:val="22"/>
-              </w:rPr>
-            </w:r>
-            <w:r>
-              <w:rPr>
-                <w:rFonts w:eastAsia="Consolas" w:ascii="Consolas" w:cs="Consolas" w:hAnsi="Consolas"/>
+                <w:rFonts w:ascii="Consolas" w:hAnsi="Consolas" w:eastAsia="Consolas" w:cs="Consolas"/>
                 <w:sz w:val="22"/>
               </w:rPr>
               <w:t>当前值 = 基值 + 正弦趋势值 + 高斯噪声值</w:t>
@@ -1767,17 +1957,16 @@
     </w:tbl>
     <w:p>
       <w:pPr>
-        <w:pStyle w:val="3"/>
         <w:spacing w:before="300" w:after="120" w:line="288" w:lineRule="auto"/>
         <w:ind w:left="0"/>
         <w:jc w:val="left"/>
         <w:outlineLvl w:val="2"/>
       </w:pPr>
-      <w:bookmarkStart w:name="heading_8" w:id="8"/>
-      <w:r>
-        <w:rPr>
-          <w:rFonts w:eastAsia="等线" w:ascii="Arial" w:cs="Arial" w:hAnsi="Arial"/>
-          <w:b w:val="true"/>
+      <w:bookmarkStart w:id="8" w:name="heading_8"/>
+      <w:r>
+        <w:rPr>
+          <w:rFonts w:ascii="Arial" w:hAnsi="Arial" w:eastAsia="等线" w:cs="Arial"/>
+          <w:b/>
           <w:sz w:val="30"/>
         </w:rPr>
         <w:t>2.6 伪代码实现</w:t>
@@ -1786,31 +1975,54 @@
     </w:p>
     <w:tbl>
       <w:tblPr>
+        <w:tblStyle w:val="2"/>
         <w:tblW w:w="0" w:type="auto"/>
         <w:tblInd w:w="0" w:type="dxa"/>
         <w:tblBorders>
-          <w:top w:val="single" w:color="dee0e3"/>
-          <w:left w:val="single" w:color="dee0e3"/>
-          <w:bottom w:val="single" w:color="dee0e3"/>
-          <w:right w:val="single" w:color="dee0e3"/>
-          <w:insideH w:val="single" w:color="dee0e3"/>
-          <w:insideV w:val="single" w:color="dee0e3"/>
+          <w:top w:val="single" w:color="DEE0E3" w:sz="0" w:space="0"/>
+          <w:left w:val="single" w:color="DEE0E3" w:sz="0" w:space="0"/>
+          <w:bottom w:val="single" w:color="DEE0E3" w:sz="0" w:space="0"/>
+          <w:right w:val="single" w:color="DEE0E3" w:sz="0" w:space="0"/>
+          <w:insideH w:val="single" w:color="DEE0E3" w:sz="0" w:space="0"/>
+          <w:insideV w:val="single" w:color="DEE0E3" w:sz="0" w:space="0"/>
         </w:tblBorders>
         <w:tblLayout w:type="fixed"/>
+        <w:tblCellMar>
+          <w:top w:w="0" w:type="dxa"/>
+          <w:left w:w="10" w:type="dxa"/>
+          <w:bottom w:w="0" w:type="dxa"/>
+          <w:right w:w="10" w:type="dxa"/>
+        </w:tblCellMar>
       </w:tblPr>
       <w:tblGrid>
         <w:gridCol w:w="8280"/>
       </w:tblGrid>
       <w:tr>
+        <w:tblPrEx>
+          <w:tblBorders>
+            <w:top w:val="single" w:color="DEE0E3" w:sz="0" w:space="0"/>
+            <w:left w:val="single" w:color="DEE0E3" w:sz="0" w:space="0"/>
+            <w:bottom w:val="single" w:color="DEE0E3" w:sz="0" w:space="0"/>
+            <w:right w:val="single" w:color="DEE0E3" w:sz="0" w:space="0"/>
+            <w:insideH w:val="single" w:color="DEE0E3" w:sz="0" w:space="0"/>
+            <w:insideV w:val="single" w:color="DEE0E3" w:sz="0" w:space="0"/>
+          </w:tblBorders>
+          <w:tblCellMar>
+            <w:top w:w="0" w:type="dxa"/>
+            <w:left w:w="10" w:type="dxa"/>
+            <w:bottom w:w="0" w:type="dxa"/>
+            <w:right w:w="10" w:type="dxa"/>
+          </w:tblCellMar>
+        </w:tblPrEx>
         <w:tc>
           <w:tcPr>
             <w:tcW w:w="8280" w:type="dxa"/>
-            <w:shd w:color="auto" w:val="clear" w:fill="f5f6f7"/>
+            <w:shd w:val="clear" w:color="auto" w:fill="F5F6F7"/>
             <w:tcMar>
-              <w:top w:type="dxa" w:w="60"/>
-              <w:left w:type="dxa" w:w="120"/>
-              <w:bottom w:type="dxa" w:w="30"/>
-              <w:right w:type="dxa" w:w="120"/>
+              <w:top w:w="60" w:type="dxa"/>
+              <w:left w:w="120" w:type="dxa"/>
+              <w:bottom w:w="30" w:type="dxa"/>
+              <w:right w:w="120" w:type="dxa"/>
             </w:tcMar>
           </w:tcPr>
           <w:p>
@@ -1820,137 +2032,828 @@
             </w:pPr>
             <w:r>
               <w:rPr>
-                <w:rFonts w:eastAsia="Consolas" w:ascii="Consolas" w:cs="Consolas" w:hAnsi="Consolas"/>
-                <w:color w:val="646a73"/>
+                <w:rFonts w:ascii="Consolas" w:hAnsi="Consolas" w:eastAsia="Consolas" w:cs="Consolas"/>
+                <w:color w:val="646A73"/>
                 <w:sz w:val="22"/>
               </w:rPr>
               <w:t>python</w:t>
-              <w:br w:type="textWrapping"/>
-            </w:r>
-            <w:r>
-              <w:rPr>
-                <w:rFonts w:eastAsia="Consolas" w:ascii="Consolas" w:cs="Consolas" w:hAnsi="Consolas"/>
+            </w:r>
+            <w:r>
+              <w:rPr>
+                <w:rFonts w:ascii="Consolas" w:hAnsi="Consolas" w:eastAsia="Consolas" w:cs="Consolas"/>
+                <w:color w:val="646A73"/>
+                <w:sz w:val="22"/>
+              </w:rPr>
+              <w:br w:type="textWrapping"/>
+            </w:r>
+            <w:r>
+              <w:rPr>
+                <w:rFonts w:ascii="Consolas" w:hAnsi="Consolas" w:eastAsia="Consolas" w:cs="Consolas"/>
                 <w:sz w:val="22"/>
               </w:rPr>
               <w:t>import math</w:t>
-              <w:br/>
+            </w:r>
+            <w:r>
+              <w:rPr>
+                <w:rFonts w:ascii="Consolas" w:hAnsi="Consolas" w:eastAsia="Consolas" w:cs="Consolas"/>
+                <w:sz w:val="22"/>
+              </w:rPr>
+              <w:br w:type="textWrapping"/>
+            </w:r>
+            <w:r>
+              <w:rPr>
+                <w:rFonts w:ascii="Consolas" w:hAnsi="Consolas" w:eastAsia="Consolas" w:cs="Consolas"/>
+                <w:sz w:val="22"/>
+              </w:rPr>
               <w:t>import random</w:t>
-              <w:br/>
+            </w:r>
+            <w:r>
+              <w:rPr>
+                <w:rFonts w:ascii="Consolas" w:hAnsi="Consolas" w:eastAsia="Consolas" w:cs="Consolas"/>
+                <w:sz w:val="22"/>
+              </w:rPr>
+              <w:br w:type="textWrapping"/>
+            </w:r>
+            <w:r>
+              <w:rPr>
+                <w:rFonts w:ascii="Consolas" w:hAnsi="Consolas" w:eastAsia="Consolas" w:cs="Consolas"/>
+                <w:sz w:val="22"/>
+              </w:rPr>
               <w:t>import time</w:t>
-              <w:br/>
-              <w:br/>
+            </w:r>
+            <w:r>
+              <w:rPr>
+                <w:rFonts w:ascii="Consolas" w:hAnsi="Consolas" w:eastAsia="Consolas" w:cs="Consolas"/>
+                <w:sz w:val="22"/>
+              </w:rPr>
+              <w:br w:type="textWrapping"/>
+            </w:r>
+            <w:r>
+              <w:rPr>
+                <w:rFonts w:ascii="Consolas" w:hAnsi="Consolas" w:eastAsia="Consolas" w:cs="Consolas"/>
+                <w:sz w:val="22"/>
+              </w:rPr>
+              <w:br w:type="textWrapping"/>
+            </w:r>
+            <w:r>
+              <w:rPr>
+                <w:rFonts w:ascii="Consolas" w:hAnsi="Consolas" w:eastAsia="Consolas" w:cs="Consolas"/>
+                <w:sz w:val="22"/>
+              </w:rPr>
               <w:t># ========== 基值设定 ==========</w:t>
-              <w:br/>
+            </w:r>
+            <w:r>
+              <w:rPr>
+                <w:rFonts w:ascii="Consolas" w:hAnsi="Consolas" w:eastAsia="Consolas" w:cs="Consolas"/>
+                <w:sz w:val="22"/>
+              </w:rPr>
+              <w:br w:type="textWrapping"/>
+            </w:r>
+            <w:r>
+              <w:rPr>
+                <w:rFonts w:ascii="Consolas" w:hAnsi="Consolas" w:eastAsia="Consolas" w:cs="Consolas"/>
+                <w:sz w:val="22"/>
+              </w:rPr>
               <w:t>BASE_TEMP = 1050.0      # 风温基值 (℃)</w:t>
-              <w:br/>
+            </w:r>
+            <w:r>
+              <w:rPr>
+                <w:rFonts w:ascii="Consolas" w:hAnsi="Consolas" w:eastAsia="Consolas" w:cs="Consolas"/>
+                <w:sz w:val="22"/>
+              </w:rPr>
+              <w:br w:type="textWrapping"/>
+            </w:r>
+            <w:r>
+              <w:rPr>
+                <w:rFonts w:ascii="Consolas" w:hAnsi="Consolas" w:eastAsia="Consolas" w:cs="Consolas"/>
+                <w:sz w:val="22"/>
+              </w:rPr>
               <w:t>BASE_PRESSURE = 300.0   # 炉压基值 (kPa)</w:t>
-              <w:br/>
+            </w:r>
+            <w:r>
+              <w:rPr>
+                <w:rFonts w:ascii="Consolas" w:hAnsi="Consolas" w:eastAsia="Consolas" w:cs="Consolas"/>
+                <w:sz w:val="22"/>
+              </w:rPr>
+              <w:br w:type="textWrapping"/>
+            </w:r>
+            <w:r>
+              <w:rPr>
+                <w:rFonts w:ascii="Consolas" w:hAnsi="Consolas" w:eastAsia="Consolas" w:cs="Consolas"/>
+                <w:sz w:val="22"/>
+              </w:rPr>
               <w:t>BASE_PERMEABILITY = 1.0 # 透气性基值 (无量纲)</w:t>
-              <w:br/>
-              <w:br/>
+            </w:r>
+            <w:r>
+              <w:rPr>
+                <w:rFonts w:ascii="Consolas" w:hAnsi="Consolas" w:eastAsia="Consolas" w:cs="Consolas"/>
+                <w:sz w:val="22"/>
+              </w:rPr>
+              <w:br w:type="textWrapping"/>
+            </w:r>
+            <w:r>
+              <w:rPr>
+                <w:rFonts w:ascii="Consolas" w:hAnsi="Consolas" w:eastAsia="Consolas" w:cs="Consolas"/>
+                <w:sz w:val="22"/>
+              </w:rPr>
+              <w:br w:type="textWrapping"/>
+            </w:r>
+            <w:r>
+              <w:rPr>
+                <w:rFonts w:ascii="Consolas" w:hAnsi="Consolas" w:eastAsia="Consolas" w:cs="Consolas"/>
+                <w:sz w:val="22"/>
+              </w:rPr>
               <w:t># ========== 正弦趋势参数 ==========</w:t>
-              <w:br/>
+            </w:r>
+            <w:r>
+              <w:rPr>
+                <w:rFonts w:ascii="Consolas" w:hAnsi="Consolas" w:eastAsia="Consolas" w:cs="Consolas"/>
+                <w:sz w:val="22"/>
+              </w:rPr>
+              <w:br w:type="textWrapping"/>
+            </w:r>
+            <w:r>
+              <w:rPr>
+                <w:rFonts w:ascii="Consolas" w:hAnsi="Consolas" w:eastAsia="Consolas" w:cs="Consolas"/>
+                <w:sz w:val="22"/>
+              </w:rPr>
               <w:t>TREND_PERIOD = 30.0     # 正弦波周期 (秒)</w:t>
-              <w:br/>
+            </w:r>
+            <w:r>
+              <w:rPr>
+                <w:rFonts w:ascii="Consolas" w:hAnsi="Consolas" w:eastAsia="Consolas" w:cs="Consolas"/>
+                <w:sz w:val="22"/>
+              </w:rPr>
+              <w:br w:type="textWrapping"/>
+            </w:r>
+            <w:r>
+              <w:rPr>
+                <w:rFonts w:ascii="Consolas" w:hAnsi="Consolas" w:eastAsia="Consolas" w:cs="Consolas"/>
+                <w:sz w:val="22"/>
+              </w:rPr>
               <w:t>TEMP_AMPLITUDE = 30.0   # 风温振幅 (℃)</w:t>
-              <w:br/>
+            </w:r>
+            <w:r>
+              <w:rPr>
+                <w:rFonts w:ascii="Consolas" w:hAnsi="Consolas" w:eastAsia="Consolas" w:cs="Consolas"/>
+                <w:sz w:val="22"/>
+              </w:rPr>
+              <w:br w:type="textWrapping"/>
+            </w:r>
+            <w:r>
+              <w:rPr>
+                <w:rFonts w:ascii="Consolas" w:hAnsi="Consolas" w:eastAsia="Consolas" w:cs="Consolas"/>
+                <w:sz w:val="22"/>
+              </w:rPr>
               <w:t>PRESSURE_AMPLITUDE = 20.0  # 炉压振幅 (kPa)</w:t>
-              <w:br/>
+            </w:r>
+            <w:r>
+              <w:rPr>
+                <w:rFonts w:ascii="Consolas" w:hAnsi="Consolas" w:eastAsia="Consolas" w:cs="Consolas"/>
+                <w:sz w:val="22"/>
+              </w:rPr>
+              <w:br w:type="textWrapping"/>
+            </w:r>
+            <w:r>
+              <w:rPr>
+                <w:rFonts w:ascii="Consolas" w:hAnsi="Consolas" w:eastAsia="Consolas" w:cs="Consolas"/>
+                <w:sz w:val="22"/>
+              </w:rPr>
               <w:t>PERM_AMPLITUDE = 0.15   # 透气性振幅</w:t>
-              <w:br/>
-              <w:br/>
+            </w:r>
+            <w:r>
+              <w:rPr>
+                <w:rFonts w:ascii="Consolas" w:hAnsi="Consolas" w:eastAsia="Consolas" w:cs="Consolas"/>
+                <w:sz w:val="22"/>
+              </w:rPr>
+              <w:br w:type="textWrapping"/>
+            </w:r>
+            <w:r>
+              <w:rPr>
+                <w:rFonts w:ascii="Consolas" w:hAnsi="Consolas" w:eastAsia="Consolas" w:cs="Consolas"/>
+                <w:sz w:val="22"/>
+              </w:rPr>
+              <w:br w:type="textWrapping"/>
+            </w:r>
+            <w:r>
+              <w:rPr>
+                <w:rFonts w:ascii="Consolas" w:hAnsi="Consolas" w:eastAsia="Consolas" w:cs="Consolas"/>
+                <w:sz w:val="22"/>
+              </w:rPr>
               <w:t># ========== 噪声参数 ==========</w:t>
-              <w:br/>
+            </w:r>
+            <w:r>
+              <w:rPr>
+                <w:rFonts w:ascii="Consolas" w:hAnsi="Consolas" w:eastAsia="Consolas" w:cs="Consolas"/>
+                <w:sz w:val="22"/>
+              </w:rPr>
+              <w:br w:type="textWrapping"/>
+            </w:r>
+            <w:r>
+              <w:rPr>
+                <w:rFonts w:ascii="Consolas" w:hAnsi="Consolas" w:eastAsia="Consolas" w:cs="Consolas"/>
+                <w:sz w:val="22"/>
+              </w:rPr>
               <w:t>TEMP_NOISE_STD = 5.0    # 风温噪声标准差 (℃)</w:t>
-              <w:br/>
+            </w:r>
+            <w:r>
+              <w:rPr>
+                <w:rFonts w:ascii="Consolas" w:hAnsi="Consolas" w:eastAsia="Consolas" w:cs="Consolas"/>
+                <w:sz w:val="22"/>
+              </w:rPr>
+              <w:br w:type="textWrapping"/>
+            </w:r>
+            <w:r>
+              <w:rPr>
+                <w:rFonts w:ascii="Consolas" w:hAnsi="Consolas" w:eastAsia="Consolas" w:cs="Consolas"/>
+                <w:sz w:val="22"/>
+              </w:rPr>
               <w:t>PRESSURE_NOISE_STD = 3.0 # 炉压噪声标准差 (kPa)</w:t>
-              <w:br/>
+            </w:r>
+            <w:r>
+              <w:rPr>
+                <w:rFonts w:ascii="Consolas" w:hAnsi="Consolas" w:eastAsia="Consolas" w:cs="Consolas"/>
+                <w:sz w:val="22"/>
+              </w:rPr>
+              <w:br w:type="textWrapping"/>
+            </w:r>
+            <w:r>
+              <w:rPr>
+                <w:rFonts w:ascii="Consolas" w:hAnsi="Consolas" w:eastAsia="Consolas" w:cs="Consolas"/>
+                <w:sz w:val="22"/>
+              </w:rPr>
               <w:t>PERM_NOISE_STD = 0.03   # 透气性噪声标准差</w:t>
-              <w:br/>
-              <w:br/>
+            </w:r>
+            <w:r>
+              <w:rPr>
+                <w:rFonts w:ascii="Consolas" w:hAnsi="Consolas" w:eastAsia="Consolas" w:cs="Consolas"/>
+                <w:sz w:val="22"/>
+              </w:rPr>
+              <w:br w:type="textWrapping"/>
+            </w:r>
+            <w:r>
+              <w:rPr>
+                <w:rFonts w:ascii="Consolas" w:hAnsi="Consolas" w:eastAsia="Consolas" w:cs="Consolas"/>
+                <w:sz w:val="22"/>
+              </w:rPr>
+              <w:br w:type="textWrapping"/>
+            </w:r>
+            <w:r>
+              <w:rPr>
+                <w:rFonts w:ascii="Consolas" w:hAnsi="Consolas" w:eastAsia="Consolas" w:cs="Consolas"/>
+                <w:sz w:val="22"/>
+              </w:rPr>
               <w:t>def generate_metrics(current_time: float) -&gt; dict:</w:t>
-              <w:br/>
+            </w:r>
+            <w:r>
+              <w:rPr>
+                <w:rFonts w:ascii="Consolas" w:hAnsi="Consolas" w:eastAsia="Consolas" w:cs="Consolas"/>
+                <w:sz w:val="22"/>
+              </w:rPr>
+              <w:br w:type="textWrapping"/>
+            </w:r>
+            <w:r>
+              <w:rPr>
+                <w:rFonts w:ascii="Consolas" w:hAnsi="Consolas" w:eastAsia="Consolas" w:cs="Consolas"/>
+                <w:sz w:val="22"/>
+              </w:rPr>
               <w:t xml:space="preserve">    """</w:t>
-              <w:br/>
+            </w:r>
+            <w:r>
+              <w:rPr>
+                <w:rFonts w:ascii="Consolas" w:hAnsi="Consolas" w:eastAsia="Consolas" w:cs="Consolas"/>
+                <w:sz w:val="22"/>
+              </w:rPr>
+              <w:br w:type="textWrapping"/>
+            </w:r>
+            <w:r>
+              <w:rPr>
+                <w:rFonts w:ascii="Consolas" w:hAnsi="Consolas" w:eastAsia="Consolas" w:cs="Consolas"/>
+                <w:sz w:val="22"/>
+              </w:rPr>
               <w:t xml:space="preserve">    生成一帧工艺指标数据</w:t>
-              <w:br/>
-              <w:br/>
+            </w:r>
+            <w:r>
+              <w:rPr>
+                <w:rFonts w:ascii="Consolas" w:hAnsi="Consolas" w:eastAsia="Consolas" w:cs="Consolas"/>
+                <w:sz w:val="22"/>
+              </w:rPr>
+              <w:br w:type="textWrapping"/>
+            </w:r>
+            <w:r>
+              <w:rPr>
+                <w:rFonts w:ascii="Consolas" w:hAnsi="Consolas" w:eastAsia="Consolas" w:cs="Consolas"/>
+                <w:sz w:val="22"/>
+              </w:rPr>
+              <w:br w:type="textWrapping"/>
+            </w:r>
+            <w:r>
+              <w:rPr>
+                <w:rFonts w:ascii="Consolas" w:hAnsi="Consolas" w:eastAsia="Consolas" w:cs="Consolas"/>
+                <w:sz w:val="22"/>
+              </w:rPr>
               <w:t xml:space="preserve">    Args:</w:t>
-              <w:br/>
+            </w:r>
+            <w:r>
+              <w:rPr>
+                <w:rFonts w:ascii="Consolas" w:hAnsi="Consolas" w:eastAsia="Consolas" w:cs="Consolas"/>
+                <w:sz w:val="22"/>
+              </w:rPr>
+              <w:br w:type="textWrapping"/>
+            </w:r>
+            <w:r>
+              <w:rPr>
+                <w:rFonts w:ascii="Consolas" w:hAnsi="Consolas" w:eastAsia="Consolas" w:cs="Consolas"/>
+                <w:sz w:val="22"/>
+              </w:rPr>
               <w:t xml:space="preserve">        current_time: 当前运行时间（秒），用于计算正弦相位</w:t>
-              <w:br/>
-              <w:br/>
+            </w:r>
+            <w:r>
+              <w:rPr>
+                <w:rFonts w:ascii="Consolas" w:hAnsi="Consolas" w:eastAsia="Consolas" w:cs="Consolas"/>
+                <w:sz w:val="22"/>
+              </w:rPr>
+              <w:br w:type="textWrapping"/>
+            </w:r>
+            <w:r>
+              <w:rPr>
+                <w:rFonts w:ascii="Consolas" w:hAnsi="Consolas" w:eastAsia="Consolas" w:cs="Consolas"/>
+                <w:sz w:val="22"/>
+              </w:rPr>
+              <w:br w:type="textWrapping"/>
+            </w:r>
+            <w:r>
+              <w:rPr>
+                <w:rFonts w:ascii="Consolas" w:hAnsi="Consolas" w:eastAsia="Consolas" w:cs="Consolas"/>
+                <w:sz w:val="22"/>
+              </w:rPr>
               <w:t xml:space="preserve">    Returns:</w:t>
-              <w:br/>
+            </w:r>
+            <w:r>
+              <w:rPr>
+                <w:rFonts w:ascii="Consolas" w:hAnsi="Consolas" w:eastAsia="Consolas" w:cs="Consolas"/>
+                <w:sz w:val="22"/>
+              </w:rPr>
+              <w:br w:type="textWrapping"/>
+            </w:r>
+            <w:r>
+              <w:rPr>
+                <w:rFonts w:ascii="Consolas" w:hAnsi="Consolas" w:eastAsia="Consolas" w:cs="Consolas"/>
+                <w:sz w:val="22"/>
+              </w:rPr>
               <w:t xml:space="preserve">        dict: 包含风温、炉压、透气性的指标字典</w:t>
-              <w:br/>
+            </w:r>
+            <w:r>
+              <w:rPr>
+                <w:rFonts w:ascii="Consolas" w:hAnsi="Consolas" w:eastAsia="Consolas" w:cs="Consolas"/>
+                <w:sz w:val="22"/>
+              </w:rPr>
+              <w:br w:type="textWrapping"/>
+            </w:r>
+            <w:r>
+              <w:rPr>
+                <w:rFonts w:ascii="Consolas" w:hAnsi="Consolas" w:eastAsia="Consolas" w:cs="Consolas"/>
+                <w:sz w:val="22"/>
+              </w:rPr>
               <w:t xml:space="preserve">    """</w:t>
-              <w:br/>
+            </w:r>
+            <w:r>
+              <w:rPr>
+                <w:rFonts w:ascii="Consolas" w:hAnsi="Consolas" w:eastAsia="Consolas" w:cs="Consolas"/>
+                <w:sz w:val="22"/>
+              </w:rPr>
+              <w:br w:type="textWrapping"/>
+            </w:r>
+            <w:r>
+              <w:rPr>
+                <w:rFonts w:ascii="Consolas" w:hAnsi="Consolas" w:eastAsia="Consolas" w:cs="Consolas"/>
+                <w:sz w:val="22"/>
+              </w:rPr>
               <w:t xml:space="preserve">    # 计算正弦相位 (0 ~ 2π)</w:t>
-              <w:br/>
+            </w:r>
+            <w:r>
+              <w:rPr>
+                <w:rFonts w:ascii="Consolas" w:hAnsi="Consolas" w:eastAsia="Consolas" w:cs="Consolas"/>
+                <w:sz w:val="22"/>
+              </w:rPr>
+              <w:br w:type="textWrapping"/>
+            </w:r>
+            <w:r>
+              <w:rPr>
+                <w:rFonts w:ascii="Consolas" w:hAnsi="Consolas" w:eastAsia="Consolas" w:cs="Consolas"/>
+                <w:sz w:val="22"/>
+              </w:rPr>
               <w:t xml:space="preserve">    phase = 2 * math.pi * current_time / TREND_PERIOD</w:t>
-              <w:br/>
-              <w:br/>
+            </w:r>
+            <w:r>
+              <w:rPr>
+                <w:rFonts w:ascii="Consolas" w:hAnsi="Consolas" w:eastAsia="Consolas" w:cs="Consolas"/>
+                <w:sz w:val="22"/>
+              </w:rPr>
+              <w:br w:type="textWrapping"/>
+            </w:r>
+            <w:r>
+              <w:rPr>
+                <w:rFonts w:ascii="Consolas" w:hAnsi="Consolas" w:eastAsia="Consolas" w:cs="Consolas"/>
+                <w:sz w:val="22"/>
+              </w:rPr>
+              <w:br w:type="textWrapping"/>
+            </w:r>
+            <w:r>
+              <w:rPr>
+                <w:rFonts w:ascii="Consolas" w:hAnsi="Consolas" w:eastAsia="Consolas" w:cs="Consolas"/>
+                <w:sz w:val="22"/>
+              </w:rPr>
               <w:t xml:space="preserve">    # 计算各指标的趋势项</w:t>
-              <w:br/>
+            </w:r>
+            <w:r>
+              <w:rPr>
+                <w:rFonts w:ascii="Consolas" w:hAnsi="Consolas" w:eastAsia="Consolas" w:cs="Consolas"/>
+                <w:sz w:val="22"/>
+              </w:rPr>
+              <w:br w:type="textWrapping"/>
+            </w:r>
+            <w:r>
+              <w:rPr>
+                <w:rFonts w:ascii="Consolas" w:hAnsi="Consolas" w:eastAsia="Consolas" w:cs="Consolas"/>
+                <w:sz w:val="22"/>
+              </w:rPr>
               <w:t xml:space="preserve">    temp_trend = TEMP_AMPLITUDE * math.sin(phase)</w:t>
-              <w:br/>
+            </w:r>
+            <w:r>
+              <w:rPr>
+                <w:rFonts w:ascii="Consolas" w:hAnsi="Consolas" w:eastAsia="Consolas" w:cs="Consolas"/>
+                <w:sz w:val="22"/>
+              </w:rPr>
+              <w:br w:type="textWrapping"/>
+            </w:r>
+            <w:r>
+              <w:rPr>
+                <w:rFonts w:ascii="Consolas" w:hAnsi="Consolas" w:eastAsia="Consolas" w:cs="Consolas"/>
+                <w:sz w:val="22"/>
+              </w:rPr>
               <w:t xml:space="preserve">    pressure_trend = PRESSURE_AMPLITUDE * math.sin(phase)</w:t>
-              <w:br/>
+            </w:r>
+            <w:r>
+              <w:rPr>
+                <w:rFonts w:ascii="Consolas" w:hAnsi="Consolas" w:eastAsia="Consolas" w:cs="Consolas"/>
+                <w:sz w:val="22"/>
+              </w:rPr>
+              <w:br w:type="textWrapping"/>
+            </w:r>
+            <w:r>
+              <w:rPr>
+                <w:rFonts w:ascii="Consolas" w:hAnsi="Consolas" w:eastAsia="Consolas" w:cs="Consolas"/>
+                <w:sz w:val="22"/>
+              </w:rPr>
               <w:t xml:space="preserve">    perm_trend = PERM_AMPLITUDE * math.sin(phase)</w:t>
-              <w:br/>
-              <w:br/>
+            </w:r>
+            <w:r>
+              <w:rPr>
+                <w:rFonts w:ascii="Consolas" w:hAnsi="Consolas" w:eastAsia="Consolas" w:cs="Consolas"/>
+                <w:sz w:val="22"/>
+              </w:rPr>
+              <w:br w:type="textWrapping"/>
+            </w:r>
+            <w:r>
+              <w:rPr>
+                <w:rFonts w:ascii="Consolas" w:hAnsi="Consolas" w:eastAsia="Consolas" w:cs="Consolas"/>
+                <w:sz w:val="22"/>
+              </w:rPr>
+              <w:br w:type="textWrapping"/>
+            </w:r>
+            <w:r>
+              <w:rPr>
+                <w:rFonts w:ascii="Consolas" w:hAnsi="Consolas" w:eastAsia="Consolas" w:cs="Consolas"/>
+                <w:sz w:val="22"/>
+              </w:rPr>
               <w:t xml:space="preserve">    # 计算各指标的噪声项（高斯随机噪声）</w:t>
-              <w:br/>
+            </w:r>
+            <w:r>
+              <w:rPr>
+                <w:rFonts w:ascii="Consolas" w:hAnsi="Consolas" w:eastAsia="Consolas" w:cs="Consolas"/>
+                <w:sz w:val="22"/>
+              </w:rPr>
+              <w:br w:type="textWrapping"/>
+            </w:r>
+            <w:r>
+              <w:rPr>
+                <w:rFonts w:ascii="Consolas" w:hAnsi="Consolas" w:eastAsia="Consolas" w:cs="Consolas"/>
+                <w:sz w:val="22"/>
+              </w:rPr>
               <w:t xml:space="preserve">    temp_noise = random.gauss(0, TEMP_NOISE_STD)</w:t>
-              <w:br/>
+            </w:r>
+            <w:r>
+              <w:rPr>
+                <w:rFonts w:ascii="Consolas" w:hAnsi="Consolas" w:eastAsia="Consolas" w:cs="Consolas"/>
+                <w:sz w:val="22"/>
+              </w:rPr>
+              <w:br w:type="textWrapping"/>
+            </w:r>
+            <w:r>
+              <w:rPr>
+                <w:rFonts w:ascii="Consolas" w:hAnsi="Consolas" w:eastAsia="Consolas" w:cs="Consolas"/>
+                <w:sz w:val="22"/>
+              </w:rPr>
               <w:t xml:space="preserve">    pressure_noise = random.gauss(0, PRESSURE_NOISE_STD)</w:t>
-              <w:br/>
+            </w:r>
+            <w:r>
+              <w:rPr>
+                <w:rFonts w:ascii="Consolas" w:hAnsi="Consolas" w:eastAsia="Consolas" w:cs="Consolas"/>
+                <w:sz w:val="22"/>
+              </w:rPr>
+              <w:br w:type="textWrapping"/>
+            </w:r>
+            <w:r>
+              <w:rPr>
+                <w:rFonts w:ascii="Consolas" w:hAnsi="Consolas" w:eastAsia="Consolas" w:cs="Consolas"/>
+                <w:sz w:val="22"/>
+              </w:rPr>
               <w:t xml:space="preserve">    perm_noise = random.gauss(0, PERM_NOISE_STD)</w:t>
-              <w:br/>
-              <w:br/>
+            </w:r>
+            <w:r>
+              <w:rPr>
+                <w:rFonts w:ascii="Consolas" w:hAnsi="Consolas" w:eastAsia="Consolas" w:cs="Consolas"/>
+                <w:sz w:val="22"/>
+              </w:rPr>
+              <w:br w:type="textWrapping"/>
+            </w:r>
+            <w:r>
+              <w:rPr>
+                <w:rFonts w:ascii="Consolas" w:hAnsi="Consolas" w:eastAsia="Consolas" w:cs="Consolas"/>
+                <w:sz w:val="22"/>
+              </w:rPr>
+              <w:br w:type="textWrapping"/>
+            </w:r>
+            <w:r>
+              <w:rPr>
+                <w:rFonts w:ascii="Consolas" w:hAnsi="Consolas" w:eastAsia="Consolas" w:cs="Consolas"/>
+                <w:sz w:val="22"/>
+              </w:rPr>
               <w:t xml:space="preserve">    # 最终值 = 基值 + 趋势项 + 噪声项</w:t>
-              <w:br/>
+            </w:r>
+            <w:r>
+              <w:rPr>
+                <w:rFonts w:ascii="Consolas" w:hAnsi="Consolas" w:eastAsia="Consolas" w:cs="Consolas"/>
+                <w:sz w:val="22"/>
+              </w:rPr>
+              <w:br w:type="textWrapping"/>
+            </w:r>
+            <w:r>
+              <w:rPr>
+                <w:rFonts w:ascii="Consolas" w:hAnsi="Consolas" w:eastAsia="Consolas" w:cs="Consolas"/>
+                <w:sz w:val="22"/>
+              </w:rPr>
               <w:t xml:space="preserve">    wind_temp = BASE_TEMP + temp_trend + temp_noise</w:t>
-              <w:br/>
+            </w:r>
+            <w:r>
+              <w:rPr>
+                <w:rFonts w:ascii="Consolas" w:hAnsi="Consolas" w:eastAsia="Consolas" w:cs="Consolas"/>
+                <w:sz w:val="22"/>
+              </w:rPr>
+              <w:br w:type="textWrapping"/>
+            </w:r>
+            <w:r>
+              <w:rPr>
+                <w:rFonts w:ascii="Consolas" w:hAnsi="Consolas" w:eastAsia="Consolas" w:cs="Consolas"/>
+                <w:sz w:val="22"/>
+              </w:rPr>
               <w:t xml:space="preserve">    furnace_pressure = BASE_PRESSURE + pressure_trend + pressure_noise</w:t>
-              <w:br/>
+            </w:r>
+            <w:r>
+              <w:rPr>
+                <w:rFonts w:ascii="Consolas" w:hAnsi="Consolas" w:eastAsia="Consolas" w:cs="Consolas"/>
+                <w:sz w:val="22"/>
+              </w:rPr>
+              <w:br w:type="textWrapping"/>
+            </w:r>
+            <w:r>
+              <w:rPr>
+                <w:rFonts w:ascii="Consolas" w:hAnsi="Consolas" w:eastAsia="Consolas" w:cs="Consolas"/>
+                <w:sz w:val="22"/>
+              </w:rPr>
               <w:t xml:space="preserve">    permeability = BASE_PERMEABILITY + perm_trend + perm_noise</w:t>
-              <w:br/>
-              <w:br/>
+            </w:r>
+            <w:r>
+              <w:rPr>
+                <w:rFonts w:ascii="Consolas" w:hAnsi="Consolas" w:eastAsia="Consolas" w:cs="Consolas"/>
+                <w:sz w:val="22"/>
+              </w:rPr>
+              <w:br w:type="textWrapping"/>
+            </w:r>
+            <w:r>
+              <w:rPr>
+                <w:rFonts w:ascii="Consolas" w:hAnsi="Consolas" w:eastAsia="Consolas" w:cs="Consolas"/>
+                <w:sz w:val="22"/>
+              </w:rPr>
+              <w:br w:type="textWrapping"/>
+            </w:r>
+            <w:r>
+              <w:rPr>
+                <w:rFonts w:ascii="Consolas" w:hAnsi="Consolas" w:eastAsia="Consolas" w:cs="Consolas"/>
+                <w:sz w:val="22"/>
+              </w:rPr>
               <w:t xml:space="preserve">    return {</w:t>
-              <w:br/>
+            </w:r>
+            <w:r>
+              <w:rPr>
+                <w:rFonts w:ascii="Consolas" w:hAnsi="Consolas" w:eastAsia="Consolas" w:cs="Consolas"/>
+                <w:sz w:val="22"/>
+              </w:rPr>
+              <w:br w:type="textWrapping"/>
+            </w:r>
+            <w:r>
+              <w:rPr>
+                <w:rFonts w:ascii="Consolas" w:hAnsi="Consolas" w:eastAsia="Consolas" w:cs="Consolas"/>
+                <w:sz w:val="22"/>
+              </w:rPr>
               <w:t xml:space="preserve">        "风温": round(wind_temp, 2),</w:t>
-              <w:br/>
+            </w:r>
+            <w:r>
+              <w:rPr>
+                <w:rFonts w:ascii="Consolas" w:hAnsi="Consolas" w:eastAsia="Consolas" w:cs="Consolas"/>
+                <w:sz w:val="22"/>
+              </w:rPr>
+              <w:br w:type="textWrapping"/>
+            </w:r>
+            <w:r>
+              <w:rPr>
+                <w:rFonts w:ascii="Consolas" w:hAnsi="Consolas" w:eastAsia="Consolas" w:cs="Consolas"/>
+                <w:sz w:val="22"/>
+              </w:rPr>
               <w:t xml:space="preserve">        "炉压": round(furnace_pressure, 2),</w:t>
-              <w:br/>
+            </w:r>
+            <w:r>
+              <w:rPr>
+                <w:rFonts w:ascii="Consolas" w:hAnsi="Consolas" w:eastAsia="Consolas" w:cs="Consolas"/>
+                <w:sz w:val="22"/>
+              </w:rPr>
+              <w:br w:type="textWrapping"/>
+            </w:r>
+            <w:r>
+              <w:rPr>
+                <w:rFonts w:ascii="Consolas" w:hAnsi="Consolas" w:eastAsia="Consolas" w:cs="Consolas"/>
+                <w:sz w:val="22"/>
+              </w:rPr>
               <w:t xml:space="preserve">        "透气性": round(permeability, 3)</w:t>
-              <w:br/>
+            </w:r>
+            <w:r>
+              <w:rPr>
+                <w:rFonts w:ascii="Consolas" w:hAnsi="Consolas" w:eastAsia="Consolas" w:cs="Consolas"/>
+                <w:sz w:val="22"/>
+              </w:rPr>
+              <w:br w:type="textWrapping"/>
+            </w:r>
+            <w:r>
+              <w:rPr>
+                <w:rFonts w:ascii="Consolas" w:hAnsi="Consolas" w:eastAsia="Consolas" w:cs="Consolas"/>
+                <w:sz w:val="22"/>
+              </w:rPr>
               <w:t xml:space="preserve">    }</w:t>
-              <w:br/>
-              <w:br/>
-              <w:br/>
+            </w:r>
+            <w:r>
+              <w:rPr>
+                <w:rFonts w:ascii="Consolas" w:hAnsi="Consolas" w:eastAsia="Consolas" w:cs="Consolas"/>
+                <w:sz w:val="22"/>
+              </w:rPr>
+              <w:br w:type="textWrapping"/>
+            </w:r>
+            <w:r>
+              <w:rPr>
+                <w:rFonts w:ascii="Consolas" w:hAnsi="Consolas" w:eastAsia="Consolas" w:cs="Consolas"/>
+                <w:sz w:val="22"/>
+              </w:rPr>
+              <w:br w:type="textWrapping"/>
+            </w:r>
+            <w:r>
+              <w:rPr>
+                <w:rFonts w:ascii="Consolas" w:hAnsi="Consolas" w:eastAsia="Consolas" w:cs="Consolas"/>
+                <w:sz w:val="22"/>
+              </w:rPr>
+              <w:br w:type="textWrapping"/>
+            </w:r>
+            <w:r>
+              <w:rPr>
+                <w:rFonts w:ascii="Consolas" w:hAnsi="Consolas" w:eastAsia="Consolas" w:cs="Consolas"/>
+                <w:sz w:val="22"/>
+              </w:rPr>
               <w:t># ========== 使用示例 ==========</w:t>
-              <w:br/>
+            </w:r>
+            <w:r>
+              <w:rPr>
+                <w:rFonts w:ascii="Consolas" w:hAnsi="Consolas" w:eastAsia="Consolas" w:cs="Consolas"/>
+                <w:sz w:val="22"/>
+              </w:rPr>
+              <w:br w:type="textWrapping"/>
+            </w:r>
+            <w:r>
+              <w:rPr>
+                <w:rFonts w:ascii="Consolas" w:hAnsi="Consolas" w:eastAsia="Consolas" w:cs="Consolas"/>
+                <w:sz w:val="22"/>
+              </w:rPr>
               <w:t>if __name__ == "__main__":</w:t>
-              <w:br/>
+            </w:r>
+            <w:r>
+              <w:rPr>
+                <w:rFonts w:ascii="Consolas" w:hAnsi="Consolas" w:eastAsia="Consolas" w:cs="Consolas"/>
+                <w:sz w:val="22"/>
+              </w:rPr>
+              <w:br w:type="textWrapping"/>
+            </w:r>
+            <w:r>
+              <w:rPr>
+                <w:rFonts w:ascii="Consolas" w:hAnsi="Consolas" w:eastAsia="Consolas" w:cs="Consolas"/>
+                <w:sz w:val="22"/>
+              </w:rPr>
               <w:t xml:space="preserve">    start_time = time.time()</w:t>
-              <w:br/>
-              <w:br/>
+            </w:r>
+            <w:r>
+              <w:rPr>
+                <w:rFonts w:ascii="Consolas" w:hAnsi="Consolas" w:eastAsia="Consolas" w:cs="Consolas"/>
+                <w:sz w:val="22"/>
+              </w:rPr>
+              <w:br w:type="textWrapping"/>
+            </w:r>
+            <w:r>
+              <w:rPr>
+                <w:rFonts w:ascii="Consolas" w:hAnsi="Consolas" w:eastAsia="Consolas" w:cs="Consolas"/>
+                <w:sz w:val="22"/>
+              </w:rPr>
+              <w:br w:type="textWrapping"/>
+            </w:r>
+            <w:r>
+              <w:rPr>
+                <w:rFonts w:ascii="Consolas" w:hAnsi="Consolas" w:eastAsia="Consolas" w:cs="Consolas"/>
+                <w:sz w:val="22"/>
+              </w:rPr>
               <w:t xml:space="preserve">    # 模拟生成 5 帧数据</w:t>
-              <w:br/>
+            </w:r>
+            <w:r>
+              <w:rPr>
+                <w:rFonts w:ascii="Consolas" w:hAnsi="Consolas" w:eastAsia="Consolas" w:cs="Consolas"/>
+                <w:sz w:val="22"/>
+              </w:rPr>
+              <w:br w:type="textWrapping"/>
+            </w:r>
+            <w:r>
+              <w:rPr>
+                <w:rFonts w:ascii="Consolas" w:hAnsi="Consolas" w:eastAsia="Consolas" w:cs="Consolas"/>
+                <w:sz w:val="22"/>
+              </w:rPr>
               <w:t xml:space="preserve">    for i in range(5):</w:t>
-              <w:br/>
+            </w:r>
+            <w:r>
+              <w:rPr>
+                <w:rFonts w:ascii="Consolas" w:hAnsi="Consolas" w:eastAsia="Consolas" w:cs="Consolas"/>
+                <w:sz w:val="22"/>
+              </w:rPr>
+              <w:br w:type="textWrapping"/>
+            </w:r>
+            <w:r>
+              <w:rPr>
+                <w:rFonts w:ascii="Consolas" w:hAnsi="Consolas" w:eastAsia="Consolas" w:cs="Consolas"/>
+                <w:sz w:val="22"/>
+              </w:rPr>
               <w:t xml:space="preserve">        current_t = time.time() - start_time</w:t>
-              <w:br/>
+            </w:r>
+            <w:r>
+              <w:rPr>
+                <w:rFonts w:ascii="Consolas" w:hAnsi="Consolas" w:eastAsia="Consolas" w:cs="Consolas"/>
+                <w:sz w:val="22"/>
+              </w:rPr>
+              <w:br w:type="textWrapping"/>
+            </w:r>
+            <w:r>
+              <w:rPr>
+                <w:rFonts w:ascii="Consolas" w:hAnsi="Consolas" w:eastAsia="Consolas" w:cs="Consolas"/>
+                <w:sz w:val="22"/>
+              </w:rPr>
               <w:t xml:space="preserve">        metrics = generate_metrics(current_t)</w:t>
-              <w:br/>
+            </w:r>
+            <w:r>
+              <w:rPr>
+                <w:rFonts w:ascii="Consolas" w:hAnsi="Consolas" w:eastAsia="Consolas" w:cs="Consolas"/>
+                <w:sz w:val="22"/>
+              </w:rPr>
+              <w:br w:type="textWrapping"/>
+            </w:r>
+            <w:r>
+              <w:rPr>
+                <w:rFonts w:ascii="Consolas" w:hAnsi="Consolas" w:eastAsia="Consolas" w:cs="Consolas"/>
+                <w:sz w:val="22"/>
+              </w:rPr>
               <w:t xml:space="preserve">        print(f"第 {i+1} 帧: {metrics}")</w:t>
-              <w:br/>
-            </w:r>
-            <w:r>
-              <w:rPr>
-                <w:rFonts w:eastAsia="Consolas" w:ascii="Consolas" w:cs="Consolas" w:hAnsi="Consolas"/>
+            </w:r>
+            <w:r>
+              <w:rPr>
+                <w:rFonts w:ascii="Consolas" w:hAnsi="Consolas" w:eastAsia="Consolas" w:cs="Consolas"/>
+                <w:sz w:val="22"/>
+              </w:rPr>
+              <w:br w:type="textWrapping"/>
+            </w:r>
+            <w:r>
+              <w:rPr>
+                <w:rFonts w:ascii="Consolas" w:hAnsi="Consolas" w:eastAsia="Consolas" w:cs="Consolas"/>
                 <w:sz w:val="22"/>
               </w:rPr>
               <w:t xml:space="preserve">        time.sleep(1)</w:t>
@@ -1962,8 +2865,8 @@
     <w:p>
       <w:pPr>
         <w:pBdr>
-          <w:bottom w:val="single" w:color="dee0e3"/>
-          <w:between w:val="single" w:color="dee0e3"/>
+          <w:bottom w:val="single" w:color="DEE0E3" w:sz="2" w:space="0"/>
+          <w:between w:val="single" w:color="DEE0E3" w:sz="2" w:space="0"/>
         </w:pBdr>
         <w:spacing w:before="120" w:after="120" w:line="288" w:lineRule="auto"/>
         <w:ind w:left="0"/>
@@ -1971,17 +2874,16 @@
     </w:p>
     <w:p>
       <w:pPr>
-        <w:pStyle w:val="2"/>
         <w:spacing w:before="320" w:after="120" w:line="288" w:lineRule="auto"/>
         <w:ind w:left="0"/>
         <w:jc w:val="left"/>
         <w:outlineLvl w:val="1"/>
       </w:pPr>
-      <w:bookmarkStart w:name="heading_9" w:id="9"/>
-      <w:r>
-        <w:rPr>
-          <w:rFonts w:eastAsia="等线" w:ascii="Arial" w:cs="Arial" w:hAnsi="Arial"/>
-          <w:b w:val="true"/>
+      <w:bookmarkStart w:id="9" w:name="heading_9"/>
+      <w:r>
+        <w:rPr>
+          <w:rFonts w:ascii="Arial" w:hAnsi="Arial" w:eastAsia="等线" w:cs="Arial"/>
+          <w:b/>
           <w:sz w:val="32"/>
         </w:rPr>
         <w:t>3. 预警指令触发规则</w:t>
@@ -1990,17 +2892,16 @@
     </w:p>
     <w:p>
       <w:pPr>
-        <w:pStyle w:val="3"/>
         <w:spacing w:before="300" w:after="120" w:line="288" w:lineRule="auto"/>
         <w:ind w:left="0"/>
         <w:jc w:val="left"/>
         <w:outlineLvl w:val="2"/>
       </w:pPr>
-      <w:bookmarkStart w:name="heading_10" w:id="10"/>
-      <w:r>
-        <w:rPr>
-          <w:rFonts w:eastAsia="等线" w:ascii="Arial" w:cs="Arial" w:hAnsi="Arial"/>
-          <w:b w:val="true"/>
+      <w:bookmarkStart w:id="10" w:name="heading_10"/>
+      <w:r>
+        <w:rPr>
+          <w:rFonts w:ascii="Arial" w:hAnsi="Arial" w:eastAsia="等线" w:cs="Arial"/>
+          <w:b/>
           <w:sz w:val="30"/>
         </w:rPr>
         <w:t>3.1 规则概述</w:t>
@@ -2015,67 +2916,67 @@
       </w:pPr>
       <w:r>
         <w:rPr>
-          <w:rFonts w:eastAsia="等线" w:ascii="Arial" w:cs="Arial" w:hAnsi="Arial"/>
+          <w:rFonts w:ascii="Arial" w:hAnsi="Arial" w:eastAsia="等线" w:cs="Arial"/>
           <w:sz w:val="22"/>
         </w:rPr>
         <w:t xml:space="preserve">预警指令采用 </w:t>
       </w:r>
       <w:r>
         <w:rPr>
-          <w:rFonts w:eastAsia="等线" w:ascii="Arial" w:cs="Arial" w:hAnsi="Arial"/>
-          <w:b w:val="true"/>
+          <w:rFonts w:ascii="Arial" w:hAnsi="Arial" w:eastAsia="等线" w:cs="Arial"/>
+          <w:b/>
           <w:sz w:val="22"/>
         </w:rPr>
         <w:t>If-Then 硬逻辑</w:t>
       </w:r>
       <w:r>
         <w:rPr>
-          <w:rFonts w:eastAsia="等线" w:ascii="Arial" w:cs="Arial" w:hAnsi="Arial"/>
+          <w:rFonts w:ascii="Arial" w:hAnsi="Arial" w:eastAsia="等线" w:cs="Arial"/>
           <w:sz w:val="22"/>
         </w:rPr>
         <w:t xml:space="preserve"> 实现。当满足预设的触发条件时，</w:t>
       </w:r>
       <w:r>
         <w:rPr>
-          <w:rFonts w:eastAsia="Consolas" w:ascii="Consolas" w:cs="Consolas" w:hAnsi="Consolas"/>
-          <w:sz w:val="22"/>
-          <w:shd w:fill="EFF0F1"/>
+          <w:rFonts w:ascii="Consolas" w:hAnsi="Consolas" w:eastAsia="Consolas" w:cs="Consolas"/>
+          <w:sz w:val="22"/>
+          <w:shd w:val="clear" w:fill="EFF0F1"/>
         </w:rPr>
         <w:t>instruction</w:t>
       </w:r>
       <w:r>
         <w:rPr>
-          <w:rFonts w:eastAsia="等线" w:ascii="Arial" w:cs="Arial" w:hAnsi="Arial"/>
+          <w:rFonts w:ascii="Arial" w:hAnsi="Arial" w:eastAsia="等线" w:cs="Arial"/>
           <w:sz w:val="22"/>
         </w:rPr>
         <w:t xml:space="preserve"> 字段自动填入对应的中文操作建议；当条件不满足时，</w:t>
       </w:r>
       <w:r>
         <w:rPr>
-          <w:rFonts w:eastAsia="Consolas" w:ascii="Consolas" w:cs="Consolas" w:hAnsi="Consolas"/>
-          <w:sz w:val="22"/>
-          <w:shd w:fill="EFF0F1"/>
+          <w:rFonts w:ascii="Consolas" w:hAnsi="Consolas" w:eastAsia="Consolas" w:cs="Consolas"/>
+          <w:sz w:val="22"/>
+          <w:shd w:val="clear" w:fill="EFF0F1"/>
         </w:rPr>
         <w:t>instruction</w:t>
       </w:r>
       <w:r>
         <w:rPr>
-          <w:rFonts w:eastAsia="等线" w:ascii="Arial" w:cs="Arial" w:hAnsi="Arial"/>
+          <w:rFonts w:ascii="Arial" w:hAnsi="Arial" w:eastAsia="等线" w:cs="Arial"/>
           <w:sz w:val="22"/>
         </w:rPr>
         <w:t xml:space="preserve"> 必须重置为空字符串 </w:t>
       </w:r>
       <w:r>
         <w:rPr>
-          <w:rFonts w:eastAsia="Consolas" w:ascii="Consolas" w:cs="Consolas" w:hAnsi="Consolas"/>
-          <w:sz w:val="22"/>
-          <w:shd w:fill="EFF0F1"/>
+          <w:rFonts w:ascii="Consolas" w:hAnsi="Consolas" w:eastAsia="Consolas" w:cs="Consolas"/>
+          <w:sz w:val="22"/>
+          <w:shd w:val="clear" w:fill="EFF0F1"/>
         </w:rPr>
         <w:t>""</w:t>
       </w:r>
       <w:r>
         <w:rPr>
-          <w:rFonts w:eastAsia="等线" w:ascii="Arial" w:cs="Arial" w:hAnsi="Arial"/>
+          <w:rFonts w:ascii="Arial" w:hAnsi="Arial" w:eastAsia="等线" w:cs="Arial"/>
           <w:sz w:val="22"/>
         </w:rPr>
         <w:t>，避免一直挂着过时的预警。</w:t>
@@ -2083,17 +2984,16 @@
     </w:p>
     <w:p>
       <w:pPr>
-        <w:pStyle w:val="3"/>
         <w:spacing w:before="300" w:after="120" w:line="288" w:lineRule="auto"/>
         <w:ind w:left="0"/>
         <w:jc w:val="left"/>
         <w:outlineLvl w:val="2"/>
       </w:pPr>
-      <w:bookmarkStart w:name="heading_11" w:id="11"/>
-      <w:r>
-        <w:rPr>
-          <w:rFonts w:eastAsia="等线" w:ascii="Arial" w:cs="Arial" w:hAnsi="Arial"/>
-          <w:b w:val="true"/>
+      <w:bookmarkStart w:id="11" w:name="heading_11"/>
+      <w:r>
+        <w:rPr>
+          <w:rFonts w:ascii="Arial" w:hAnsi="Arial" w:eastAsia="等线" w:cs="Arial"/>
+          <w:b/>
           <w:sz w:val="30"/>
         </w:rPr>
         <w:t>3.2 规则 A：炉压过高（连续触发型）</w:t>
@@ -2108,30 +3008,30 @@
       </w:pPr>
       <w:r>
         <w:rPr>
-          <w:rFonts w:eastAsia="等线" w:ascii="Arial" w:cs="Arial" w:hAnsi="Arial"/>
-          <w:b w:val="true"/>
+          <w:rFonts w:ascii="Arial" w:hAnsi="Arial" w:eastAsia="等线" w:cs="Arial"/>
+          <w:b/>
           <w:sz w:val="22"/>
         </w:rPr>
         <w:t>触发条件</w:t>
       </w:r>
       <w:r>
         <w:rPr>
-          <w:rFonts w:eastAsia="等线" w:ascii="Arial" w:cs="Arial" w:hAnsi="Arial"/>
+          <w:rFonts w:ascii="Arial" w:hAnsi="Arial" w:eastAsia="等线" w:cs="Arial"/>
           <w:sz w:val="22"/>
         </w:rPr>
         <w:t xml:space="preserve">：当模拟器最新生成的"炉压"数值 </w:t>
       </w:r>
       <w:r>
         <w:rPr>
-          <w:rFonts w:eastAsia="等线" w:ascii="Arial" w:cs="Arial" w:hAnsi="Arial"/>
-          <w:b w:val="true"/>
+          <w:rFonts w:ascii="Arial" w:hAnsi="Arial" w:eastAsia="等线" w:cs="Arial"/>
+          <w:b/>
           <w:sz w:val="22"/>
         </w:rPr>
         <w:t>连续 3 次</w:t>
       </w:r>
       <w:r>
         <w:rPr>
-          <w:rFonts w:eastAsia="等线" w:ascii="Arial" w:cs="Arial" w:hAnsi="Arial"/>
+          <w:rFonts w:ascii="Arial" w:hAnsi="Arial" w:eastAsia="等线" w:cs="Arial"/>
           <w:sz w:val="22"/>
         </w:rPr>
         <w:t>（即连续 3 个时间戳）超过 350 kPa 时，触发预警。</w:t>
@@ -2145,39 +3045,39 @@
       </w:pPr>
       <w:r>
         <w:rPr>
-          <w:rFonts w:eastAsia="等线" w:ascii="Arial" w:cs="Arial" w:hAnsi="Arial"/>
-          <w:b w:val="true"/>
+          <w:rFonts w:ascii="Arial" w:hAnsi="Arial" w:eastAsia="等线" w:cs="Arial"/>
+          <w:b/>
           <w:sz w:val="22"/>
         </w:rPr>
         <w:t>触发动作</w:t>
       </w:r>
       <w:r>
         <w:rPr>
-          <w:rFonts w:eastAsia="等线" w:ascii="Arial" w:cs="Arial" w:hAnsi="Arial"/>
+          <w:rFonts w:ascii="Arial" w:hAnsi="Arial" w:eastAsia="等线" w:cs="Arial"/>
           <w:sz w:val="22"/>
         </w:rPr>
         <w:t>：</w:t>
       </w:r>
       <w:r>
         <w:rPr>
-          <w:rFonts w:eastAsia="Consolas" w:ascii="Consolas" w:cs="Consolas" w:hAnsi="Consolas"/>
-          <w:sz w:val="22"/>
-          <w:shd w:fill="EFF0F1"/>
+          <w:rFonts w:ascii="Consolas" w:hAnsi="Consolas" w:eastAsia="Consolas" w:cs="Consolas"/>
+          <w:sz w:val="22"/>
+          <w:shd w:val="clear" w:fill="EFF0F1"/>
         </w:rPr>
         <w:t>instruction</w:t>
       </w:r>
       <w:r>
         <w:rPr>
-          <w:rFonts w:eastAsia="等线" w:ascii="Arial" w:cs="Arial" w:hAnsi="Arial"/>
+          <w:rFonts w:ascii="Arial" w:hAnsi="Arial" w:eastAsia="等线" w:cs="Arial"/>
           <w:sz w:val="22"/>
         </w:rPr>
         <w:t xml:space="preserve"> 赋值为 </w:t>
       </w:r>
       <w:r>
         <w:rPr>
-          <w:rFonts w:eastAsia="Consolas" w:ascii="Consolas" w:cs="Consolas" w:hAnsi="Consolas"/>
-          <w:sz w:val="22"/>
-          <w:shd w:fill="EFF0F1"/>
+          <w:rFonts w:ascii="Consolas" w:hAnsi="Consolas" w:eastAsia="Consolas" w:cs="Consolas"/>
+          <w:sz w:val="22"/>
+          <w:shd w:val="clear" w:fill="EFF0F1"/>
         </w:rPr>
         <w:t>"炉压持续偏高，建议适当下调风压操作"</w:t>
       </w:r>
@@ -2190,15 +3090,15 @@
       </w:pPr>
       <w:r>
         <w:rPr>
-          <w:rFonts w:eastAsia="等线" w:ascii="Arial" w:cs="Arial" w:hAnsi="Arial"/>
-          <w:b w:val="true"/>
+          <w:rFonts w:ascii="Arial" w:hAnsi="Arial" w:eastAsia="等线" w:cs="Arial"/>
+          <w:b/>
           <w:sz w:val="22"/>
         </w:rPr>
         <w:t>解除条件</w:t>
       </w:r>
       <w:r>
         <w:rPr>
-          <w:rFonts w:eastAsia="等线" w:ascii="Arial" w:cs="Arial" w:hAnsi="Arial"/>
+          <w:rFonts w:ascii="Arial" w:hAnsi="Arial" w:eastAsia="等线" w:cs="Arial"/>
           <w:sz w:val="22"/>
         </w:rPr>
         <w:t>：连续计数被打断（即出现一次炉压 ≤ 350 kPa），或连续触发后回落至阈值以下。</w:t>
@@ -2212,56 +3112,55 @@
       </w:pPr>
       <w:r>
         <w:rPr>
-          <w:rFonts w:eastAsia="等线" w:ascii="Arial" w:cs="Arial" w:hAnsi="Arial"/>
-          <w:b w:val="true"/>
+          <w:rFonts w:ascii="Arial" w:hAnsi="Arial" w:eastAsia="等线" w:cs="Arial"/>
+          <w:b/>
           <w:sz w:val="22"/>
         </w:rPr>
         <w:t>解除动作</w:t>
       </w:r>
       <w:r>
         <w:rPr>
-          <w:rFonts w:eastAsia="等线" w:ascii="Arial" w:cs="Arial" w:hAnsi="Arial"/>
+          <w:rFonts w:ascii="Arial" w:hAnsi="Arial" w:eastAsia="等线" w:cs="Arial"/>
           <w:sz w:val="22"/>
         </w:rPr>
         <w:t>：</w:t>
       </w:r>
       <w:r>
         <w:rPr>
-          <w:rFonts w:eastAsia="Consolas" w:ascii="Consolas" w:cs="Consolas" w:hAnsi="Consolas"/>
-          <w:sz w:val="22"/>
-          <w:shd w:fill="EFF0F1"/>
+          <w:rFonts w:ascii="Consolas" w:hAnsi="Consolas" w:eastAsia="Consolas" w:cs="Consolas"/>
+          <w:sz w:val="22"/>
+          <w:shd w:val="clear" w:fill="EFF0F1"/>
         </w:rPr>
         <w:t>instruction</w:t>
       </w:r>
       <w:r>
         <w:rPr>
-          <w:rFonts w:eastAsia="等线" w:ascii="Arial" w:cs="Arial" w:hAnsi="Arial"/>
+          <w:rFonts w:ascii="Arial" w:hAnsi="Arial" w:eastAsia="等线" w:cs="Arial"/>
           <w:sz w:val="22"/>
         </w:rPr>
         <w:t xml:space="preserve"> 重置为空字符串 </w:t>
       </w:r>
       <w:r>
         <w:rPr>
-          <w:rFonts w:eastAsia="Consolas" w:ascii="Consolas" w:cs="Consolas" w:hAnsi="Consolas"/>
-          <w:sz w:val="22"/>
-          <w:shd w:fill="EFF0F1"/>
+          <w:rFonts w:ascii="Consolas" w:hAnsi="Consolas" w:eastAsia="Consolas" w:cs="Consolas"/>
+          <w:sz w:val="22"/>
+          <w:shd w:val="clear" w:fill="EFF0F1"/>
         </w:rPr>
         <w:t>""</w:t>
       </w:r>
     </w:p>
     <w:p>
       <w:pPr>
-        <w:pStyle w:val="3"/>
         <w:spacing w:before="300" w:after="120" w:line="288" w:lineRule="auto"/>
         <w:ind w:left="0"/>
         <w:jc w:val="left"/>
         <w:outlineLvl w:val="2"/>
       </w:pPr>
-      <w:bookmarkStart w:name="heading_12" w:id="12"/>
-      <w:r>
-        <w:rPr>
-          <w:rFonts w:eastAsia="等线" w:ascii="Arial" w:cs="Arial" w:hAnsi="Arial"/>
-          <w:b w:val="true"/>
+      <w:bookmarkStart w:id="12" w:name="heading_12"/>
+      <w:r>
+        <w:rPr>
+          <w:rFonts w:ascii="Arial" w:hAnsi="Arial" w:eastAsia="等线" w:cs="Arial"/>
+          <w:b/>
           <w:sz w:val="30"/>
         </w:rPr>
         <w:t>3.3 规则 B：风温过低（单次触发型）</w:t>
@@ -2276,30 +3175,30 @@
       </w:pPr>
       <w:r>
         <w:rPr>
-          <w:rFonts w:eastAsia="等线" w:ascii="Arial" w:cs="Arial" w:hAnsi="Arial"/>
-          <w:b w:val="true"/>
+          <w:rFonts w:ascii="Arial" w:hAnsi="Arial" w:eastAsia="等线" w:cs="Arial"/>
+          <w:b/>
           <w:sz w:val="22"/>
         </w:rPr>
         <w:t>触发条件</w:t>
       </w:r>
       <w:r>
         <w:rPr>
-          <w:rFonts w:eastAsia="等线" w:ascii="Arial" w:cs="Arial" w:hAnsi="Arial"/>
+          <w:rFonts w:ascii="Arial" w:hAnsi="Arial" w:eastAsia="等线" w:cs="Arial"/>
           <w:sz w:val="22"/>
         </w:rPr>
         <w:t xml:space="preserve">：当模拟器最新生成的"风温"数值 </w:t>
       </w:r>
       <w:r>
         <w:rPr>
-          <w:rFonts w:eastAsia="等线" w:ascii="Arial" w:cs="Arial" w:hAnsi="Arial"/>
-          <w:b w:val="true"/>
+          <w:rFonts w:ascii="Arial" w:hAnsi="Arial" w:eastAsia="等线" w:cs="Arial"/>
+          <w:b/>
           <w:sz w:val="22"/>
         </w:rPr>
         <w:t>低于 980 ℃</w:t>
       </w:r>
       <w:r>
         <w:rPr>
-          <w:rFonts w:eastAsia="等线" w:ascii="Arial" w:cs="Arial" w:hAnsi="Arial"/>
+          <w:rFonts w:ascii="Arial" w:hAnsi="Arial" w:eastAsia="等线" w:cs="Arial"/>
           <w:sz w:val="22"/>
         </w:rPr>
         <w:t xml:space="preserve"> 时（单次触发即可），触发预警。</w:t>
@@ -2313,39 +3212,39 @@
       </w:pPr>
       <w:r>
         <w:rPr>
-          <w:rFonts w:eastAsia="等线" w:ascii="Arial" w:cs="Arial" w:hAnsi="Arial"/>
-          <w:b w:val="true"/>
+          <w:rFonts w:ascii="Arial" w:hAnsi="Arial" w:eastAsia="等线" w:cs="Arial"/>
+          <w:b/>
           <w:sz w:val="22"/>
         </w:rPr>
         <w:t>触发动作</w:t>
       </w:r>
       <w:r>
         <w:rPr>
-          <w:rFonts w:eastAsia="等线" w:ascii="Arial" w:cs="Arial" w:hAnsi="Arial"/>
+          <w:rFonts w:ascii="Arial" w:hAnsi="Arial" w:eastAsia="等线" w:cs="Arial"/>
           <w:sz w:val="22"/>
         </w:rPr>
         <w:t>：</w:t>
       </w:r>
       <w:r>
         <w:rPr>
-          <w:rFonts w:eastAsia="Consolas" w:ascii="Consolas" w:cs="Consolas" w:hAnsi="Consolas"/>
-          <w:sz w:val="22"/>
-          <w:shd w:fill="EFF0F1"/>
+          <w:rFonts w:ascii="Consolas" w:hAnsi="Consolas" w:eastAsia="Consolas" w:cs="Consolas"/>
+          <w:sz w:val="22"/>
+          <w:shd w:val="clear" w:fill="EFF0F1"/>
         </w:rPr>
         <w:t>instruction</w:t>
       </w:r>
       <w:r>
         <w:rPr>
-          <w:rFonts w:eastAsia="等线" w:ascii="Arial" w:cs="Arial" w:hAnsi="Arial"/>
+          <w:rFonts w:ascii="Arial" w:hAnsi="Arial" w:eastAsia="等线" w:cs="Arial"/>
           <w:sz w:val="22"/>
         </w:rPr>
         <w:t xml:space="preserve"> 赋值为 </w:t>
       </w:r>
       <w:r>
         <w:rPr>
-          <w:rFonts w:eastAsia="Consolas" w:ascii="Consolas" w:cs="Consolas" w:hAnsi="Consolas"/>
-          <w:sz w:val="22"/>
-          <w:shd w:fill="EFF0F1"/>
+          <w:rFonts w:ascii="Consolas" w:hAnsi="Consolas" w:eastAsia="Consolas" w:cs="Consolas"/>
+          <w:sz w:val="22"/>
+          <w:shd w:val="clear" w:fill="EFF0F1"/>
         </w:rPr>
         <w:t>"风温偏低，建议检查热风炉并提高燃烧强度"</w:t>
       </w:r>
@@ -2358,15 +3257,15 @@
       </w:pPr>
       <w:r>
         <w:rPr>
-          <w:rFonts w:eastAsia="等线" w:ascii="Arial" w:cs="Arial" w:hAnsi="Arial"/>
-          <w:b w:val="true"/>
+          <w:rFonts w:ascii="Arial" w:hAnsi="Arial" w:eastAsia="等线" w:cs="Arial"/>
+          <w:b/>
           <w:sz w:val="22"/>
         </w:rPr>
         <w:t>解除条件</w:t>
       </w:r>
       <w:r>
         <w:rPr>
-          <w:rFonts w:eastAsia="等线" w:ascii="Arial" w:cs="Arial" w:hAnsi="Arial"/>
+          <w:rFonts w:ascii="Arial" w:hAnsi="Arial" w:eastAsia="等线" w:cs="Arial"/>
           <w:sz w:val="22"/>
         </w:rPr>
         <w:t>：风温回升至 980 ℃ 及以上。</w:t>
@@ -2380,56 +3279,55 @@
       </w:pPr>
       <w:r>
         <w:rPr>
-          <w:rFonts w:eastAsia="等线" w:ascii="Arial" w:cs="Arial" w:hAnsi="Arial"/>
-          <w:b w:val="true"/>
+          <w:rFonts w:ascii="Arial" w:hAnsi="Arial" w:eastAsia="等线" w:cs="Arial"/>
+          <w:b/>
           <w:sz w:val="22"/>
         </w:rPr>
         <w:t>解除动作</w:t>
       </w:r>
       <w:r>
         <w:rPr>
-          <w:rFonts w:eastAsia="等线" w:ascii="Arial" w:cs="Arial" w:hAnsi="Arial"/>
+          <w:rFonts w:ascii="Arial" w:hAnsi="Arial" w:eastAsia="等线" w:cs="Arial"/>
           <w:sz w:val="22"/>
         </w:rPr>
         <w:t>：</w:t>
       </w:r>
       <w:r>
         <w:rPr>
-          <w:rFonts w:eastAsia="Consolas" w:ascii="Consolas" w:cs="Consolas" w:hAnsi="Consolas"/>
-          <w:sz w:val="22"/>
-          <w:shd w:fill="EFF0F1"/>
+          <w:rFonts w:ascii="Consolas" w:hAnsi="Consolas" w:eastAsia="Consolas" w:cs="Consolas"/>
+          <w:sz w:val="22"/>
+          <w:shd w:val="clear" w:fill="EFF0F1"/>
         </w:rPr>
         <w:t>instruction</w:t>
       </w:r>
       <w:r>
         <w:rPr>
-          <w:rFonts w:eastAsia="等线" w:ascii="Arial" w:cs="Arial" w:hAnsi="Arial"/>
+          <w:rFonts w:ascii="Arial" w:hAnsi="Arial" w:eastAsia="等线" w:cs="Arial"/>
           <w:sz w:val="22"/>
         </w:rPr>
         <w:t xml:space="preserve"> 重置为空字符串 </w:t>
       </w:r>
       <w:r>
         <w:rPr>
-          <w:rFonts w:eastAsia="Consolas" w:ascii="Consolas" w:cs="Consolas" w:hAnsi="Consolas"/>
-          <w:sz w:val="22"/>
-          <w:shd w:fill="EFF0F1"/>
+          <w:rFonts w:ascii="Consolas" w:hAnsi="Consolas" w:eastAsia="Consolas" w:cs="Consolas"/>
+          <w:sz w:val="22"/>
+          <w:shd w:val="clear" w:fill="EFF0F1"/>
         </w:rPr>
         <w:t>""</w:t>
       </w:r>
     </w:p>
     <w:p>
       <w:pPr>
-        <w:pStyle w:val="3"/>
         <w:spacing w:before="300" w:after="120" w:line="288" w:lineRule="auto"/>
         <w:ind w:left="0"/>
         <w:jc w:val="left"/>
         <w:outlineLvl w:val="2"/>
       </w:pPr>
-      <w:bookmarkStart w:name="heading_13" w:id="13"/>
-      <w:r>
-        <w:rPr>
-          <w:rFonts w:eastAsia="等线" w:ascii="Arial" w:cs="Arial" w:hAnsi="Arial"/>
-          <w:b w:val="true"/>
+      <w:bookmarkStart w:id="13" w:name="heading_13"/>
+      <w:r>
+        <w:rPr>
+          <w:rFonts w:ascii="Arial" w:hAnsi="Arial" w:eastAsia="等线" w:cs="Arial"/>
+          <w:b/>
           <w:sz w:val="30"/>
         </w:rPr>
         <w:t>3.4 多规则优先级说明</w:t>
@@ -2444,22 +3342,22 @@
       </w:pPr>
       <w:r>
         <w:rPr>
-          <w:rFonts w:eastAsia="等线" w:ascii="Arial" w:cs="Arial" w:hAnsi="Arial"/>
+          <w:rFonts w:ascii="Arial" w:hAnsi="Arial" w:eastAsia="等线" w:cs="Arial"/>
           <w:sz w:val="22"/>
         </w:rPr>
         <w:t>当多条规则同时满足时，以</w:t>
       </w:r>
       <w:r>
         <w:rPr>
-          <w:rFonts w:eastAsia="等线" w:ascii="Arial" w:cs="Arial" w:hAnsi="Arial"/>
-          <w:b w:val="true"/>
+          <w:rFonts w:ascii="Arial" w:hAnsi="Arial" w:eastAsia="等线" w:cs="Arial"/>
+          <w:b/>
           <w:sz w:val="22"/>
         </w:rPr>
         <w:t>最后触发的规则</w:t>
       </w:r>
       <w:r>
         <w:rPr>
-          <w:rFonts w:eastAsia="等线" w:ascii="Arial" w:cs="Arial" w:hAnsi="Arial"/>
+          <w:rFonts w:ascii="Arial" w:hAnsi="Arial" w:eastAsia="等线" w:cs="Arial"/>
           <w:sz w:val="22"/>
         </w:rPr>
         <w:t>为准。若需支持多条指令同时展示，可扩展为指令列表结构（本文档 v1.0 暂不涉及）。</w:t>
@@ -2468,8 +3366,8 @@
     <w:p>
       <w:pPr>
         <w:pBdr>
-          <w:bottom w:val="single" w:color="dee0e3"/>
-          <w:between w:val="single" w:color="dee0e3"/>
+          <w:bottom w:val="single" w:color="DEE0E3" w:sz="2" w:space="0"/>
+          <w:between w:val="single" w:color="DEE0E3" w:sz="2" w:space="0"/>
         </w:pBdr>
         <w:spacing w:before="120" w:after="120" w:line="288" w:lineRule="auto"/>
         <w:ind w:left="0"/>
@@ -2477,17 +3375,16 @@
     </w:p>
     <w:p>
       <w:pPr>
-        <w:pStyle w:val="2"/>
         <w:spacing w:before="320" w:after="120" w:line="288" w:lineRule="auto"/>
         <w:ind w:left="0"/>
         <w:jc w:val="left"/>
         <w:outlineLvl w:val="1"/>
       </w:pPr>
-      <w:bookmarkStart w:name="heading_14" w:id="14"/>
-      <w:r>
-        <w:rPr>
-          <w:rFonts w:eastAsia="等线" w:ascii="Arial" w:cs="Arial" w:hAnsi="Arial"/>
-          <w:b w:val="true"/>
+      <w:bookmarkStart w:id="14" w:name="heading_14"/>
+      <w:r>
+        <w:rPr>
+          <w:rFonts w:ascii="Arial" w:hAnsi="Arial" w:eastAsia="等线" w:cs="Arial"/>
+          <w:b/>
           <w:sz w:val="32"/>
         </w:rPr>
         <w:t>4. 完整伪代码实现（含预警逻辑）</w:t>
@@ -2502,7 +3399,7 @@
       </w:pPr>
       <w:r>
         <w:rPr>
-          <w:rFonts w:eastAsia="等线" w:ascii="Arial" w:cs="Arial" w:hAnsi="Arial"/>
+          <w:rFonts w:ascii="Arial" w:hAnsi="Arial" w:eastAsia="等线" w:cs="Arial"/>
           <w:sz w:val="22"/>
         </w:rPr>
         <w:t>以下为整合了数据生成与预警触发逻辑的完整伪代码：</w:t>
@@ -2510,31 +3407,54 @@
     </w:p>
     <w:tbl>
       <w:tblPr>
+        <w:tblStyle w:val="2"/>
         <w:tblW w:w="0" w:type="auto"/>
         <w:tblInd w:w="0" w:type="dxa"/>
         <w:tblBorders>
-          <w:top w:val="single" w:color="dee0e3"/>
-          <w:left w:val="single" w:color="dee0e3"/>
-          <w:bottom w:val="single" w:color="dee0e3"/>
-          <w:right w:val="single" w:color="dee0e3"/>
-          <w:insideH w:val="single" w:color="dee0e3"/>
-          <w:insideV w:val="single" w:color="dee0e3"/>
+          <w:top w:val="single" w:color="DEE0E3" w:sz="0" w:space="0"/>
+          <w:left w:val="single" w:color="DEE0E3" w:sz="0" w:space="0"/>
+          <w:bottom w:val="single" w:color="DEE0E3" w:sz="0" w:space="0"/>
+          <w:right w:val="single" w:color="DEE0E3" w:sz="0" w:space="0"/>
+          <w:insideH w:val="single" w:color="DEE0E3" w:sz="0" w:space="0"/>
+          <w:insideV w:val="single" w:color="DEE0E3" w:sz="0" w:space="0"/>
         </w:tblBorders>
         <w:tblLayout w:type="fixed"/>
+        <w:tblCellMar>
+          <w:top w:w="0" w:type="dxa"/>
+          <w:left w:w="10" w:type="dxa"/>
+          <w:bottom w:w="0" w:type="dxa"/>
+          <w:right w:w="10" w:type="dxa"/>
+        </w:tblCellMar>
       </w:tblPr>
       <w:tblGrid>
         <w:gridCol w:w="8280"/>
       </w:tblGrid>
       <w:tr>
+        <w:tblPrEx>
+          <w:tblBorders>
+            <w:top w:val="single" w:color="DEE0E3" w:sz="0" w:space="0"/>
+            <w:left w:val="single" w:color="DEE0E3" w:sz="0" w:space="0"/>
+            <w:bottom w:val="single" w:color="DEE0E3" w:sz="0" w:space="0"/>
+            <w:right w:val="single" w:color="DEE0E3" w:sz="0" w:space="0"/>
+            <w:insideH w:val="single" w:color="DEE0E3" w:sz="0" w:space="0"/>
+            <w:insideV w:val="single" w:color="DEE0E3" w:sz="0" w:space="0"/>
+          </w:tblBorders>
+          <w:tblCellMar>
+            <w:top w:w="0" w:type="dxa"/>
+            <w:left w:w="10" w:type="dxa"/>
+            <w:bottom w:w="0" w:type="dxa"/>
+            <w:right w:w="10" w:type="dxa"/>
+          </w:tblCellMar>
+        </w:tblPrEx>
         <w:tc>
           <w:tcPr>
             <w:tcW w:w="8280" w:type="dxa"/>
-            <w:shd w:color="auto" w:val="clear" w:fill="f5f6f7"/>
+            <w:shd w:val="clear" w:color="auto" w:fill="F5F6F7"/>
             <w:tcMar>
-              <w:top w:type="dxa" w:w="60"/>
-              <w:left w:type="dxa" w:w="120"/>
-              <w:bottom w:type="dxa" w:w="30"/>
-              <w:right w:type="dxa" w:w="120"/>
+              <w:top w:w="60" w:type="dxa"/>
+              <w:left w:w="120" w:type="dxa"/>
+              <w:bottom w:w="30" w:type="dxa"/>
+              <w:right w:w="120" w:type="dxa"/>
             </w:tcMar>
           </w:tcPr>
           <w:p>
@@ -2544,281 +3464,1836 @@
             </w:pPr>
             <w:r>
               <w:rPr>
-                <w:rFonts w:eastAsia="Consolas" w:ascii="Consolas" w:cs="Consolas" w:hAnsi="Consolas"/>
-                <w:color w:val="646a73"/>
+                <w:rFonts w:ascii="Consolas" w:hAnsi="Consolas" w:eastAsia="Consolas" w:cs="Consolas"/>
+                <w:color w:val="646A73"/>
                 <w:sz w:val="22"/>
               </w:rPr>
               <w:t>python</w:t>
-              <w:br w:type="textWrapping"/>
-            </w:r>
-            <w:r>
-              <w:rPr>
-                <w:rFonts w:eastAsia="Consolas" w:ascii="Consolas" w:cs="Consolas" w:hAnsi="Consolas"/>
+            </w:r>
+            <w:r>
+              <w:rPr>
+                <w:rFonts w:ascii="Consolas" w:hAnsi="Consolas" w:eastAsia="Consolas" w:cs="Consolas"/>
+                <w:color w:val="646A73"/>
+                <w:sz w:val="22"/>
+              </w:rPr>
+              <w:br w:type="textWrapping"/>
+            </w:r>
+            <w:r>
+              <w:rPr>
+                <w:rFonts w:ascii="Consolas" w:hAnsi="Consolas" w:eastAsia="Consolas" w:cs="Consolas"/>
                 <w:sz w:val="22"/>
               </w:rPr>
               <w:t>import math</w:t>
-              <w:br/>
+            </w:r>
+            <w:r>
+              <w:rPr>
+                <w:rFonts w:ascii="Consolas" w:hAnsi="Consolas" w:eastAsia="Consolas" w:cs="Consolas"/>
+                <w:sz w:val="22"/>
+              </w:rPr>
+              <w:br w:type="textWrapping"/>
+            </w:r>
+            <w:r>
+              <w:rPr>
+                <w:rFonts w:ascii="Consolas" w:hAnsi="Consolas" w:eastAsia="Consolas" w:cs="Consolas"/>
+                <w:sz w:val="22"/>
+              </w:rPr>
               <w:t>import random</w:t>
-              <w:br/>
+            </w:r>
+            <w:r>
+              <w:rPr>
+                <w:rFonts w:ascii="Consolas" w:hAnsi="Consolas" w:eastAsia="Consolas" w:cs="Consolas"/>
+                <w:sz w:val="22"/>
+              </w:rPr>
+              <w:br w:type="textWrapping"/>
+            </w:r>
+            <w:r>
+              <w:rPr>
+                <w:rFonts w:ascii="Consolas" w:hAnsi="Consolas" w:eastAsia="Consolas" w:cs="Consolas"/>
+                <w:sz w:val="22"/>
+              </w:rPr>
               <w:t>import time</w:t>
-              <w:br/>
+            </w:r>
+            <w:r>
+              <w:rPr>
+                <w:rFonts w:ascii="Consolas" w:hAnsi="Consolas" w:eastAsia="Consolas" w:cs="Consolas"/>
+                <w:sz w:val="22"/>
+              </w:rPr>
+              <w:br w:type="textWrapping"/>
+            </w:r>
+            <w:r>
+              <w:rPr>
+                <w:rFonts w:ascii="Consolas" w:hAnsi="Consolas" w:eastAsia="Consolas" w:cs="Consolas"/>
+                <w:sz w:val="22"/>
+              </w:rPr>
               <w:t>from datetime import datetime</w:t>
-              <w:br/>
-              <w:br/>
+            </w:r>
+            <w:r>
+              <w:rPr>
+                <w:rFonts w:ascii="Consolas" w:hAnsi="Consolas" w:eastAsia="Consolas" w:cs="Consolas"/>
+                <w:sz w:val="22"/>
+              </w:rPr>
+              <w:br w:type="textWrapping"/>
+            </w:r>
+            <w:r>
+              <w:rPr>
+                <w:rFonts w:ascii="Consolas" w:hAnsi="Consolas" w:eastAsia="Consolas" w:cs="Consolas"/>
+                <w:sz w:val="22"/>
+              </w:rPr>
+              <w:br w:type="textWrapping"/>
+            </w:r>
+            <w:r>
+              <w:rPr>
+                <w:rFonts w:ascii="Consolas" w:hAnsi="Consolas" w:eastAsia="Consolas" w:cs="Consolas"/>
+                <w:sz w:val="22"/>
+              </w:rPr>
               <w:t># ========== 基值设定 ==========</w:t>
-              <w:br/>
+            </w:r>
+            <w:r>
+              <w:rPr>
+                <w:rFonts w:ascii="Consolas" w:hAnsi="Consolas" w:eastAsia="Consolas" w:cs="Consolas"/>
+                <w:sz w:val="22"/>
+              </w:rPr>
+              <w:br w:type="textWrapping"/>
+            </w:r>
+            <w:r>
+              <w:rPr>
+                <w:rFonts w:ascii="Consolas" w:hAnsi="Consolas" w:eastAsia="Consolas" w:cs="Consolas"/>
+                <w:sz w:val="22"/>
+              </w:rPr>
               <w:t>BASE_TEMP = 1050.0</w:t>
-              <w:br/>
+            </w:r>
+            <w:r>
+              <w:rPr>
+                <w:rFonts w:ascii="Consolas" w:hAnsi="Consolas" w:eastAsia="Consolas" w:cs="Consolas"/>
+                <w:sz w:val="22"/>
+              </w:rPr>
+              <w:br w:type="textWrapping"/>
+            </w:r>
+            <w:r>
+              <w:rPr>
+                <w:rFonts w:ascii="Consolas" w:hAnsi="Consolas" w:eastAsia="Consolas" w:cs="Consolas"/>
+                <w:sz w:val="22"/>
+              </w:rPr>
               <w:t>BASE_PRESSURE = 300.0</w:t>
-              <w:br/>
+            </w:r>
+            <w:r>
+              <w:rPr>
+                <w:rFonts w:ascii="Consolas" w:hAnsi="Consolas" w:eastAsia="Consolas" w:cs="Consolas"/>
+                <w:sz w:val="22"/>
+              </w:rPr>
+              <w:br w:type="textWrapping"/>
+            </w:r>
+            <w:r>
+              <w:rPr>
+                <w:rFonts w:ascii="Consolas" w:hAnsi="Consolas" w:eastAsia="Consolas" w:cs="Consolas"/>
+                <w:sz w:val="22"/>
+              </w:rPr>
               <w:t>BASE_PERMEABILITY = 1.0</w:t>
-              <w:br/>
-              <w:br/>
+            </w:r>
+            <w:r>
+              <w:rPr>
+                <w:rFonts w:ascii="Consolas" w:hAnsi="Consolas" w:eastAsia="Consolas" w:cs="Consolas"/>
+                <w:sz w:val="22"/>
+              </w:rPr>
+              <w:br w:type="textWrapping"/>
+            </w:r>
+            <w:r>
+              <w:rPr>
+                <w:rFonts w:ascii="Consolas" w:hAnsi="Consolas" w:eastAsia="Consolas" w:cs="Consolas"/>
+                <w:sz w:val="22"/>
+              </w:rPr>
+              <w:br w:type="textWrapping"/>
+            </w:r>
+            <w:r>
+              <w:rPr>
+                <w:rFonts w:ascii="Consolas" w:hAnsi="Consolas" w:eastAsia="Consolas" w:cs="Consolas"/>
+                <w:sz w:val="22"/>
+              </w:rPr>
               <w:t># ========== 正弦趋势参数 ==========</w:t>
-              <w:br/>
+            </w:r>
+            <w:r>
+              <w:rPr>
+                <w:rFonts w:ascii="Consolas" w:hAnsi="Consolas" w:eastAsia="Consolas" w:cs="Consolas"/>
+                <w:sz w:val="22"/>
+              </w:rPr>
+              <w:br w:type="textWrapping"/>
+            </w:r>
+            <w:r>
+              <w:rPr>
+                <w:rFonts w:ascii="Consolas" w:hAnsi="Consolas" w:eastAsia="Consolas" w:cs="Consolas"/>
+                <w:sz w:val="22"/>
+              </w:rPr>
               <w:t>TREND_PERIOD = 30.0</w:t>
-              <w:br/>
+            </w:r>
+            <w:r>
+              <w:rPr>
+                <w:rFonts w:ascii="Consolas" w:hAnsi="Consolas" w:eastAsia="Consolas" w:cs="Consolas"/>
+                <w:sz w:val="22"/>
+              </w:rPr>
+              <w:br w:type="textWrapping"/>
+            </w:r>
+            <w:r>
+              <w:rPr>
+                <w:rFonts w:ascii="Consolas" w:hAnsi="Consolas" w:eastAsia="Consolas" w:cs="Consolas"/>
+                <w:sz w:val="22"/>
+              </w:rPr>
               <w:t>TEMP_AMPLITUDE = 30.0</w:t>
-              <w:br/>
+            </w:r>
+            <w:r>
+              <w:rPr>
+                <w:rFonts w:ascii="Consolas" w:hAnsi="Consolas" w:eastAsia="Consolas" w:cs="Consolas"/>
+                <w:sz w:val="22"/>
+              </w:rPr>
+              <w:br w:type="textWrapping"/>
+            </w:r>
+            <w:r>
+              <w:rPr>
+                <w:rFonts w:ascii="Consolas" w:hAnsi="Consolas" w:eastAsia="Consolas" w:cs="Consolas"/>
+                <w:sz w:val="22"/>
+              </w:rPr>
               <w:t>PRESSURE_AMPLITUDE = 20.0</w:t>
-              <w:br/>
+            </w:r>
+            <w:r>
+              <w:rPr>
+                <w:rFonts w:ascii="Consolas" w:hAnsi="Consolas" w:eastAsia="Consolas" w:cs="Consolas"/>
+                <w:sz w:val="22"/>
+              </w:rPr>
+              <w:br w:type="textWrapping"/>
+            </w:r>
+            <w:r>
+              <w:rPr>
+                <w:rFonts w:ascii="Consolas" w:hAnsi="Consolas" w:eastAsia="Consolas" w:cs="Consolas"/>
+                <w:sz w:val="22"/>
+              </w:rPr>
               <w:t>PERM_AMPLITUDE = 0.15</w:t>
-              <w:br/>
-              <w:br/>
+            </w:r>
+            <w:r>
+              <w:rPr>
+                <w:rFonts w:ascii="Consolas" w:hAnsi="Consolas" w:eastAsia="Consolas" w:cs="Consolas"/>
+                <w:sz w:val="22"/>
+              </w:rPr>
+              <w:br w:type="textWrapping"/>
+            </w:r>
+            <w:r>
+              <w:rPr>
+                <w:rFonts w:ascii="Consolas" w:hAnsi="Consolas" w:eastAsia="Consolas" w:cs="Consolas"/>
+                <w:sz w:val="22"/>
+              </w:rPr>
+              <w:br w:type="textWrapping"/>
+            </w:r>
+            <w:r>
+              <w:rPr>
+                <w:rFonts w:ascii="Consolas" w:hAnsi="Consolas" w:eastAsia="Consolas" w:cs="Consolas"/>
+                <w:sz w:val="22"/>
+              </w:rPr>
               <w:t># ========== 噪声参数 ==========</w:t>
-              <w:br/>
+            </w:r>
+            <w:r>
+              <w:rPr>
+                <w:rFonts w:ascii="Consolas" w:hAnsi="Consolas" w:eastAsia="Consolas" w:cs="Consolas"/>
+                <w:sz w:val="22"/>
+              </w:rPr>
+              <w:br w:type="textWrapping"/>
+            </w:r>
+            <w:r>
+              <w:rPr>
+                <w:rFonts w:ascii="Consolas" w:hAnsi="Consolas" w:eastAsia="Consolas" w:cs="Consolas"/>
+                <w:sz w:val="22"/>
+              </w:rPr>
               <w:t>TEMP_NOISE_STD = 5.0</w:t>
-              <w:br/>
+            </w:r>
+            <w:r>
+              <w:rPr>
+                <w:rFonts w:ascii="Consolas" w:hAnsi="Consolas" w:eastAsia="Consolas" w:cs="Consolas"/>
+                <w:sz w:val="22"/>
+              </w:rPr>
+              <w:br w:type="textWrapping"/>
+            </w:r>
+            <w:r>
+              <w:rPr>
+                <w:rFonts w:ascii="Consolas" w:hAnsi="Consolas" w:eastAsia="Consolas" w:cs="Consolas"/>
+                <w:sz w:val="22"/>
+              </w:rPr>
               <w:t>PRESSURE_NOISE_STD = 3.0</w:t>
-              <w:br/>
+            </w:r>
+            <w:r>
+              <w:rPr>
+                <w:rFonts w:ascii="Consolas" w:hAnsi="Consolas" w:eastAsia="Consolas" w:cs="Consolas"/>
+                <w:sz w:val="22"/>
+              </w:rPr>
+              <w:br w:type="textWrapping"/>
+            </w:r>
+            <w:r>
+              <w:rPr>
+                <w:rFonts w:ascii="Consolas" w:hAnsi="Consolas" w:eastAsia="Consolas" w:cs="Consolas"/>
+                <w:sz w:val="22"/>
+              </w:rPr>
               <w:t>PERM_NOISE_STD = 0.03</w:t>
-              <w:br/>
-              <w:br/>
+            </w:r>
+            <w:r>
+              <w:rPr>
+                <w:rFonts w:ascii="Consolas" w:hAnsi="Consolas" w:eastAsia="Consolas" w:cs="Consolas"/>
+                <w:sz w:val="22"/>
+              </w:rPr>
+              <w:br w:type="textWrapping"/>
+            </w:r>
+            <w:r>
+              <w:rPr>
+                <w:rFonts w:ascii="Consolas" w:hAnsi="Consolas" w:eastAsia="Consolas" w:cs="Consolas"/>
+                <w:sz w:val="22"/>
+              </w:rPr>
+              <w:br w:type="textWrapping"/>
+            </w:r>
+            <w:r>
+              <w:rPr>
+                <w:rFonts w:ascii="Consolas" w:hAnsi="Consolas" w:eastAsia="Consolas" w:cs="Consolas"/>
+                <w:sz w:val="22"/>
+              </w:rPr>
               <w:t># ========== 预警阈值 ==========</w:t>
-              <w:br/>
+            </w:r>
+            <w:r>
+              <w:rPr>
+                <w:rFonts w:ascii="Consolas" w:hAnsi="Consolas" w:eastAsia="Consolas" w:cs="Consolas"/>
+                <w:sz w:val="22"/>
+              </w:rPr>
+              <w:br w:type="textWrapping"/>
+            </w:r>
+            <w:r>
+              <w:rPr>
+                <w:rFonts w:ascii="Consolas" w:hAnsi="Consolas" w:eastAsia="Consolas" w:cs="Consolas"/>
+                <w:sz w:val="22"/>
+              </w:rPr>
               <w:t>PRESSURE_HIGH_THRESHOLD = 350.0   # 炉压过高阈值 (kPa)</w:t>
-              <w:br/>
+            </w:r>
+            <w:r>
+              <w:rPr>
+                <w:rFonts w:ascii="Consolas" w:hAnsi="Consolas" w:eastAsia="Consolas" w:cs="Consolas"/>
+                <w:sz w:val="22"/>
+              </w:rPr>
+              <w:br w:type="textWrapping"/>
+            </w:r>
+            <w:r>
+              <w:rPr>
+                <w:rFonts w:ascii="Consolas" w:hAnsi="Consolas" w:eastAsia="Consolas" w:cs="Consolas"/>
+                <w:sz w:val="22"/>
+              </w:rPr>
               <w:t>PRESSURE_HIGH_CONSECUTIVE = 3     # 连续触发次数</w:t>
-              <w:br/>
+            </w:r>
+            <w:r>
+              <w:rPr>
+                <w:rFonts w:ascii="Consolas" w:hAnsi="Consolas" w:eastAsia="Consolas" w:cs="Consolas"/>
+                <w:sz w:val="22"/>
+              </w:rPr>
+              <w:br w:type="textWrapping"/>
+            </w:r>
+            <w:r>
+              <w:rPr>
+                <w:rFonts w:ascii="Consolas" w:hAnsi="Consolas" w:eastAsia="Consolas" w:cs="Consolas"/>
+                <w:sz w:val="22"/>
+              </w:rPr>
               <w:t>TEMP_LOW_THRESHOLD = 980.0        # 风温过低阈值 (℃)</w:t>
-              <w:br/>
-              <w:br/>
+            </w:r>
+            <w:r>
+              <w:rPr>
+                <w:rFonts w:ascii="Consolas" w:hAnsi="Consolas" w:eastAsia="Consolas" w:cs="Consolas"/>
+                <w:sz w:val="22"/>
+              </w:rPr>
+              <w:br w:type="textWrapping"/>
+            </w:r>
+            <w:r>
+              <w:rPr>
+                <w:rFonts w:ascii="Consolas" w:hAnsi="Consolas" w:eastAsia="Consolas" w:cs="Consolas"/>
+                <w:sz w:val="22"/>
+              </w:rPr>
+              <w:br w:type="textWrapping"/>
+            </w:r>
+            <w:r>
+              <w:rPr>
+                <w:rFonts w:ascii="Consolas" w:hAnsi="Consolas" w:eastAsia="Consolas" w:cs="Consolas"/>
+                <w:sz w:val="22"/>
+              </w:rPr>
               <w:t># ========== 预警指令文本 ==========</w:t>
-              <w:br/>
+            </w:r>
+            <w:r>
+              <w:rPr>
+                <w:rFonts w:ascii="Consolas" w:hAnsi="Consolas" w:eastAsia="Consolas" w:cs="Consolas"/>
+                <w:sz w:val="22"/>
+              </w:rPr>
+              <w:br w:type="textWrapping"/>
+            </w:r>
+            <w:r>
+              <w:rPr>
+                <w:rFonts w:ascii="Consolas" w:hAnsi="Consolas" w:eastAsia="Consolas" w:cs="Consolas"/>
+                <w:sz w:val="22"/>
+              </w:rPr>
               <w:t>INSTR_PRESSURE_HIGH = "炉压持续偏高，建议适当下调风压操作"</w:t>
-              <w:br/>
+            </w:r>
+            <w:r>
+              <w:rPr>
+                <w:rFonts w:ascii="Consolas" w:hAnsi="Consolas" w:eastAsia="Consolas" w:cs="Consolas"/>
+                <w:sz w:val="22"/>
+              </w:rPr>
+              <w:br w:type="textWrapping"/>
+            </w:r>
+            <w:r>
+              <w:rPr>
+                <w:rFonts w:ascii="Consolas" w:hAnsi="Consolas" w:eastAsia="Consolas" w:cs="Consolas"/>
+                <w:sz w:val="22"/>
+              </w:rPr>
               <w:t>INSTR_TEMP_LOW = "风温偏低，建议检查热风炉并提高燃烧强度"</w:t>
-              <w:br/>
-              <w:br/>
-              <w:br/>
+            </w:r>
+            <w:r>
+              <w:rPr>
+                <w:rFonts w:ascii="Consolas" w:hAnsi="Consolas" w:eastAsia="Consolas" w:cs="Consolas"/>
+                <w:sz w:val="22"/>
+              </w:rPr>
+              <w:br w:type="textWrapping"/>
+            </w:r>
+            <w:r>
+              <w:rPr>
+                <w:rFonts w:ascii="Consolas" w:hAnsi="Consolas" w:eastAsia="Consolas" w:cs="Consolas"/>
+                <w:sz w:val="22"/>
+              </w:rPr>
+              <w:br w:type="textWrapping"/>
+            </w:r>
+            <w:r>
+              <w:rPr>
+                <w:rFonts w:ascii="Consolas" w:hAnsi="Consolas" w:eastAsia="Consolas" w:cs="Consolas"/>
+                <w:sz w:val="22"/>
+              </w:rPr>
+              <w:br w:type="textWrapping"/>
+            </w:r>
+            <w:r>
+              <w:rPr>
+                <w:rFonts w:ascii="Consolas" w:hAnsi="Consolas" w:eastAsia="Consolas" w:cs="Consolas"/>
+                <w:sz w:val="22"/>
+              </w:rPr>
               <w:t>class BlastFurnaceSimulator:</w:t>
-              <w:br/>
+            </w:r>
+            <w:r>
+              <w:rPr>
+                <w:rFonts w:ascii="Consolas" w:hAnsi="Consolas" w:eastAsia="Consolas" w:cs="Consolas"/>
+                <w:sz w:val="22"/>
+              </w:rPr>
+              <w:br w:type="textWrapping"/>
+            </w:r>
+            <w:r>
+              <w:rPr>
+                <w:rFonts w:ascii="Consolas" w:hAnsi="Consolas" w:eastAsia="Consolas" w:cs="Consolas"/>
+                <w:sz w:val="22"/>
+              </w:rPr>
               <w:t xml:space="preserve">    """高炉数据模拟器"""</w:t>
-              <w:br/>
-              <w:br/>
+            </w:r>
+            <w:r>
+              <w:rPr>
+                <w:rFonts w:ascii="Consolas" w:hAnsi="Consolas" w:eastAsia="Consolas" w:cs="Consolas"/>
+                <w:sz w:val="22"/>
+              </w:rPr>
+              <w:br w:type="textWrapping"/>
+            </w:r>
+            <w:r>
+              <w:rPr>
+                <w:rFonts w:ascii="Consolas" w:hAnsi="Consolas" w:eastAsia="Consolas" w:cs="Consolas"/>
+                <w:sz w:val="22"/>
+              </w:rPr>
+              <w:br w:type="textWrapping"/>
+            </w:r>
+            <w:r>
+              <w:rPr>
+                <w:rFonts w:ascii="Consolas" w:hAnsi="Consolas" w:eastAsia="Consolas" w:cs="Consolas"/>
+                <w:sz w:val="22"/>
+              </w:rPr>
               <w:t xml:space="preserve">    def __init__(self):</w:t>
-              <w:br/>
+            </w:r>
+            <w:r>
+              <w:rPr>
+                <w:rFonts w:ascii="Consolas" w:hAnsi="Consolas" w:eastAsia="Consolas" w:cs="Consolas"/>
+                <w:sz w:val="22"/>
+              </w:rPr>
+              <w:br w:type="textWrapping"/>
+            </w:r>
+            <w:r>
+              <w:rPr>
+                <w:rFonts w:ascii="Consolas" w:hAnsi="Consolas" w:eastAsia="Consolas" w:cs="Consolas"/>
+                <w:sz w:val="22"/>
+              </w:rPr>
               <w:t xml:space="preserve">        self.start_time = time.time()</w:t>
-              <w:br/>
+            </w:r>
+            <w:r>
+              <w:rPr>
+                <w:rFonts w:ascii="Consolas" w:hAnsi="Consolas" w:eastAsia="Consolas" w:cs="Consolas"/>
+                <w:sz w:val="22"/>
+              </w:rPr>
+              <w:br w:type="textWrapping"/>
+            </w:r>
+            <w:r>
+              <w:rPr>
+                <w:rFonts w:ascii="Consolas" w:hAnsi="Consolas" w:eastAsia="Consolas" w:cs="Consolas"/>
+                <w:sz w:val="22"/>
+              </w:rPr>
               <w:t xml:space="preserve">        # 规则A：炉压过高的连续计数</w:t>
-              <w:br/>
+            </w:r>
+            <w:r>
+              <w:rPr>
+                <w:rFonts w:ascii="Consolas" w:hAnsi="Consolas" w:eastAsia="Consolas" w:cs="Consolas"/>
+                <w:sz w:val="22"/>
+              </w:rPr>
+              <w:br w:type="textWrapping"/>
+            </w:r>
+            <w:r>
+              <w:rPr>
+                <w:rFonts w:ascii="Consolas" w:hAnsi="Consolas" w:eastAsia="Consolas" w:cs="Consolas"/>
+                <w:sz w:val="22"/>
+              </w:rPr>
               <w:t xml:space="preserve">        self.pressure_high_count = 0</w:t>
-              <w:br/>
+            </w:r>
+            <w:r>
+              <w:rPr>
+                <w:rFonts w:ascii="Consolas" w:hAnsi="Consolas" w:eastAsia="Consolas" w:cs="Consolas"/>
+                <w:sz w:val="22"/>
+              </w:rPr>
+              <w:br w:type="textWrapping"/>
+            </w:r>
+            <w:r>
+              <w:rPr>
+                <w:rFonts w:ascii="Consolas" w:hAnsi="Consolas" w:eastAsia="Consolas" w:cs="Consolas"/>
+                <w:sz w:val="22"/>
+              </w:rPr>
               <w:t xml:space="preserve">        # 当前指令</w:t>
-              <w:br/>
+            </w:r>
+            <w:r>
+              <w:rPr>
+                <w:rFonts w:ascii="Consolas" w:hAnsi="Consolas" w:eastAsia="Consolas" w:cs="Consolas"/>
+                <w:sz w:val="22"/>
+              </w:rPr>
+              <w:br w:type="textWrapping"/>
+            </w:r>
+            <w:r>
+              <w:rPr>
+                <w:rFonts w:ascii="Consolas" w:hAnsi="Consolas" w:eastAsia="Consolas" w:cs="Consolas"/>
+                <w:sz w:val="22"/>
+              </w:rPr>
               <w:t xml:space="preserve">        self.current_instruction = ""</w:t>
-              <w:br/>
-              <w:br/>
+            </w:r>
+            <w:r>
+              <w:rPr>
+                <w:rFonts w:ascii="Consolas" w:hAnsi="Consolas" w:eastAsia="Consolas" w:cs="Consolas"/>
+                <w:sz w:val="22"/>
+              </w:rPr>
+              <w:br w:type="textWrapping"/>
+            </w:r>
+            <w:r>
+              <w:rPr>
+                <w:rFonts w:ascii="Consolas" w:hAnsi="Consolas" w:eastAsia="Consolas" w:cs="Consolas"/>
+                <w:sz w:val="22"/>
+              </w:rPr>
+              <w:br w:type="textWrapping"/>
+            </w:r>
+            <w:r>
+              <w:rPr>
+                <w:rFonts w:ascii="Consolas" w:hAnsi="Consolas" w:eastAsia="Consolas" w:cs="Consolas"/>
+                <w:sz w:val="22"/>
+              </w:rPr>
               <w:t xml:space="preserve">    def _generate_metrics(self, current_time: float) -&gt; dict:</w:t>
-              <w:br/>
+            </w:r>
+            <w:r>
+              <w:rPr>
+                <w:rFonts w:ascii="Consolas" w:hAnsi="Consolas" w:eastAsia="Consolas" w:cs="Consolas"/>
+                <w:sz w:val="22"/>
+              </w:rPr>
+              <w:br w:type="textWrapping"/>
+            </w:r>
+            <w:r>
+              <w:rPr>
+                <w:rFonts w:ascii="Consolas" w:hAnsi="Consolas" w:eastAsia="Consolas" w:cs="Consolas"/>
+                <w:sz w:val="22"/>
+              </w:rPr>
               <w:t xml:space="preserve">        """生成工艺指标（内部方法）"""</w:t>
-              <w:br/>
+            </w:r>
+            <w:r>
+              <w:rPr>
+                <w:rFonts w:ascii="Consolas" w:hAnsi="Consolas" w:eastAsia="Consolas" w:cs="Consolas"/>
+                <w:sz w:val="22"/>
+              </w:rPr>
+              <w:br w:type="textWrapping"/>
+            </w:r>
+            <w:r>
+              <w:rPr>
+                <w:rFonts w:ascii="Consolas" w:hAnsi="Consolas" w:eastAsia="Consolas" w:cs="Consolas"/>
+                <w:sz w:val="22"/>
+              </w:rPr>
               <w:t xml:space="preserve">        phase = 2 * math.pi * current_time / TREND_PERIOD</w:t>
-              <w:br/>
-              <w:br/>
+            </w:r>
+            <w:r>
+              <w:rPr>
+                <w:rFonts w:ascii="Consolas" w:hAnsi="Consolas" w:eastAsia="Consolas" w:cs="Consolas"/>
+                <w:sz w:val="22"/>
+              </w:rPr>
+              <w:br w:type="textWrapping"/>
+            </w:r>
+            <w:r>
+              <w:rPr>
+                <w:rFonts w:ascii="Consolas" w:hAnsi="Consolas" w:eastAsia="Consolas" w:cs="Consolas"/>
+                <w:sz w:val="22"/>
+              </w:rPr>
+              <w:br w:type="textWrapping"/>
+            </w:r>
+            <w:r>
+              <w:rPr>
+                <w:rFonts w:ascii="Consolas" w:hAnsi="Consolas" w:eastAsia="Consolas" w:cs="Consolas"/>
+                <w:sz w:val="22"/>
+              </w:rPr>
               <w:t xml:space="preserve">        # 趋势项</w:t>
-              <w:br/>
+            </w:r>
+            <w:r>
+              <w:rPr>
+                <w:rFonts w:ascii="Consolas" w:hAnsi="Consolas" w:eastAsia="Consolas" w:cs="Consolas"/>
+                <w:sz w:val="22"/>
+              </w:rPr>
+              <w:br w:type="textWrapping"/>
+            </w:r>
+            <w:r>
+              <w:rPr>
+                <w:rFonts w:ascii="Consolas" w:hAnsi="Consolas" w:eastAsia="Consolas" w:cs="Consolas"/>
+                <w:sz w:val="22"/>
+              </w:rPr>
               <w:t xml:space="preserve">        temp_trend = TEMP_AMPLITUDE * math.sin(phase)</w:t>
-              <w:br/>
+            </w:r>
+            <w:r>
+              <w:rPr>
+                <w:rFonts w:ascii="Consolas" w:hAnsi="Consolas" w:eastAsia="Consolas" w:cs="Consolas"/>
+                <w:sz w:val="22"/>
+              </w:rPr>
+              <w:br w:type="textWrapping"/>
+            </w:r>
+            <w:r>
+              <w:rPr>
+                <w:rFonts w:ascii="Consolas" w:hAnsi="Consolas" w:eastAsia="Consolas" w:cs="Consolas"/>
+                <w:sz w:val="22"/>
+              </w:rPr>
               <w:t xml:space="preserve">        pressure_trend = PRESSURE_AMPLITUDE * math.sin(phase)</w:t>
-              <w:br/>
+            </w:r>
+            <w:r>
+              <w:rPr>
+                <w:rFonts w:ascii="Consolas" w:hAnsi="Consolas" w:eastAsia="Consolas" w:cs="Consolas"/>
+                <w:sz w:val="22"/>
+              </w:rPr>
+              <w:br w:type="textWrapping"/>
+            </w:r>
+            <w:r>
+              <w:rPr>
+                <w:rFonts w:ascii="Consolas" w:hAnsi="Consolas" w:eastAsia="Consolas" w:cs="Consolas"/>
+                <w:sz w:val="22"/>
+              </w:rPr>
               <w:t xml:space="preserve">        perm_trend = PERM_AMPLITUDE * math.sin(phase)</w:t>
-              <w:br/>
-              <w:br/>
+            </w:r>
+            <w:r>
+              <w:rPr>
+                <w:rFonts w:ascii="Consolas" w:hAnsi="Consolas" w:eastAsia="Consolas" w:cs="Consolas"/>
+                <w:sz w:val="22"/>
+              </w:rPr>
+              <w:br w:type="textWrapping"/>
+            </w:r>
+            <w:r>
+              <w:rPr>
+                <w:rFonts w:ascii="Consolas" w:hAnsi="Consolas" w:eastAsia="Consolas" w:cs="Consolas"/>
+                <w:sz w:val="22"/>
+              </w:rPr>
+              <w:br w:type="textWrapping"/>
+            </w:r>
+            <w:r>
+              <w:rPr>
+                <w:rFonts w:ascii="Consolas" w:hAnsi="Consolas" w:eastAsia="Consolas" w:cs="Consolas"/>
+                <w:sz w:val="22"/>
+              </w:rPr>
               <w:t xml:space="preserve">        # 噪声项</w:t>
-              <w:br/>
+            </w:r>
+            <w:r>
+              <w:rPr>
+                <w:rFonts w:ascii="Consolas" w:hAnsi="Consolas" w:eastAsia="Consolas" w:cs="Consolas"/>
+                <w:sz w:val="22"/>
+              </w:rPr>
+              <w:br w:type="textWrapping"/>
+            </w:r>
+            <w:r>
+              <w:rPr>
+                <w:rFonts w:ascii="Consolas" w:hAnsi="Consolas" w:eastAsia="Consolas" w:cs="Consolas"/>
+                <w:sz w:val="22"/>
+              </w:rPr>
               <w:t xml:space="preserve">        temp_noise = random.gauss(0, TEMP_NOISE_STD)</w:t>
-              <w:br/>
+            </w:r>
+            <w:r>
+              <w:rPr>
+                <w:rFonts w:ascii="Consolas" w:hAnsi="Consolas" w:eastAsia="Consolas" w:cs="Consolas"/>
+                <w:sz w:val="22"/>
+              </w:rPr>
+              <w:br w:type="textWrapping"/>
+            </w:r>
+            <w:r>
+              <w:rPr>
+                <w:rFonts w:ascii="Consolas" w:hAnsi="Consolas" w:eastAsia="Consolas" w:cs="Consolas"/>
+                <w:sz w:val="22"/>
+              </w:rPr>
               <w:t xml:space="preserve">        pressure_noise = random.gauss(0, PRESSURE_NOISE_STD)</w:t>
-              <w:br/>
+            </w:r>
+            <w:r>
+              <w:rPr>
+                <w:rFonts w:ascii="Consolas" w:hAnsi="Consolas" w:eastAsia="Consolas" w:cs="Consolas"/>
+                <w:sz w:val="22"/>
+              </w:rPr>
+              <w:br w:type="textWrapping"/>
+            </w:r>
+            <w:r>
+              <w:rPr>
+                <w:rFonts w:ascii="Consolas" w:hAnsi="Consolas" w:eastAsia="Consolas" w:cs="Consolas"/>
+                <w:sz w:val="22"/>
+              </w:rPr>
               <w:t xml:space="preserve">        perm_noise = random.gauss(0, PERM_NOISE_STD)</w:t>
-              <w:br/>
-              <w:br/>
+            </w:r>
+            <w:r>
+              <w:rPr>
+                <w:rFonts w:ascii="Consolas" w:hAnsi="Consolas" w:eastAsia="Consolas" w:cs="Consolas"/>
+                <w:sz w:val="22"/>
+              </w:rPr>
+              <w:br w:type="textWrapping"/>
+            </w:r>
+            <w:r>
+              <w:rPr>
+                <w:rFonts w:ascii="Consolas" w:hAnsi="Consolas" w:eastAsia="Consolas" w:cs="Consolas"/>
+                <w:sz w:val="22"/>
+              </w:rPr>
+              <w:br w:type="textWrapping"/>
+            </w:r>
+            <w:r>
+              <w:rPr>
+                <w:rFonts w:ascii="Consolas" w:hAnsi="Consolas" w:eastAsia="Consolas" w:cs="Consolas"/>
+                <w:sz w:val="22"/>
+              </w:rPr>
               <w:t xml:space="preserve">        # 最终值 = 基值 + 趋势项 + 噪声项</w:t>
-              <w:br/>
+            </w:r>
+            <w:r>
+              <w:rPr>
+                <w:rFonts w:ascii="Consolas" w:hAnsi="Consolas" w:eastAsia="Consolas" w:cs="Consolas"/>
+                <w:sz w:val="22"/>
+              </w:rPr>
+              <w:br w:type="textWrapping"/>
+            </w:r>
+            <w:r>
+              <w:rPr>
+                <w:rFonts w:ascii="Consolas" w:hAnsi="Consolas" w:eastAsia="Consolas" w:cs="Consolas"/>
+                <w:sz w:val="22"/>
+              </w:rPr>
               <w:t xml:space="preserve">        wind_temp = BASE_TEMP + temp_trend + temp_noise</w:t>
-              <w:br/>
+            </w:r>
+            <w:r>
+              <w:rPr>
+                <w:rFonts w:ascii="Consolas" w:hAnsi="Consolas" w:eastAsia="Consolas" w:cs="Consolas"/>
+                <w:sz w:val="22"/>
+              </w:rPr>
+              <w:br w:type="textWrapping"/>
+            </w:r>
+            <w:r>
+              <w:rPr>
+                <w:rFonts w:ascii="Consolas" w:hAnsi="Consolas" w:eastAsia="Consolas" w:cs="Consolas"/>
+                <w:sz w:val="22"/>
+              </w:rPr>
               <w:t xml:space="preserve">        furnace_pressure = BASE_PRESSURE + pressure_trend + pressure_noise</w:t>
-              <w:br/>
+            </w:r>
+            <w:r>
+              <w:rPr>
+                <w:rFonts w:ascii="Consolas" w:hAnsi="Consolas" w:eastAsia="Consolas" w:cs="Consolas"/>
+                <w:sz w:val="22"/>
+              </w:rPr>
+              <w:br w:type="textWrapping"/>
+            </w:r>
+            <w:r>
+              <w:rPr>
+                <w:rFonts w:ascii="Consolas" w:hAnsi="Consolas" w:eastAsia="Consolas" w:cs="Consolas"/>
+                <w:sz w:val="22"/>
+              </w:rPr>
               <w:t xml:space="preserve">        permeability = BASE_PERMEABILITY + perm_trend + perm_noise</w:t>
-              <w:br/>
-              <w:br/>
+            </w:r>
+            <w:r>
+              <w:rPr>
+                <w:rFonts w:ascii="Consolas" w:hAnsi="Consolas" w:eastAsia="Consolas" w:cs="Consolas"/>
+                <w:sz w:val="22"/>
+              </w:rPr>
+              <w:br w:type="textWrapping"/>
+            </w:r>
+            <w:r>
+              <w:rPr>
+                <w:rFonts w:ascii="Consolas" w:hAnsi="Consolas" w:eastAsia="Consolas" w:cs="Consolas"/>
+                <w:sz w:val="22"/>
+              </w:rPr>
+              <w:br w:type="textWrapping"/>
+            </w:r>
+            <w:r>
+              <w:rPr>
+                <w:rFonts w:ascii="Consolas" w:hAnsi="Consolas" w:eastAsia="Consolas" w:cs="Consolas"/>
+                <w:sz w:val="22"/>
+              </w:rPr>
               <w:t xml:space="preserve">        return {</w:t>
-              <w:br/>
+            </w:r>
+            <w:r>
+              <w:rPr>
+                <w:rFonts w:ascii="Consolas" w:hAnsi="Consolas" w:eastAsia="Consolas" w:cs="Consolas"/>
+                <w:sz w:val="22"/>
+              </w:rPr>
+              <w:br w:type="textWrapping"/>
+            </w:r>
+            <w:r>
+              <w:rPr>
+                <w:rFonts w:ascii="Consolas" w:hAnsi="Consolas" w:eastAsia="Consolas" w:cs="Consolas"/>
+                <w:sz w:val="22"/>
+              </w:rPr>
               <w:t xml:space="preserve">            "风温": round(wind_temp, 2),</w:t>
-              <w:br/>
+            </w:r>
+            <w:r>
+              <w:rPr>
+                <w:rFonts w:ascii="Consolas" w:hAnsi="Consolas" w:eastAsia="Consolas" w:cs="Consolas"/>
+                <w:sz w:val="22"/>
+              </w:rPr>
+              <w:br w:type="textWrapping"/>
+            </w:r>
+            <w:r>
+              <w:rPr>
+                <w:rFonts w:ascii="Consolas" w:hAnsi="Consolas" w:eastAsia="Consolas" w:cs="Consolas"/>
+                <w:sz w:val="22"/>
+              </w:rPr>
               <w:t xml:space="preserve">            "炉压": round(furnace_pressure, 2),</w:t>
-              <w:br/>
+            </w:r>
+            <w:r>
+              <w:rPr>
+                <w:rFonts w:ascii="Consolas" w:hAnsi="Consolas" w:eastAsia="Consolas" w:cs="Consolas"/>
+                <w:sz w:val="22"/>
+              </w:rPr>
+              <w:br w:type="textWrapping"/>
+            </w:r>
+            <w:r>
+              <w:rPr>
+                <w:rFonts w:ascii="Consolas" w:hAnsi="Consolas" w:eastAsia="Consolas" w:cs="Consolas"/>
+                <w:sz w:val="22"/>
+              </w:rPr>
               <w:t xml:space="preserve">            "透气性": round(permeability, 3)</w:t>
-              <w:br/>
+            </w:r>
+            <w:r>
+              <w:rPr>
+                <w:rFonts w:ascii="Consolas" w:hAnsi="Consolas" w:eastAsia="Consolas" w:cs="Consolas"/>
+                <w:sz w:val="22"/>
+              </w:rPr>
+              <w:br w:type="textWrapping"/>
+            </w:r>
+            <w:r>
+              <w:rPr>
+                <w:rFonts w:ascii="Consolas" w:hAnsi="Consolas" w:eastAsia="Consolas" w:cs="Consolas"/>
+                <w:sz w:val="22"/>
+              </w:rPr>
               <w:t xml:space="preserve">        }</w:t>
-              <w:br/>
-              <w:br/>
+            </w:r>
+            <w:r>
+              <w:rPr>
+                <w:rFonts w:ascii="Consolas" w:hAnsi="Consolas" w:eastAsia="Consolas" w:cs="Consolas"/>
+                <w:sz w:val="22"/>
+              </w:rPr>
+              <w:br w:type="textWrapping"/>
+            </w:r>
+            <w:r>
+              <w:rPr>
+                <w:rFonts w:ascii="Consolas" w:hAnsi="Consolas" w:eastAsia="Consolas" w:cs="Consolas"/>
+                <w:sz w:val="22"/>
+              </w:rPr>
+              <w:br w:type="textWrapping"/>
+            </w:r>
+            <w:r>
+              <w:rPr>
+                <w:rFonts w:ascii="Consolas" w:hAnsi="Consolas" w:eastAsia="Consolas" w:cs="Consolas"/>
+                <w:sz w:val="22"/>
+              </w:rPr>
               <w:t xml:space="preserve">    def _evaluate_warnings(self, metrics: dict) -&gt; str:</w:t>
-              <w:br/>
+            </w:r>
+            <w:r>
+              <w:rPr>
+                <w:rFonts w:ascii="Consolas" w:hAnsi="Consolas" w:eastAsia="Consolas" w:cs="Consolas"/>
+                <w:sz w:val="22"/>
+              </w:rPr>
+              <w:br w:type="textWrapping"/>
+            </w:r>
+            <w:r>
+              <w:rPr>
+                <w:rFonts w:ascii="Consolas" w:hAnsi="Consolas" w:eastAsia="Consolas" w:cs="Consolas"/>
+                <w:sz w:val="22"/>
+              </w:rPr>
               <w:t xml:space="preserve">        """</w:t>
-              <w:br/>
+            </w:r>
+            <w:r>
+              <w:rPr>
+                <w:rFonts w:ascii="Consolas" w:hAnsi="Consolas" w:eastAsia="Consolas" w:cs="Consolas"/>
+                <w:sz w:val="22"/>
+              </w:rPr>
+              <w:br w:type="textWrapping"/>
+            </w:r>
+            <w:r>
+              <w:rPr>
+                <w:rFonts w:ascii="Consolas" w:hAnsi="Consolas" w:eastAsia="Consolas" w:cs="Consolas"/>
+                <w:sz w:val="22"/>
+              </w:rPr>
               <w:t xml:space="preserve">        评估预警规则，返回当前指令</w:t>
-              <w:br/>
-              <w:br/>
+            </w:r>
+            <w:r>
+              <w:rPr>
+                <w:rFonts w:ascii="Consolas" w:hAnsi="Consolas" w:eastAsia="Consolas" w:cs="Consolas"/>
+                <w:sz w:val="22"/>
+              </w:rPr>
+              <w:br w:type="textWrapping"/>
+            </w:r>
+            <w:r>
+              <w:rPr>
+                <w:rFonts w:ascii="Consolas" w:hAnsi="Consolas" w:eastAsia="Consolas" w:cs="Consolas"/>
+                <w:sz w:val="22"/>
+              </w:rPr>
+              <w:br w:type="textWrapping"/>
+            </w:r>
+            <w:r>
+              <w:rPr>
+                <w:rFonts w:ascii="Consolas" w:hAnsi="Consolas" w:eastAsia="Consolas" w:cs="Consolas"/>
+                <w:sz w:val="22"/>
+              </w:rPr>
               <w:t xml:space="preserve">        Args:</w:t>
-              <w:br/>
+            </w:r>
+            <w:r>
+              <w:rPr>
+                <w:rFonts w:ascii="Consolas" w:hAnsi="Consolas" w:eastAsia="Consolas" w:cs="Consolas"/>
+                <w:sz w:val="22"/>
+              </w:rPr>
+              <w:br w:type="textWrapping"/>
+            </w:r>
+            <w:r>
+              <w:rPr>
+                <w:rFonts w:ascii="Consolas" w:hAnsi="Consolas" w:eastAsia="Consolas" w:cs="Consolas"/>
+                <w:sz w:val="22"/>
+              </w:rPr>
               <w:t xml:space="preserve">            metrics: 当前帧的工艺指标字典</w:t>
-              <w:br/>
-              <w:br/>
+            </w:r>
+            <w:r>
+              <w:rPr>
+                <w:rFonts w:ascii="Consolas" w:hAnsi="Consolas" w:eastAsia="Consolas" w:cs="Consolas"/>
+                <w:sz w:val="22"/>
+              </w:rPr>
+              <w:br w:type="textWrapping"/>
+            </w:r>
+            <w:r>
+              <w:rPr>
+                <w:rFonts w:ascii="Consolas" w:hAnsi="Consolas" w:eastAsia="Consolas" w:cs="Consolas"/>
+                <w:sz w:val="22"/>
+              </w:rPr>
+              <w:br w:type="textWrapping"/>
+            </w:r>
+            <w:r>
+              <w:rPr>
+                <w:rFonts w:ascii="Consolas" w:hAnsi="Consolas" w:eastAsia="Consolas" w:cs="Consolas"/>
+                <w:sz w:val="22"/>
+              </w:rPr>
               <w:t xml:space="preserve">        Returns:</w:t>
-              <w:br/>
+            </w:r>
+            <w:r>
+              <w:rPr>
+                <w:rFonts w:ascii="Consolas" w:hAnsi="Consolas" w:eastAsia="Consolas" w:cs="Consolas"/>
+                <w:sz w:val="22"/>
+              </w:rPr>
+              <w:br w:type="textWrapping"/>
+            </w:r>
+            <w:r>
+              <w:rPr>
+                <w:rFonts w:ascii="Consolas" w:hAnsi="Consolas" w:eastAsia="Consolas" w:cs="Consolas"/>
+                <w:sz w:val="22"/>
+              </w:rPr>
               <w:t xml:space="preserve">            str: 预警指令文本，无预警时返回空字符串 ""</w:t>
-              <w:br/>
+            </w:r>
+            <w:r>
+              <w:rPr>
+                <w:rFonts w:ascii="Consolas" w:hAnsi="Consolas" w:eastAsia="Consolas" w:cs="Consolas"/>
+                <w:sz w:val="22"/>
+              </w:rPr>
+              <w:br w:type="textWrapping"/>
+            </w:r>
+            <w:r>
+              <w:rPr>
+                <w:rFonts w:ascii="Consolas" w:hAnsi="Consolas" w:eastAsia="Consolas" w:cs="Consolas"/>
+                <w:sz w:val="22"/>
+              </w:rPr>
               <w:t xml:space="preserve">        """</w:t>
-              <w:br/>
+            </w:r>
+            <w:r>
+              <w:rPr>
+                <w:rFonts w:ascii="Consolas" w:hAnsi="Consolas" w:eastAsia="Consolas" w:cs="Consolas"/>
+                <w:sz w:val="22"/>
+              </w:rPr>
+              <w:br w:type="textWrapping"/>
+            </w:r>
+            <w:r>
+              <w:rPr>
+                <w:rFonts w:ascii="Consolas" w:hAnsi="Consolas" w:eastAsia="Consolas" w:cs="Consolas"/>
+                <w:sz w:val="22"/>
+              </w:rPr>
               <w:t xml:space="preserve">        pressure = metrics["炉压"]</w:t>
-              <w:br/>
+            </w:r>
+            <w:r>
+              <w:rPr>
+                <w:rFonts w:ascii="Consolas" w:hAnsi="Consolas" w:eastAsia="Consolas" w:cs="Consolas"/>
+                <w:sz w:val="22"/>
+              </w:rPr>
+              <w:br w:type="textWrapping"/>
+            </w:r>
+            <w:r>
+              <w:rPr>
+                <w:rFonts w:ascii="Consolas" w:hAnsi="Consolas" w:eastAsia="Consolas" w:cs="Consolas"/>
+                <w:sz w:val="22"/>
+              </w:rPr>
               <w:t xml:space="preserve">        temp = metrics["风温"]</w:t>
-              <w:br/>
-              <w:br/>
+            </w:r>
+            <w:r>
+              <w:rPr>
+                <w:rFonts w:ascii="Consolas" w:hAnsi="Consolas" w:eastAsia="Consolas" w:cs="Consolas"/>
+                <w:sz w:val="22"/>
+              </w:rPr>
+              <w:br w:type="textWrapping"/>
+            </w:r>
+            <w:r>
+              <w:rPr>
+                <w:rFonts w:ascii="Consolas" w:hAnsi="Consolas" w:eastAsia="Consolas" w:cs="Consolas"/>
+                <w:sz w:val="22"/>
+              </w:rPr>
+              <w:br w:type="textWrapping"/>
+            </w:r>
+            <w:r>
+              <w:rPr>
+                <w:rFonts w:ascii="Consolas" w:hAnsi="Consolas" w:eastAsia="Consolas" w:cs="Consolas"/>
+                <w:sz w:val="22"/>
+              </w:rPr>
               <w:t xml:space="preserve">        # ===== 规则 A：炉压过高（连续 3 次） =====</w:t>
-              <w:br/>
+            </w:r>
+            <w:r>
+              <w:rPr>
+                <w:rFonts w:ascii="Consolas" w:hAnsi="Consolas" w:eastAsia="Consolas" w:cs="Consolas"/>
+                <w:sz w:val="22"/>
+              </w:rPr>
+              <w:br w:type="textWrapping"/>
+            </w:r>
+            <w:r>
+              <w:rPr>
+                <w:rFonts w:ascii="Consolas" w:hAnsi="Consolas" w:eastAsia="Consolas" w:cs="Consolas"/>
+                <w:sz w:val="22"/>
+              </w:rPr>
               <w:t xml:space="preserve">        if pressure &gt; PRESSURE_HIGH_THRESHOLD:</w:t>
-              <w:br/>
+            </w:r>
+            <w:r>
+              <w:rPr>
+                <w:rFonts w:ascii="Consolas" w:hAnsi="Consolas" w:eastAsia="Consolas" w:cs="Consolas"/>
+                <w:sz w:val="22"/>
+              </w:rPr>
+              <w:br w:type="textWrapping"/>
+            </w:r>
+            <w:r>
+              <w:rPr>
+                <w:rFonts w:ascii="Consolas" w:hAnsi="Consolas" w:eastAsia="Consolas" w:cs="Consolas"/>
+                <w:sz w:val="22"/>
+              </w:rPr>
               <w:t xml:space="preserve">            self.pressure_high_count += 1</w:t>
-              <w:br/>
+            </w:r>
+            <w:r>
+              <w:rPr>
+                <w:rFonts w:ascii="Consolas" w:hAnsi="Consolas" w:eastAsia="Consolas" w:cs="Consolas"/>
+                <w:sz w:val="22"/>
+              </w:rPr>
+              <w:br w:type="textWrapping"/>
+            </w:r>
+            <w:r>
+              <w:rPr>
+                <w:rFonts w:ascii="Consolas" w:hAnsi="Consolas" w:eastAsia="Consolas" w:cs="Consolas"/>
+                <w:sz w:val="22"/>
+              </w:rPr>
               <w:t xml:space="preserve">        else:</w:t>
-              <w:br/>
+            </w:r>
+            <w:r>
+              <w:rPr>
+                <w:rFonts w:ascii="Consolas" w:hAnsi="Consolas" w:eastAsia="Consolas" w:cs="Consolas"/>
+                <w:sz w:val="22"/>
+              </w:rPr>
+              <w:br w:type="textWrapping"/>
+            </w:r>
+            <w:r>
+              <w:rPr>
+                <w:rFonts w:ascii="Consolas" w:hAnsi="Consolas" w:eastAsia="Consolas" w:cs="Consolas"/>
+                <w:sz w:val="22"/>
+              </w:rPr>
               <w:t xml:space="preserve">            self.pressure_high_count = 0  # 不满足时重置计数</w:t>
-              <w:br/>
-              <w:br/>
+            </w:r>
+            <w:r>
+              <w:rPr>
+                <w:rFonts w:ascii="Consolas" w:hAnsi="Consolas" w:eastAsia="Consolas" w:cs="Consolas"/>
+                <w:sz w:val="22"/>
+              </w:rPr>
+              <w:br w:type="textWrapping"/>
+            </w:r>
+            <w:r>
+              <w:rPr>
+                <w:rFonts w:ascii="Consolas" w:hAnsi="Consolas" w:eastAsia="Consolas" w:cs="Consolas"/>
+                <w:sz w:val="22"/>
+              </w:rPr>
+              <w:br w:type="textWrapping"/>
+            </w:r>
+            <w:r>
+              <w:rPr>
+                <w:rFonts w:ascii="Consolas" w:hAnsi="Consolas" w:eastAsia="Consolas" w:cs="Consolas"/>
+                <w:sz w:val="22"/>
+              </w:rPr>
               <w:t xml:space="preserve">        # ===== 规则 B：风温过低（单次触发） =====</w:t>
-              <w:br/>
+            </w:r>
+            <w:r>
+              <w:rPr>
+                <w:rFonts w:ascii="Consolas" w:hAnsi="Consolas" w:eastAsia="Consolas" w:cs="Consolas"/>
+                <w:sz w:val="22"/>
+              </w:rPr>
+              <w:br w:type="textWrapping"/>
+            </w:r>
+            <w:r>
+              <w:rPr>
+                <w:rFonts w:ascii="Consolas" w:hAnsi="Consolas" w:eastAsia="Consolas" w:cs="Consolas"/>
+                <w:sz w:val="22"/>
+              </w:rPr>
               <w:t xml:space="preserve">        temp_low_triggered = (temp &lt; TEMP_LOW_THRESHOLD)</w:t>
-              <w:br/>
-              <w:br/>
+            </w:r>
+            <w:r>
+              <w:rPr>
+                <w:rFonts w:ascii="Consolas" w:hAnsi="Consolas" w:eastAsia="Consolas" w:cs="Consolas"/>
+                <w:sz w:val="22"/>
+              </w:rPr>
+              <w:br w:type="textWrapping"/>
+            </w:r>
+            <w:r>
+              <w:rPr>
+                <w:rFonts w:ascii="Consolas" w:hAnsi="Consolas" w:eastAsia="Consolas" w:cs="Consolas"/>
+                <w:sz w:val="22"/>
+              </w:rPr>
+              <w:br w:type="textWrapping"/>
+            </w:r>
+            <w:r>
+              <w:rPr>
+                <w:rFonts w:ascii="Consolas" w:hAnsi="Consolas" w:eastAsia="Consolas" w:cs="Consolas"/>
+                <w:sz w:val="22"/>
+              </w:rPr>
               <w:t xml:space="preserve">        # ===== 指令更新逻辑 =====</w:t>
-              <w:br/>
+            </w:r>
+            <w:r>
+              <w:rPr>
+                <w:rFonts w:ascii="Consolas" w:hAnsi="Consolas" w:eastAsia="Consolas" w:cs="Consolas"/>
+                <w:sz w:val="22"/>
+              </w:rPr>
+              <w:br w:type="textWrapping"/>
+            </w:r>
+            <w:r>
+              <w:rPr>
+                <w:rFonts w:ascii="Consolas" w:hAnsi="Consolas" w:eastAsia="Consolas" w:cs="Consolas"/>
+                <w:sz w:val="22"/>
+              </w:rPr>
               <w:t xml:space="preserve">        # 优先级：先检查是否有触发，无触发则重置为空</w:t>
-              <w:br/>
+            </w:r>
+            <w:r>
+              <w:rPr>
+                <w:rFonts w:ascii="Consolas" w:hAnsi="Consolas" w:eastAsia="Consolas" w:cs="Consolas"/>
+                <w:sz w:val="22"/>
+              </w:rPr>
+              <w:br w:type="textWrapping"/>
+            </w:r>
+            <w:r>
+              <w:rPr>
+                <w:rFonts w:ascii="Consolas" w:hAnsi="Consolas" w:eastAsia="Consolas" w:cs="Consolas"/>
+                <w:sz w:val="22"/>
+              </w:rPr>
               <w:t xml:space="preserve">        instruction = ""</w:t>
-              <w:br/>
-              <w:br/>
+            </w:r>
+            <w:r>
+              <w:rPr>
+                <w:rFonts w:ascii="Consolas" w:hAnsi="Consolas" w:eastAsia="Consolas" w:cs="Consolas"/>
+                <w:sz w:val="22"/>
+              </w:rPr>
+              <w:br w:type="textWrapping"/>
+            </w:r>
+            <w:r>
+              <w:rPr>
+                <w:rFonts w:ascii="Consolas" w:hAnsi="Consolas" w:eastAsia="Consolas" w:cs="Consolas"/>
+                <w:sz w:val="22"/>
+              </w:rPr>
+              <w:br w:type="textWrapping"/>
+            </w:r>
+            <w:r>
+              <w:rPr>
+                <w:rFonts w:ascii="Consolas" w:hAnsi="Consolas" w:eastAsia="Consolas" w:cs="Consolas"/>
+                <w:sz w:val="22"/>
+              </w:rPr>
               <w:t xml:space="preserve">        # 规则 A 触发判断</w:t>
-              <w:br/>
+            </w:r>
+            <w:r>
+              <w:rPr>
+                <w:rFonts w:ascii="Consolas" w:hAnsi="Consolas" w:eastAsia="Consolas" w:cs="Consolas"/>
+                <w:sz w:val="22"/>
+              </w:rPr>
+              <w:br w:type="textWrapping"/>
+            </w:r>
+            <w:r>
+              <w:rPr>
+                <w:rFonts w:ascii="Consolas" w:hAnsi="Consolas" w:eastAsia="Consolas" w:cs="Consolas"/>
+                <w:sz w:val="22"/>
+              </w:rPr>
               <w:t xml:space="preserve">        if self.pressure_high_count &gt;= PRESSURE_HIGH_CONSECUTIVE:</w:t>
-              <w:br/>
+            </w:r>
+            <w:r>
+              <w:rPr>
+                <w:rFonts w:ascii="Consolas" w:hAnsi="Consolas" w:eastAsia="Consolas" w:cs="Consolas"/>
+                <w:sz w:val="22"/>
+              </w:rPr>
+              <w:br w:type="textWrapping"/>
+            </w:r>
+            <w:r>
+              <w:rPr>
+                <w:rFonts w:ascii="Consolas" w:hAnsi="Consolas" w:eastAsia="Consolas" w:cs="Consolas"/>
+                <w:sz w:val="22"/>
+              </w:rPr>
               <w:t xml:space="preserve">            instruction = INSTR_PRESSURE_HIGH</w:t>
-              <w:br/>
-              <w:br/>
+            </w:r>
+            <w:r>
+              <w:rPr>
+                <w:rFonts w:ascii="Consolas" w:hAnsi="Consolas" w:eastAsia="Consolas" w:cs="Consolas"/>
+                <w:sz w:val="22"/>
+              </w:rPr>
+              <w:br w:type="textWrapping"/>
+            </w:r>
+            <w:r>
+              <w:rPr>
+                <w:rFonts w:ascii="Consolas" w:hAnsi="Consolas" w:eastAsia="Consolas" w:cs="Consolas"/>
+                <w:sz w:val="22"/>
+              </w:rPr>
+              <w:br w:type="textWrapping"/>
+            </w:r>
+            <w:r>
+              <w:rPr>
+                <w:rFonts w:ascii="Consolas" w:hAnsi="Consolas" w:eastAsia="Consolas" w:cs="Consolas"/>
+                <w:sz w:val="22"/>
+              </w:rPr>
               <w:t xml:space="preserve">        # 规则 B 触发判断（若规则A已触发，规则B可覆盖或并列，此处以最后判断为准）</w:t>
-              <w:br/>
+            </w:r>
+            <w:r>
+              <w:rPr>
+                <w:rFonts w:ascii="Consolas" w:hAnsi="Consolas" w:eastAsia="Consolas" w:cs="Consolas"/>
+                <w:sz w:val="22"/>
+              </w:rPr>
+              <w:br w:type="textWrapping"/>
+            </w:r>
+            <w:r>
+              <w:rPr>
+                <w:rFonts w:ascii="Consolas" w:hAnsi="Consolas" w:eastAsia="Consolas" w:cs="Consolas"/>
+                <w:sz w:val="22"/>
+              </w:rPr>
               <w:t xml:space="preserve">        if temp_low_triggered:</w:t>
-              <w:br/>
+            </w:r>
+            <w:r>
+              <w:rPr>
+                <w:rFonts w:ascii="Consolas" w:hAnsi="Consolas" w:eastAsia="Consolas" w:cs="Consolas"/>
+                <w:sz w:val="22"/>
+              </w:rPr>
+              <w:br w:type="textWrapping"/>
+            </w:r>
+            <w:r>
+              <w:rPr>
+                <w:rFonts w:ascii="Consolas" w:hAnsi="Consolas" w:eastAsia="Consolas" w:cs="Consolas"/>
+                <w:sz w:val="22"/>
+              </w:rPr>
               <w:t xml:space="preserve">            instruction = INSTR_TEMP_LOW</w:t>
-              <w:br/>
-              <w:br/>
+            </w:r>
+            <w:r>
+              <w:rPr>
+                <w:rFonts w:ascii="Consolas" w:hAnsi="Consolas" w:eastAsia="Consolas" w:cs="Consolas"/>
+                <w:sz w:val="22"/>
+              </w:rPr>
+              <w:br w:type="textWrapping"/>
+            </w:r>
+            <w:r>
+              <w:rPr>
+                <w:rFonts w:ascii="Consolas" w:hAnsi="Consolas" w:eastAsia="Consolas" w:cs="Consolas"/>
+                <w:sz w:val="22"/>
+              </w:rPr>
+              <w:br w:type="textWrapping"/>
+            </w:r>
+            <w:r>
+              <w:rPr>
+                <w:rFonts w:ascii="Consolas" w:hAnsi="Consolas" w:eastAsia="Consolas" w:cs="Consolas"/>
+                <w:sz w:val="22"/>
+              </w:rPr>
               <w:t xml:space="preserve">        # 若均未触发，instruction 保持为空字符串 ""</w:t>
-              <w:br/>
+            </w:r>
+            <w:r>
+              <w:rPr>
+                <w:rFonts w:ascii="Consolas" w:hAnsi="Consolas" w:eastAsia="Consolas" w:cs="Consolas"/>
+                <w:sz w:val="22"/>
+              </w:rPr>
+              <w:br w:type="textWrapping"/>
+            </w:r>
+            <w:r>
+              <w:rPr>
+                <w:rFonts w:ascii="Consolas" w:hAnsi="Consolas" w:eastAsia="Consolas" w:cs="Consolas"/>
+                <w:sz w:val="22"/>
+              </w:rPr>
               <w:t xml:space="preserve">        return instruction</w:t>
-              <w:br/>
-              <w:br/>
+            </w:r>
+            <w:r>
+              <w:rPr>
+                <w:rFonts w:ascii="Consolas" w:hAnsi="Consolas" w:eastAsia="Consolas" w:cs="Consolas"/>
+                <w:sz w:val="22"/>
+              </w:rPr>
+              <w:br w:type="textWrapping"/>
+            </w:r>
+            <w:r>
+              <w:rPr>
+                <w:rFonts w:ascii="Consolas" w:hAnsi="Consolas" w:eastAsia="Consolas" w:cs="Consolas"/>
+                <w:sz w:val="22"/>
+              </w:rPr>
+              <w:br w:type="textWrapping"/>
+            </w:r>
+            <w:r>
+              <w:rPr>
+                <w:rFonts w:ascii="Consolas" w:hAnsi="Consolas" w:eastAsia="Consolas" w:cs="Consolas"/>
+                <w:sz w:val="22"/>
+              </w:rPr>
               <w:t xml:space="preserve">    def next_frame(self, data_type: str = "realtime") -&gt; dict:</w:t>
-              <w:br/>
+            </w:r>
+            <w:r>
+              <w:rPr>
+                <w:rFonts w:ascii="Consolas" w:hAnsi="Consolas" w:eastAsia="Consolas" w:cs="Consolas"/>
+                <w:sz w:val="22"/>
+              </w:rPr>
+              <w:br w:type="textWrapping"/>
+            </w:r>
+            <w:r>
+              <w:rPr>
+                <w:rFonts w:ascii="Consolas" w:hAnsi="Consolas" w:eastAsia="Consolas" w:cs="Consolas"/>
+                <w:sz w:val="22"/>
+              </w:rPr>
               <w:t xml:space="preserve">        """</w:t>
-              <w:br/>
+            </w:r>
+            <w:r>
+              <w:rPr>
+                <w:rFonts w:ascii="Consolas" w:hAnsi="Consolas" w:eastAsia="Consolas" w:cs="Consolas"/>
+                <w:sz w:val="22"/>
+              </w:rPr>
+              <w:br w:type="textWrapping"/>
+            </w:r>
+            <w:r>
+              <w:rPr>
+                <w:rFonts w:ascii="Consolas" w:hAnsi="Consolas" w:eastAsia="Consolas" w:cs="Consolas"/>
+                <w:sz w:val="22"/>
+              </w:rPr>
               <w:t xml:space="preserve">        生成下一帧完整数据（含时间戳、指标、数据类型、指令）</w:t>
-              <w:br/>
-              <w:br/>
+            </w:r>
+            <w:r>
+              <w:rPr>
+                <w:rFonts w:ascii="Consolas" w:hAnsi="Consolas" w:eastAsia="Consolas" w:cs="Consolas"/>
+                <w:sz w:val="22"/>
+              </w:rPr>
+              <w:br w:type="textWrapping"/>
+            </w:r>
+            <w:r>
+              <w:rPr>
+                <w:rFonts w:ascii="Consolas" w:hAnsi="Consolas" w:eastAsia="Consolas" w:cs="Consolas"/>
+                <w:sz w:val="22"/>
+              </w:rPr>
+              <w:br w:type="textWrapping"/>
+            </w:r>
+            <w:r>
+              <w:rPr>
+                <w:rFonts w:ascii="Consolas" w:hAnsi="Consolas" w:eastAsia="Consolas" w:cs="Consolas"/>
+                <w:sz w:val="22"/>
+              </w:rPr>
               <w:t xml:space="preserve">        Args:</w:t>
-              <w:br/>
+            </w:r>
+            <w:r>
+              <w:rPr>
+                <w:rFonts w:ascii="Consolas" w:hAnsi="Consolas" w:eastAsia="Consolas" w:cs="Consolas"/>
+                <w:sz w:val="22"/>
+              </w:rPr>
+              <w:br w:type="textWrapping"/>
+            </w:r>
+            <w:r>
+              <w:rPr>
+                <w:rFonts w:ascii="Consolas" w:hAnsi="Consolas" w:eastAsia="Consolas" w:cs="Consolas"/>
+                <w:sz w:val="22"/>
+              </w:rPr>
               <w:t xml:space="preserve">            data_type: 数据类型，"realtime" / "history" / "prediction"</w:t>
-              <w:br/>
-              <w:br/>
+            </w:r>
+            <w:r>
+              <w:rPr>
+                <w:rFonts w:ascii="Consolas" w:hAnsi="Consolas" w:eastAsia="Consolas" w:cs="Consolas"/>
+                <w:sz w:val="22"/>
+              </w:rPr>
+              <w:br w:type="textWrapping"/>
+            </w:r>
+            <w:r>
+              <w:rPr>
+                <w:rFonts w:ascii="Consolas" w:hAnsi="Consolas" w:eastAsia="Consolas" w:cs="Consolas"/>
+                <w:sz w:val="22"/>
+              </w:rPr>
+              <w:br w:type="textWrapping"/>
+            </w:r>
+            <w:r>
+              <w:rPr>
+                <w:rFonts w:ascii="Consolas" w:hAnsi="Consolas" w:eastAsia="Consolas" w:cs="Consolas"/>
+                <w:sz w:val="22"/>
+              </w:rPr>
               <w:t xml:space="preserve">        Returns:</w:t>
-              <w:br/>
+            </w:r>
+            <w:r>
+              <w:rPr>
+                <w:rFonts w:ascii="Consolas" w:hAnsi="Consolas" w:eastAsia="Consolas" w:cs="Consolas"/>
+                <w:sz w:val="22"/>
+              </w:rPr>
+              <w:br w:type="textWrapping"/>
+            </w:r>
+            <w:r>
+              <w:rPr>
+                <w:rFonts w:ascii="Consolas" w:hAnsi="Consolas" w:eastAsia="Consolas" w:cs="Consolas"/>
+                <w:sz w:val="22"/>
+              </w:rPr>
               <w:t xml:space="preserve">            dict: 符合数据字典规范的完整数据帧</w:t>
-              <w:br/>
+            </w:r>
+            <w:r>
+              <w:rPr>
+                <w:rFonts w:ascii="Consolas" w:hAnsi="Consolas" w:eastAsia="Consolas" w:cs="Consolas"/>
+                <w:sz w:val="22"/>
+              </w:rPr>
+              <w:br w:type="textWrapping"/>
+            </w:r>
+            <w:r>
+              <w:rPr>
+                <w:rFonts w:ascii="Consolas" w:hAnsi="Consolas" w:eastAsia="Consolas" w:cs="Consolas"/>
+                <w:sz w:val="22"/>
+              </w:rPr>
               <w:t xml:space="preserve">        """</w:t>
-              <w:br/>
+            </w:r>
+            <w:r>
+              <w:rPr>
+                <w:rFonts w:ascii="Consolas" w:hAnsi="Consolas" w:eastAsia="Consolas" w:cs="Consolas"/>
+                <w:sz w:val="22"/>
+              </w:rPr>
+              <w:br w:type="textWrapping"/>
+            </w:r>
+            <w:r>
+              <w:rPr>
+                <w:rFonts w:ascii="Consolas" w:hAnsi="Consolas" w:eastAsia="Consolas" w:cs="Consolas"/>
+                <w:sz w:val="22"/>
+              </w:rPr>
               <w:t xml:space="preserve">        current_time = time.time() - self.start_time</w:t>
-              <w:br/>
-              <w:br/>
+            </w:r>
+            <w:r>
+              <w:rPr>
+                <w:rFonts w:ascii="Consolas" w:hAnsi="Consolas" w:eastAsia="Consolas" w:cs="Consolas"/>
+                <w:sz w:val="22"/>
+              </w:rPr>
+              <w:br w:type="textWrapping"/>
+            </w:r>
+            <w:r>
+              <w:rPr>
+                <w:rFonts w:ascii="Consolas" w:hAnsi="Consolas" w:eastAsia="Consolas" w:cs="Consolas"/>
+                <w:sz w:val="22"/>
+              </w:rPr>
+              <w:br w:type="textWrapping"/>
+            </w:r>
+            <w:r>
+              <w:rPr>
+                <w:rFonts w:ascii="Consolas" w:hAnsi="Consolas" w:eastAsia="Consolas" w:cs="Consolas"/>
+                <w:sz w:val="22"/>
+              </w:rPr>
               <w:t xml:space="preserve">        # 1. 生成工艺指标</w:t>
-              <w:br/>
+            </w:r>
+            <w:r>
+              <w:rPr>
+                <w:rFonts w:ascii="Consolas" w:hAnsi="Consolas" w:eastAsia="Consolas" w:cs="Consolas"/>
+                <w:sz w:val="22"/>
+              </w:rPr>
+              <w:br w:type="textWrapping"/>
+            </w:r>
+            <w:r>
+              <w:rPr>
+                <w:rFonts w:ascii="Consolas" w:hAnsi="Consolas" w:eastAsia="Consolas" w:cs="Consolas"/>
+                <w:sz w:val="22"/>
+              </w:rPr>
               <w:t xml:space="preserve">        metrics = self._generate_metrics(current_time)</w:t>
-              <w:br/>
-              <w:br/>
+            </w:r>
+            <w:r>
+              <w:rPr>
+                <w:rFonts w:ascii="Consolas" w:hAnsi="Consolas" w:eastAsia="Consolas" w:cs="Consolas"/>
+                <w:sz w:val="22"/>
+              </w:rPr>
+              <w:br w:type="textWrapping"/>
+            </w:r>
+            <w:r>
+              <w:rPr>
+                <w:rFonts w:ascii="Consolas" w:hAnsi="Consolas" w:eastAsia="Consolas" w:cs="Consolas"/>
+                <w:sz w:val="22"/>
+              </w:rPr>
+              <w:br w:type="textWrapping"/>
+            </w:r>
+            <w:r>
+              <w:rPr>
+                <w:rFonts w:ascii="Consolas" w:hAnsi="Consolas" w:eastAsia="Consolas" w:cs="Consolas"/>
+                <w:sz w:val="22"/>
+              </w:rPr>
               <w:t xml:space="preserve">        # 2. 评估预警规则，更新 instruction</w:t>
-              <w:br/>
+            </w:r>
+            <w:r>
+              <w:rPr>
+                <w:rFonts w:ascii="Consolas" w:hAnsi="Consolas" w:eastAsia="Consolas" w:cs="Consolas"/>
+                <w:sz w:val="22"/>
+              </w:rPr>
+              <w:br w:type="textWrapping"/>
+            </w:r>
+            <w:r>
+              <w:rPr>
+                <w:rFonts w:ascii="Consolas" w:hAnsi="Consolas" w:eastAsia="Consolas" w:cs="Consolas"/>
+                <w:sz w:val="22"/>
+              </w:rPr>
               <w:t xml:space="preserve">        instruction = self._evaluate_warnings(metrics)</w:t>
-              <w:br/>
-              <w:br/>
+            </w:r>
+            <w:r>
+              <w:rPr>
+                <w:rFonts w:ascii="Consolas" w:hAnsi="Consolas" w:eastAsia="Consolas" w:cs="Consolas"/>
+                <w:sz w:val="22"/>
+              </w:rPr>
+              <w:br w:type="textWrapping"/>
+            </w:r>
+            <w:r>
+              <w:rPr>
+                <w:rFonts w:ascii="Consolas" w:hAnsi="Consolas" w:eastAsia="Consolas" w:cs="Consolas"/>
+                <w:sz w:val="22"/>
+              </w:rPr>
+              <w:br w:type="textWrapping"/>
+            </w:r>
+            <w:r>
+              <w:rPr>
+                <w:rFonts w:ascii="Consolas" w:hAnsi="Consolas" w:eastAsia="Consolas" w:cs="Consolas"/>
+                <w:sz w:val="22"/>
+              </w:rPr>
               <w:t xml:space="preserve">        # 3. 生成时间戳</w:t>
-              <w:br/>
+            </w:r>
+            <w:r>
+              <w:rPr>
+                <w:rFonts w:ascii="Consolas" w:hAnsi="Consolas" w:eastAsia="Consolas" w:cs="Consolas"/>
+                <w:sz w:val="22"/>
+              </w:rPr>
+              <w:br w:type="textWrapping"/>
+            </w:r>
+            <w:r>
+              <w:rPr>
+                <w:rFonts w:ascii="Consolas" w:hAnsi="Consolas" w:eastAsia="Consolas" w:cs="Consolas"/>
+                <w:sz w:val="22"/>
+              </w:rPr>
               <w:t xml:space="preserve">        timestamp = datetime.now().strftime("%Y-%m-%d %H:%M:%S")</w:t>
-              <w:br/>
-              <w:br/>
+            </w:r>
+            <w:r>
+              <w:rPr>
+                <w:rFonts w:ascii="Consolas" w:hAnsi="Consolas" w:eastAsia="Consolas" w:cs="Consolas"/>
+                <w:sz w:val="22"/>
+              </w:rPr>
+              <w:br w:type="textWrapping"/>
+            </w:r>
+            <w:r>
+              <w:rPr>
+                <w:rFonts w:ascii="Consolas" w:hAnsi="Consolas" w:eastAsia="Consolas" w:cs="Consolas"/>
+                <w:sz w:val="22"/>
+              </w:rPr>
+              <w:br w:type="textWrapping"/>
+            </w:r>
+            <w:r>
+              <w:rPr>
+                <w:rFonts w:ascii="Consolas" w:hAnsi="Consolas" w:eastAsia="Consolas" w:cs="Consolas"/>
+                <w:sz w:val="22"/>
+              </w:rPr>
               <w:t xml:space="preserve">        # 4. 组装完整数据帧</w:t>
-              <w:br/>
+            </w:r>
+            <w:r>
+              <w:rPr>
+                <w:rFonts w:ascii="Consolas" w:hAnsi="Consolas" w:eastAsia="Consolas" w:cs="Consolas"/>
+                <w:sz w:val="22"/>
+              </w:rPr>
+              <w:br w:type="textWrapping"/>
+            </w:r>
+            <w:r>
+              <w:rPr>
+                <w:rFonts w:ascii="Consolas" w:hAnsi="Consolas" w:eastAsia="Consolas" w:cs="Consolas"/>
+                <w:sz w:val="22"/>
+              </w:rPr>
               <w:t xml:space="preserve">        frame = {</w:t>
-              <w:br/>
+            </w:r>
+            <w:r>
+              <w:rPr>
+                <w:rFonts w:ascii="Consolas" w:hAnsi="Consolas" w:eastAsia="Consolas" w:cs="Consolas"/>
+                <w:sz w:val="22"/>
+              </w:rPr>
+              <w:br w:type="textWrapping"/>
+            </w:r>
+            <w:r>
+              <w:rPr>
+                <w:rFonts w:ascii="Consolas" w:hAnsi="Consolas" w:eastAsia="Consolas" w:cs="Consolas"/>
+                <w:sz w:val="22"/>
+              </w:rPr>
               <w:t xml:space="preserve">            "timestamp": timestamp,</w:t>
-              <w:br/>
+            </w:r>
+            <w:r>
+              <w:rPr>
+                <w:rFonts w:ascii="Consolas" w:hAnsi="Consolas" w:eastAsia="Consolas" w:cs="Consolas"/>
+                <w:sz w:val="22"/>
+              </w:rPr>
+              <w:br w:type="textWrapping"/>
+            </w:r>
+            <w:r>
+              <w:rPr>
+                <w:rFonts w:ascii="Consolas" w:hAnsi="Consolas" w:eastAsia="Consolas" w:cs="Consolas"/>
+                <w:sz w:val="22"/>
+              </w:rPr>
               <w:t xml:space="preserve">            "metrics": metrics,</w:t>
-              <w:br/>
+            </w:r>
+            <w:r>
+              <w:rPr>
+                <w:rFonts w:ascii="Consolas" w:hAnsi="Consolas" w:eastAsia="Consolas" w:cs="Consolas"/>
+                <w:sz w:val="22"/>
+              </w:rPr>
+              <w:br w:type="textWrapping"/>
+            </w:r>
+            <w:r>
+              <w:rPr>
+                <w:rFonts w:ascii="Consolas" w:hAnsi="Consolas" w:eastAsia="Consolas" w:cs="Consolas"/>
+                <w:sz w:val="22"/>
+              </w:rPr>
               <w:t xml:space="preserve">            "data_type": data_type,</w:t>
-              <w:br/>
+            </w:r>
+            <w:r>
+              <w:rPr>
+                <w:rFonts w:ascii="Consolas" w:hAnsi="Consolas" w:eastAsia="Consolas" w:cs="Consolas"/>
+                <w:sz w:val="22"/>
+              </w:rPr>
+              <w:br w:type="textWrapping"/>
+            </w:r>
+            <w:r>
+              <w:rPr>
+                <w:rFonts w:ascii="Consolas" w:hAnsi="Consolas" w:eastAsia="Consolas" w:cs="Consolas"/>
+                <w:sz w:val="22"/>
+              </w:rPr>
               <w:t xml:space="preserve">            "instruction": instruction  # 无预警时为 ""</w:t>
-              <w:br/>
+            </w:r>
+            <w:r>
+              <w:rPr>
+                <w:rFonts w:ascii="Consolas" w:hAnsi="Consolas" w:eastAsia="Consolas" w:cs="Consolas"/>
+                <w:sz w:val="22"/>
+              </w:rPr>
+              <w:br w:type="textWrapping"/>
+            </w:r>
+            <w:r>
+              <w:rPr>
+                <w:rFonts w:ascii="Consolas" w:hAnsi="Consolas" w:eastAsia="Consolas" w:cs="Consolas"/>
+                <w:sz w:val="22"/>
+              </w:rPr>
               <w:t xml:space="preserve">        }</w:t>
-              <w:br/>
-              <w:br/>
+            </w:r>
+            <w:r>
+              <w:rPr>
+                <w:rFonts w:ascii="Consolas" w:hAnsi="Consolas" w:eastAsia="Consolas" w:cs="Consolas"/>
+                <w:sz w:val="22"/>
+              </w:rPr>
+              <w:br w:type="textWrapping"/>
+            </w:r>
+            <w:r>
+              <w:rPr>
+                <w:rFonts w:ascii="Consolas" w:hAnsi="Consolas" w:eastAsia="Consolas" w:cs="Consolas"/>
+                <w:sz w:val="22"/>
+              </w:rPr>
+              <w:br w:type="textWrapping"/>
+            </w:r>
+            <w:r>
+              <w:rPr>
+                <w:rFonts w:ascii="Consolas" w:hAnsi="Consolas" w:eastAsia="Consolas" w:cs="Consolas"/>
+                <w:sz w:val="22"/>
+              </w:rPr>
               <w:t xml:space="preserve">        return frame</w:t>
-              <w:br/>
-              <w:br/>
-              <w:br/>
+            </w:r>
+            <w:r>
+              <w:rPr>
+                <w:rFonts w:ascii="Consolas" w:hAnsi="Consolas" w:eastAsia="Consolas" w:cs="Consolas"/>
+                <w:sz w:val="22"/>
+              </w:rPr>
+              <w:br w:type="textWrapping"/>
+            </w:r>
+            <w:r>
+              <w:rPr>
+                <w:rFonts w:ascii="Consolas" w:hAnsi="Consolas" w:eastAsia="Consolas" w:cs="Consolas"/>
+                <w:sz w:val="22"/>
+              </w:rPr>
+              <w:br w:type="textWrapping"/>
+            </w:r>
+            <w:r>
+              <w:rPr>
+                <w:rFonts w:ascii="Consolas" w:hAnsi="Consolas" w:eastAsia="Consolas" w:cs="Consolas"/>
+                <w:sz w:val="22"/>
+              </w:rPr>
+              <w:br w:type="textWrapping"/>
+            </w:r>
+            <w:r>
+              <w:rPr>
+                <w:rFonts w:ascii="Consolas" w:hAnsi="Consolas" w:eastAsia="Consolas" w:cs="Consolas"/>
+                <w:sz w:val="22"/>
+              </w:rPr>
               <w:t># ========== 使用示例 ==========</w:t>
-              <w:br/>
+            </w:r>
+            <w:r>
+              <w:rPr>
+                <w:rFonts w:ascii="Consolas" w:hAnsi="Consolas" w:eastAsia="Consolas" w:cs="Consolas"/>
+                <w:sz w:val="22"/>
+              </w:rPr>
+              <w:br w:type="textWrapping"/>
+            </w:r>
+            <w:r>
+              <w:rPr>
+                <w:rFonts w:ascii="Consolas" w:hAnsi="Consolas" w:eastAsia="Consolas" w:cs="Consolas"/>
+                <w:sz w:val="22"/>
+              </w:rPr>
               <w:t>if __name__ == "__main__":</w:t>
-              <w:br/>
+            </w:r>
+            <w:r>
+              <w:rPr>
+                <w:rFonts w:ascii="Consolas" w:hAnsi="Consolas" w:eastAsia="Consolas" w:cs="Consolas"/>
+                <w:sz w:val="22"/>
+              </w:rPr>
+              <w:br w:type="textWrapping"/>
+            </w:r>
+            <w:r>
+              <w:rPr>
+                <w:rFonts w:ascii="Consolas" w:hAnsi="Consolas" w:eastAsia="Consolas" w:cs="Consolas"/>
+                <w:sz w:val="22"/>
+              </w:rPr>
               <w:t xml:space="preserve">    simulator = BlastFurnaceSimulator()</w:t>
-              <w:br/>
-              <w:br/>
+            </w:r>
+            <w:r>
+              <w:rPr>
+                <w:rFonts w:ascii="Consolas" w:hAnsi="Consolas" w:eastAsia="Consolas" w:cs="Consolas"/>
+                <w:sz w:val="22"/>
+              </w:rPr>
+              <w:br w:type="textWrapping"/>
+            </w:r>
+            <w:r>
+              <w:rPr>
+                <w:rFonts w:ascii="Consolas" w:hAnsi="Consolas" w:eastAsia="Consolas" w:cs="Consolas"/>
+                <w:sz w:val="22"/>
+              </w:rPr>
+              <w:br w:type="textWrapping"/>
+            </w:r>
+            <w:r>
+              <w:rPr>
+                <w:rFonts w:ascii="Consolas" w:hAnsi="Consolas" w:eastAsia="Consolas" w:cs="Consolas"/>
+                <w:sz w:val="22"/>
+              </w:rPr>
               <w:t xml:space="preserve">    print("=== 高炉数据模拟器运行示例 ===")</w:t>
-              <w:br/>
+            </w:r>
+            <w:r>
+              <w:rPr>
+                <w:rFonts w:ascii="Consolas" w:hAnsi="Consolas" w:eastAsia="Consolas" w:cs="Consolas"/>
+                <w:sz w:val="22"/>
+              </w:rPr>
+              <w:br w:type="textWrapping"/>
+            </w:r>
+            <w:r>
+              <w:rPr>
+                <w:rFonts w:ascii="Consolas" w:hAnsi="Consolas" w:eastAsia="Consolas" w:cs="Consolas"/>
+                <w:sz w:val="22"/>
+              </w:rPr>
               <w:t xml:space="preserve">    for i in range(10):</w:t>
-              <w:br/>
+            </w:r>
+            <w:r>
+              <w:rPr>
+                <w:rFonts w:ascii="Consolas" w:hAnsi="Consolas" w:eastAsia="Consolas" w:cs="Consolas"/>
+                <w:sz w:val="22"/>
+              </w:rPr>
+              <w:br w:type="textWrapping"/>
+            </w:r>
+            <w:r>
+              <w:rPr>
+                <w:rFonts w:ascii="Consolas" w:hAnsi="Consolas" w:eastAsia="Consolas" w:cs="Consolas"/>
+                <w:sz w:val="22"/>
+              </w:rPr>
               <w:t xml:space="preserve">        frame = simulator.next_frame(data_type="realtime")</w:t>
-              <w:br/>
+            </w:r>
+            <w:r>
+              <w:rPr>
+                <w:rFonts w:ascii="Consolas" w:hAnsi="Consolas" w:eastAsia="Consolas" w:cs="Consolas"/>
+                <w:sz w:val="22"/>
+              </w:rPr>
+              <w:br w:type="textWrapping"/>
+            </w:r>
+            <w:r>
+              <w:rPr>
+                <w:rFonts w:ascii="Consolas" w:hAnsi="Consolas" w:eastAsia="Consolas" w:cs="Consolas"/>
+                <w:sz w:val="22"/>
+              </w:rPr>
               <w:t xml:space="preserve">        instr_display = frame["instruction"] if frame["instruction"] else "(无指令)"</w:t>
-              <w:br/>
+            </w:r>
+            <w:r>
+              <w:rPr>
+                <w:rFonts w:ascii="Consolas" w:hAnsi="Consolas" w:eastAsia="Consolas" w:cs="Consolas"/>
+                <w:sz w:val="22"/>
+              </w:rPr>
+              <w:br w:type="textWrapping"/>
+            </w:r>
+            <w:r>
+              <w:rPr>
+                <w:rFonts w:ascii="Consolas" w:hAnsi="Consolas" w:eastAsia="Consolas" w:cs="Consolas"/>
+                <w:sz w:val="22"/>
+              </w:rPr>
               <w:t xml:space="preserve">        print(f"帧 {i+1}: 炉压={frame['metrics']['炉压']}kPa, "</w:t>
-              <w:br/>
+            </w:r>
+            <w:r>
+              <w:rPr>
+                <w:rFonts w:ascii="Consolas" w:hAnsi="Consolas" w:eastAsia="Consolas" w:cs="Consolas"/>
+                <w:sz w:val="22"/>
+              </w:rPr>
+              <w:br w:type="textWrapping"/>
+            </w:r>
+            <w:r>
+              <w:rPr>
+                <w:rFonts w:ascii="Consolas" w:hAnsi="Consolas" w:eastAsia="Consolas" w:cs="Consolas"/>
+                <w:sz w:val="22"/>
+              </w:rPr>
               <w:t xml:space="preserve">              f"风温={frame['metrics']['风温']}℃, "</w:t>
-              <w:br/>
+            </w:r>
+            <w:r>
+              <w:rPr>
+                <w:rFonts w:ascii="Consolas" w:hAnsi="Consolas" w:eastAsia="Consolas" w:cs="Consolas"/>
+                <w:sz w:val="22"/>
+              </w:rPr>
+              <w:br w:type="textWrapping"/>
+            </w:r>
+            <w:r>
+              <w:rPr>
+                <w:rFonts w:ascii="Consolas" w:hAnsi="Consolas" w:eastAsia="Consolas" w:cs="Consolas"/>
+                <w:sz w:val="22"/>
+              </w:rPr>
               <w:t xml:space="preserve">              f"指令={instr_display}")</w:t>
-              <w:br/>
-            </w:r>
-            <w:r>
-              <w:rPr>
-                <w:rFonts w:eastAsia="Consolas" w:ascii="Consolas" w:cs="Consolas" w:hAnsi="Consolas"/>
+            </w:r>
+            <w:r>
+              <w:rPr>
+                <w:rFonts w:ascii="Consolas" w:hAnsi="Consolas" w:eastAsia="Consolas" w:cs="Consolas"/>
+                <w:sz w:val="22"/>
+              </w:rPr>
+              <w:br w:type="textWrapping"/>
+            </w:r>
+            <w:r>
+              <w:rPr>
+                <w:rFonts w:ascii="Consolas" w:hAnsi="Consolas" w:eastAsia="Consolas" w:cs="Consolas"/>
                 <w:sz w:val="22"/>
               </w:rPr>
               <w:t xml:space="preserve">        time.sleep(1)</w:t>
@@ -2830,8 +5305,8 @@
     <w:p>
       <w:pPr>
         <w:pBdr>
-          <w:bottom w:val="single" w:color="dee0e3"/>
-          <w:between w:val="single" w:color="dee0e3"/>
+          <w:bottom w:val="single" w:color="DEE0E3" w:sz="2" w:space="0"/>
+          <w:between w:val="single" w:color="DEE0E3" w:sz="2" w:space="0"/>
         </w:pBdr>
         <w:spacing w:before="120" w:after="120" w:line="288" w:lineRule="auto"/>
         <w:ind w:left="0"/>
@@ -2839,17 +5314,16 @@
     </w:p>
     <w:p>
       <w:pPr>
-        <w:pStyle w:val="2"/>
         <w:spacing w:before="320" w:after="120" w:line="288" w:lineRule="auto"/>
         <w:ind w:left="0"/>
         <w:jc w:val="left"/>
         <w:outlineLvl w:val="1"/>
       </w:pPr>
-      <w:bookmarkStart w:name="heading_15" w:id="15"/>
-      <w:r>
-        <w:rPr>
-          <w:rFonts w:eastAsia="等线" w:ascii="Arial" w:cs="Arial" w:hAnsi="Arial"/>
-          <w:b w:val="true"/>
+      <w:bookmarkStart w:id="15" w:name="heading_15"/>
+      <w:r>
+        <w:rPr>
+          <w:rFonts w:ascii="Arial" w:hAnsi="Arial" w:eastAsia="等线" w:cs="Arial"/>
+          <w:b/>
           <w:sz w:val="32"/>
         </w:rPr>
         <w:t>5. 关键设计要点</w:t>
@@ -2858,17 +5332,16 @@
     </w:p>
     <w:p>
       <w:pPr>
-        <w:pStyle w:val="3"/>
         <w:spacing w:before="300" w:after="120" w:line="288" w:lineRule="auto"/>
         <w:ind w:left="0"/>
         <w:jc w:val="left"/>
         <w:outlineLvl w:val="2"/>
       </w:pPr>
-      <w:bookmarkStart w:name="heading_16" w:id="16"/>
-      <w:r>
-        <w:rPr>
-          <w:rFonts w:eastAsia="等线" w:ascii="Arial" w:cs="Arial" w:hAnsi="Arial"/>
-          <w:b w:val="true"/>
+      <w:bookmarkStart w:id="16" w:name="heading_16"/>
+      <w:r>
+        <w:rPr>
+          <w:rFonts w:ascii="Arial" w:hAnsi="Arial" w:eastAsia="等线" w:cs="Arial"/>
+          <w:b/>
           <w:sz w:val="30"/>
         </w:rPr>
         <w:t>5.1 状态保持</w:t>
@@ -2878,6 +5351,7 @@
     <w:p>
       <w:pPr>
         <w:numPr>
+          <w:ilvl w:val="0"/>
           <w:numId w:val="12"/>
         </w:numPr>
         <w:spacing w:before="120" w:after="120" w:line="288" w:lineRule="auto"/>
@@ -2886,37 +5360,37 @@
       </w:pPr>
       <w:r>
         <w:rPr>
-          <w:rFonts w:eastAsia="等线" w:ascii="Arial" w:cs="Arial" w:hAnsi="Arial"/>
+          <w:rFonts w:ascii="Arial" w:hAnsi="Arial" w:eastAsia="等线" w:cs="Arial"/>
           <w:sz w:val="22"/>
         </w:rPr>
         <w:t>模拟器需维护</w:t>
       </w:r>
       <w:r>
         <w:rPr>
-          <w:rFonts w:eastAsia="等线" w:ascii="Arial" w:cs="Arial" w:hAnsi="Arial"/>
-          <w:b w:val="true"/>
+          <w:rFonts w:ascii="Arial" w:hAnsi="Arial" w:eastAsia="等线" w:cs="Arial"/>
+          <w:b/>
           <w:sz w:val="22"/>
         </w:rPr>
         <w:t>内部状态变量</w:t>
       </w:r>
       <w:r>
         <w:rPr>
-          <w:rFonts w:eastAsia="等线" w:ascii="Arial" w:cs="Arial" w:hAnsi="Arial"/>
+          <w:rFonts w:ascii="Arial" w:hAnsi="Arial" w:eastAsia="等线" w:cs="Arial"/>
           <w:sz w:val="22"/>
         </w:rPr>
         <w:t xml:space="preserve">（如 </w:t>
       </w:r>
       <w:r>
         <w:rPr>
-          <w:rFonts w:eastAsia="Consolas" w:ascii="Consolas" w:cs="Consolas" w:hAnsi="Consolas"/>
-          <w:sz w:val="22"/>
-          <w:shd w:fill="EFF0F1"/>
+          <w:rFonts w:ascii="Consolas" w:hAnsi="Consolas" w:eastAsia="Consolas" w:cs="Consolas"/>
+          <w:sz w:val="22"/>
+          <w:shd w:val="clear" w:fill="EFF0F1"/>
         </w:rPr>
         <w:t>pressure_high_count</w:t>
       </w:r>
       <w:r>
         <w:rPr>
-          <w:rFonts w:eastAsia="等线" w:ascii="Arial" w:cs="Arial" w:hAnsi="Arial"/>
+          <w:rFonts w:ascii="Arial" w:hAnsi="Arial" w:eastAsia="等线" w:cs="Arial"/>
           <w:sz w:val="22"/>
         </w:rPr>
         <w:t xml:space="preserve"> 连续计数器），不能是纯函数式的无状态生成。</w:t>
@@ -2925,6 +5399,7 @@
     <w:p>
       <w:pPr>
         <w:numPr>
+          <w:ilvl w:val="0"/>
           <w:numId w:val="13"/>
         </w:numPr>
         <w:spacing w:before="120" w:after="120" w:line="288" w:lineRule="auto"/>
@@ -2933,22 +5408,22 @@
       </w:pPr>
       <w:r>
         <w:rPr>
-          <w:rFonts w:eastAsia="等线" w:ascii="Arial" w:cs="Arial" w:hAnsi="Arial"/>
+          <w:rFonts w:ascii="Arial" w:hAnsi="Arial" w:eastAsia="等线" w:cs="Arial"/>
           <w:sz w:val="22"/>
         </w:rPr>
         <w:t xml:space="preserve">状态变量在每次 </w:t>
       </w:r>
       <w:r>
         <w:rPr>
-          <w:rFonts w:eastAsia="Consolas" w:ascii="Consolas" w:cs="Consolas" w:hAnsi="Consolas"/>
-          <w:sz w:val="22"/>
-          <w:shd w:fill="EFF0F1"/>
+          <w:rFonts w:ascii="Consolas" w:hAnsi="Consolas" w:eastAsia="Consolas" w:cs="Consolas"/>
+          <w:sz w:val="22"/>
+          <w:shd w:val="clear" w:fill="EFF0F1"/>
         </w:rPr>
         <w:t>next_frame()</w:t>
       </w:r>
       <w:r>
         <w:rPr>
-          <w:rFonts w:eastAsia="等线" w:ascii="Arial" w:cs="Arial" w:hAnsi="Arial"/>
+          <w:rFonts w:ascii="Arial" w:hAnsi="Arial" w:eastAsia="等线" w:cs="Arial"/>
           <w:sz w:val="22"/>
         </w:rPr>
         <w:t xml:space="preserve"> 调用时自动更新。</w:t>
@@ -2956,17 +5431,16 @@
     </w:p>
     <w:p>
       <w:pPr>
-        <w:pStyle w:val="3"/>
         <w:spacing w:before="300" w:after="120" w:line="288" w:lineRule="auto"/>
         <w:ind w:left="0"/>
         <w:jc w:val="left"/>
         <w:outlineLvl w:val="2"/>
       </w:pPr>
-      <w:bookmarkStart w:name="heading_17" w:id="17"/>
-      <w:r>
-        <w:rPr>
-          <w:rFonts w:eastAsia="等线" w:ascii="Arial" w:cs="Arial" w:hAnsi="Arial"/>
-          <w:b w:val="true"/>
+      <w:bookmarkStart w:id="17" w:name="heading_17"/>
+      <w:r>
+        <w:rPr>
+          <w:rFonts w:ascii="Arial" w:hAnsi="Arial" w:eastAsia="等线" w:cs="Arial"/>
+          <w:b/>
           <w:sz w:val="30"/>
         </w:rPr>
         <w:t>5.2 指令重置机制</w:t>
@@ -2981,45 +5455,45 @@
       </w:pPr>
       <w:r>
         <w:rPr>
-          <w:rFonts w:eastAsia="等线" w:ascii="Arial" w:cs="Arial" w:hAnsi="Arial"/>
-          <w:b w:val="true"/>
+          <w:rFonts w:ascii="Arial" w:hAnsi="Arial" w:eastAsia="等线" w:cs="Arial"/>
+          <w:b/>
           <w:sz w:val="22"/>
         </w:rPr>
         <w:t>核心原则</w:t>
       </w:r>
       <w:r>
         <w:rPr>
-          <w:rFonts w:eastAsia="等线" w:ascii="Arial" w:cs="Arial" w:hAnsi="Arial"/>
+          <w:rFonts w:ascii="Arial" w:hAnsi="Arial" w:eastAsia="等线" w:cs="Arial"/>
           <w:sz w:val="22"/>
         </w:rPr>
         <w:t>：条件不满足时，</w:t>
       </w:r>
       <w:r>
         <w:rPr>
-          <w:rFonts w:eastAsia="Consolas" w:ascii="Consolas" w:cs="Consolas" w:hAnsi="Consolas"/>
-          <w:sz w:val="22"/>
-          <w:shd w:fill="EFF0F1"/>
+          <w:rFonts w:ascii="Consolas" w:hAnsi="Consolas" w:eastAsia="Consolas" w:cs="Consolas"/>
+          <w:sz w:val="22"/>
+          <w:shd w:val="clear" w:fill="EFF0F1"/>
         </w:rPr>
         <w:t>instruction</w:t>
       </w:r>
       <w:r>
         <w:rPr>
-          <w:rFonts w:eastAsia="等线" w:ascii="Arial" w:cs="Arial" w:hAnsi="Arial"/>
+          <w:rFonts w:ascii="Arial" w:hAnsi="Arial" w:eastAsia="等线" w:cs="Arial"/>
           <w:sz w:val="22"/>
         </w:rPr>
         <w:t xml:space="preserve"> 必须显式重置为空字符串 </w:t>
       </w:r>
       <w:r>
         <w:rPr>
-          <w:rFonts w:eastAsia="Consolas" w:ascii="Consolas" w:cs="Consolas" w:hAnsi="Consolas"/>
-          <w:sz w:val="22"/>
-          <w:shd w:fill="EFF0F1"/>
+          <w:rFonts w:ascii="Consolas" w:hAnsi="Consolas" w:eastAsia="Consolas" w:cs="Consolas"/>
+          <w:sz w:val="22"/>
+          <w:shd w:val="clear" w:fill="EFF0F1"/>
         </w:rPr>
         <w:t>""</w:t>
       </w:r>
       <w:r>
         <w:rPr>
-          <w:rFonts w:eastAsia="等线" w:ascii="Arial" w:cs="Arial" w:hAnsi="Arial"/>
+          <w:rFonts w:ascii="Arial" w:hAnsi="Arial" w:eastAsia="等线" w:cs="Arial"/>
           <w:sz w:val="22"/>
         </w:rPr>
         <w:t>。</w:t>
@@ -3028,6 +5502,7 @@
     <w:p>
       <w:pPr>
         <w:numPr>
+          <w:ilvl w:val="0"/>
           <w:numId w:val="14"/>
         </w:numPr>
         <w:spacing w:before="120" w:after="120" w:line="288" w:lineRule="auto"/>
@@ -3036,7 +5511,7 @@
       </w:pPr>
       <w:r>
         <w:rPr>
-          <w:rFonts w:eastAsia="等线" w:ascii="Arial" w:cs="Arial" w:hAnsi="Arial"/>
+          <w:rFonts w:ascii="Arial" w:hAnsi="Arial" w:eastAsia="等线" w:cs="Arial"/>
           <w:sz w:val="22"/>
         </w:rPr>
         <w:t>❌ 错误做法：只在触发时赋值，不触发时不处理（会导致预警"挂住"不消失）</w:t>
@@ -3045,6 +5520,7 @@
     <w:p>
       <w:pPr>
         <w:numPr>
+          <w:ilvl w:val="0"/>
           <w:numId w:val="15"/>
         </w:numPr>
         <w:spacing w:before="120" w:after="120" w:line="288" w:lineRule="auto"/>
@@ -3053,16 +5529,16 @@
       </w:pPr>
       <w:r>
         <w:rPr>
-          <w:rFonts w:eastAsia="等线" w:ascii="Arial" w:cs="Arial" w:hAnsi="Arial"/>
+          <w:rFonts w:ascii="Arial" w:hAnsi="Arial" w:eastAsia="等线" w:cs="Arial"/>
           <w:sz w:val="22"/>
         </w:rPr>
         <w:t xml:space="preserve">✅ 正确做法：每帧都重新评估所有规则，不满足则赋值 </w:t>
       </w:r>
       <w:r>
         <w:rPr>
-          <w:rFonts w:eastAsia="Consolas" w:ascii="Consolas" w:cs="Consolas" w:hAnsi="Consolas"/>
-          <w:sz w:val="22"/>
-          <w:shd w:fill="EFF0F1"/>
+          <w:rFonts w:ascii="Consolas" w:hAnsi="Consolas" w:eastAsia="Consolas" w:cs="Consolas"/>
+          <w:sz w:val="22"/>
+          <w:shd w:val="clear" w:fill="EFF0F1"/>
         </w:rPr>
         <w:t>""</w:t>
       </w:r>
@@ -3075,7 +5551,7 @@
       </w:pPr>
       <w:r>
         <w:rPr>
-          <w:rFonts w:eastAsia="等线" w:ascii="Arial" w:cs="Arial" w:hAnsi="Arial"/>
+          <w:rFonts w:ascii="Arial" w:hAnsi="Arial" w:eastAsia="等线" w:cs="Arial"/>
           <w:sz w:val="22"/>
         </w:rPr>
         <w:t>伪代码中的关键模式：</w:t>
@@ -3083,31 +5559,54 @@
     </w:p>
     <w:tbl>
       <w:tblPr>
+        <w:tblStyle w:val="2"/>
         <w:tblW w:w="0" w:type="auto"/>
         <w:tblInd w:w="0" w:type="dxa"/>
         <w:tblBorders>
-          <w:top w:val="single" w:color="dee0e3"/>
-          <w:left w:val="single" w:color="dee0e3"/>
-          <w:bottom w:val="single" w:color="dee0e3"/>
-          <w:right w:val="single" w:color="dee0e3"/>
-          <w:insideH w:val="single" w:color="dee0e3"/>
-          <w:insideV w:val="single" w:color="dee0e3"/>
+          <w:top w:val="single" w:color="DEE0E3" w:sz="0" w:space="0"/>
+          <w:left w:val="single" w:color="DEE0E3" w:sz="0" w:space="0"/>
+          <w:bottom w:val="single" w:color="DEE0E3" w:sz="0" w:space="0"/>
+          <w:right w:val="single" w:color="DEE0E3" w:sz="0" w:space="0"/>
+          <w:insideH w:val="single" w:color="DEE0E3" w:sz="0" w:space="0"/>
+          <w:insideV w:val="single" w:color="DEE0E3" w:sz="0" w:space="0"/>
         </w:tblBorders>
         <w:tblLayout w:type="fixed"/>
+        <w:tblCellMar>
+          <w:top w:w="0" w:type="dxa"/>
+          <w:left w:w="10" w:type="dxa"/>
+          <w:bottom w:w="0" w:type="dxa"/>
+          <w:right w:w="10" w:type="dxa"/>
+        </w:tblCellMar>
       </w:tblPr>
       <w:tblGrid>
         <w:gridCol w:w="8280"/>
       </w:tblGrid>
       <w:tr>
+        <w:tblPrEx>
+          <w:tblBorders>
+            <w:top w:val="single" w:color="DEE0E3" w:sz="0" w:space="0"/>
+            <w:left w:val="single" w:color="DEE0E3" w:sz="0" w:space="0"/>
+            <w:bottom w:val="single" w:color="DEE0E3" w:sz="0" w:space="0"/>
+            <w:right w:val="single" w:color="DEE0E3" w:sz="0" w:space="0"/>
+            <w:insideH w:val="single" w:color="DEE0E3" w:sz="0" w:space="0"/>
+            <w:insideV w:val="single" w:color="DEE0E3" w:sz="0" w:space="0"/>
+          </w:tblBorders>
+          <w:tblCellMar>
+            <w:top w:w="0" w:type="dxa"/>
+            <w:left w:w="10" w:type="dxa"/>
+            <w:bottom w:w="0" w:type="dxa"/>
+            <w:right w:w="10" w:type="dxa"/>
+          </w:tblCellMar>
+        </w:tblPrEx>
         <w:tc>
           <w:tcPr>
             <w:tcW w:w="8280" w:type="dxa"/>
-            <w:shd w:color="auto" w:val="clear" w:fill="f5f6f7"/>
+            <w:shd w:val="clear" w:color="auto" w:fill="F5F6F7"/>
             <w:tcMar>
-              <w:top w:type="dxa" w:w="60"/>
-              <w:left w:type="dxa" w:w="120"/>
-              <w:bottom w:type="dxa" w:w="30"/>
-              <w:right w:type="dxa" w:w="120"/>
+              <w:top w:w="60" w:type="dxa"/>
+              <w:left w:w="120" w:type="dxa"/>
+              <w:bottom w:w="30" w:type="dxa"/>
+              <w:right w:w="120" w:type="dxa"/>
             </w:tcMar>
           </w:tcPr>
           <w:p>
@@ -3117,38 +5616,135 @@
             </w:pPr>
             <w:r>
               <w:rPr>
-                <w:rFonts w:eastAsia="Consolas" w:ascii="Consolas" w:cs="Consolas" w:hAnsi="Consolas"/>
-                <w:color w:val="646a73"/>
+                <w:rFonts w:ascii="Consolas" w:hAnsi="Consolas" w:eastAsia="Consolas" w:cs="Consolas"/>
+                <w:color w:val="646A73"/>
                 <w:sz w:val="22"/>
               </w:rPr>
               <w:t>python</w:t>
-              <w:br w:type="textWrapping"/>
-            </w:r>
-            <w:r>
-              <w:rPr>
-                <w:rFonts w:eastAsia="Consolas" w:ascii="Consolas" w:cs="Consolas" w:hAnsi="Consolas"/>
+            </w:r>
+            <w:r>
+              <w:rPr>
+                <w:rFonts w:ascii="Consolas" w:hAnsi="Consolas" w:eastAsia="Consolas" w:cs="Consolas"/>
+                <w:color w:val="646A73"/>
+                <w:sz w:val="22"/>
+              </w:rPr>
+              <w:br w:type="textWrapping"/>
+            </w:r>
+            <w:r>
+              <w:rPr>
+                <w:rFonts w:ascii="Consolas" w:hAnsi="Consolas" w:eastAsia="Consolas" w:cs="Consolas"/>
                 <w:sz w:val="22"/>
               </w:rPr>
               <w:t># 每帧都从空字符串开始</w:t>
-              <w:br/>
+            </w:r>
+            <w:r>
+              <w:rPr>
+                <w:rFonts w:ascii="Consolas" w:hAnsi="Consolas" w:eastAsia="Consolas" w:cs="Consolas"/>
+                <w:sz w:val="22"/>
+              </w:rPr>
+              <w:br w:type="textWrapping"/>
+            </w:r>
+            <w:r>
+              <w:rPr>
+                <w:rFonts w:ascii="Consolas" w:hAnsi="Consolas" w:eastAsia="Consolas" w:cs="Consolas"/>
+                <w:sz w:val="22"/>
+              </w:rPr>
               <w:t>instruction = ""</w:t>
-              <w:br/>
-              <w:br/>
+            </w:r>
+            <w:r>
+              <w:rPr>
+                <w:rFonts w:ascii="Consolas" w:hAnsi="Consolas" w:eastAsia="Consolas" w:cs="Consolas"/>
+                <w:sz w:val="22"/>
+              </w:rPr>
+              <w:br w:type="textWrapping"/>
+            </w:r>
+            <w:r>
+              <w:rPr>
+                <w:rFonts w:ascii="Consolas" w:hAnsi="Consolas" w:eastAsia="Consolas" w:cs="Consolas"/>
+                <w:sz w:val="22"/>
+              </w:rPr>
+              <w:br w:type="textWrapping"/>
+            </w:r>
+            <w:r>
+              <w:rPr>
+                <w:rFonts w:ascii="Consolas" w:hAnsi="Consolas" w:eastAsia="Consolas" w:cs="Consolas"/>
+                <w:sz w:val="22"/>
+              </w:rPr>
               <w:t># 规则满足则赋值</w:t>
-              <w:br/>
+            </w:r>
+            <w:r>
+              <w:rPr>
+                <w:rFonts w:ascii="Consolas" w:hAnsi="Consolas" w:eastAsia="Consolas" w:cs="Consolas"/>
+                <w:sz w:val="22"/>
+              </w:rPr>
+              <w:br w:type="textWrapping"/>
+            </w:r>
+            <w:r>
+              <w:rPr>
+                <w:rFonts w:ascii="Consolas" w:hAnsi="Consolas" w:eastAsia="Consolas" w:cs="Consolas"/>
+                <w:sz w:val="22"/>
+              </w:rPr>
               <w:t>if condition_a:</w:t>
-              <w:br/>
+            </w:r>
+            <w:r>
+              <w:rPr>
+                <w:rFonts w:ascii="Consolas" w:hAnsi="Consolas" w:eastAsia="Consolas" w:cs="Consolas"/>
+                <w:sz w:val="22"/>
+              </w:rPr>
+              <w:br w:type="textWrapping"/>
+            </w:r>
+            <w:r>
+              <w:rPr>
+                <w:rFonts w:ascii="Consolas" w:hAnsi="Consolas" w:eastAsia="Consolas" w:cs="Consolas"/>
+                <w:sz w:val="22"/>
+              </w:rPr>
               <w:t xml:space="preserve">    instruction = "指令A"</w:t>
-              <w:br/>
+            </w:r>
+            <w:r>
+              <w:rPr>
+                <w:rFonts w:ascii="Consolas" w:hAnsi="Consolas" w:eastAsia="Consolas" w:cs="Consolas"/>
+                <w:sz w:val="22"/>
+              </w:rPr>
+              <w:br w:type="textWrapping"/>
+            </w:r>
+            <w:r>
+              <w:rPr>
+                <w:rFonts w:ascii="Consolas" w:hAnsi="Consolas" w:eastAsia="Consolas" w:cs="Consolas"/>
+                <w:sz w:val="22"/>
+              </w:rPr>
               <w:t>if condition_b:</w:t>
-              <w:br/>
+            </w:r>
+            <w:r>
+              <w:rPr>
+                <w:rFonts w:ascii="Consolas" w:hAnsi="Consolas" w:eastAsia="Consolas" w:cs="Consolas"/>
+                <w:sz w:val="22"/>
+              </w:rPr>
+              <w:br w:type="textWrapping"/>
+            </w:r>
+            <w:r>
+              <w:rPr>
+                <w:rFonts w:ascii="Consolas" w:hAnsi="Consolas" w:eastAsia="Consolas" w:cs="Consolas"/>
+                <w:sz w:val="22"/>
+              </w:rPr>
               <w:t xml:space="preserve">    instruction = "指令B"</w:t>
-              <w:br/>
-              <w:br/>
-            </w:r>
-            <w:r>
-              <w:rPr>
-                <w:rFonts w:eastAsia="Consolas" w:ascii="Consolas" w:cs="Consolas" w:hAnsi="Consolas"/>
+            </w:r>
+            <w:r>
+              <w:rPr>
+                <w:rFonts w:ascii="Consolas" w:hAnsi="Consolas" w:eastAsia="Consolas" w:cs="Consolas"/>
+                <w:sz w:val="22"/>
+              </w:rPr>
+              <w:br w:type="textWrapping"/>
+            </w:r>
+            <w:r>
+              <w:rPr>
+                <w:rFonts w:ascii="Consolas" w:hAnsi="Consolas" w:eastAsia="Consolas" w:cs="Consolas"/>
+                <w:sz w:val="22"/>
+              </w:rPr>
+              <w:br w:type="textWrapping"/>
+            </w:r>
+            <w:r>
+              <w:rPr>
+                <w:rFonts w:ascii="Consolas" w:hAnsi="Consolas" w:eastAsia="Consolas" w:cs="Consolas"/>
                 <w:sz w:val="22"/>
               </w:rPr>
               <w:t># 若都不满足，instruction 保持为 ""</w:t>
@@ -3159,17 +5755,16 @@
     </w:tbl>
     <w:p>
       <w:pPr>
-        <w:pStyle w:val="3"/>
         <w:spacing w:before="300" w:after="120" w:line="288" w:lineRule="auto"/>
         <w:ind w:left="0"/>
         <w:jc w:val="left"/>
         <w:outlineLvl w:val="2"/>
       </w:pPr>
-      <w:bookmarkStart w:name="heading_18" w:id="18"/>
-      <w:r>
-        <w:rPr>
-          <w:rFonts w:eastAsia="等线" w:ascii="Arial" w:cs="Arial" w:hAnsi="Arial"/>
-          <w:b w:val="true"/>
+      <w:bookmarkStart w:id="18" w:name="heading_18"/>
+      <w:r>
+        <w:rPr>
+          <w:rFonts w:ascii="Arial" w:hAnsi="Arial" w:eastAsia="等线" w:cs="Arial"/>
+          <w:b/>
           <w:sz w:val="30"/>
         </w:rPr>
         <w:t>5.3 时间同步</w:t>
@@ -3179,6 +5774,7 @@
     <w:p>
       <w:pPr>
         <w:numPr>
+          <w:ilvl w:val="0"/>
           <w:numId w:val="16"/>
         </w:numPr>
         <w:spacing w:before="120" w:after="120" w:line="288" w:lineRule="auto"/>
@@ -3187,15 +5783,15 @@
       </w:pPr>
       <w:r>
         <w:rPr>
-          <w:rFonts w:eastAsia="Consolas" w:ascii="Consolas" w:cs="Consolas" w:hAnsi="Consolas"/>
-          <w:sz w:val="22"/>
-          <w:shd w:fill="EFF0F1"/>
+          <w:rFonts w:ascii="Consolas" w:hAnsi="Consolas" w:eastAsia="Consolas" w:cs="Consolas"/>
+          <w:sz w:val="22"/>
+          <w:shd w:val="clear" w:fill="EFF0F1"/>
         </w:rPr>
         <w:t>timestamp</w:t>
       </w:r>
       <w:r>
         <w:rPr>
-          <w:rFonts w:eastAsia="等线" w:ascii="Arial" w:cs="Arial" w:hAnsi="Arial"/>
+          <w:rFonts w:ascii="Arial" w:hAnsi="Arial" w:eastAsia="等线" w:cs="Arial"/>
           <w:sz w:val="22"/>
         </w:rPr>
         <w:t xml:space="preserve"> 字段使用系统当前时间格式化生成，确保与前端展示的时间轴对齐。</w:t>
@@ -3204,6 +5800,7 @@
     <w:p>
       <w:pPr>
         <w:numPr>
+          <w:ilvl w:val="0"/>
           <w:numId w:val="17"/>
         </w:numPr>
         <w:spacing w:before="120" w:after="120" w:line="288" w:lineRule="auto"/>
@@ -3212,37 +5809,37 @@
       </w:pPr>
       <w:r>
         <w:rPr>
-          <w:rFonts w:eastAsia="等线" w:ascii="Arial" w:cs="Arial" w:hAnsi="Arial"/>
+          <w:rFonts w:ascii="Arial" w:hAnsi="Arial" w:eastAsia="等线" w:cs="Arial"/>
           <w:sz w:val="22"/>
         </w:rPr>
         <w:t>正弦波的相位计算使用模拟器内部的</w:t>
       </w:r>
       <w:r>
         <w:rPr>
-          <w:rFonts w:eastAsia="等线" w:ascii="Arial" w:cs="Arial" w:hAnsi="Arial"/>
-          <w:b w:val="true"/>
+          <w:rFonts w:ascii="Arial" w:hAnsi="Arial" w:eastAsia="等线" w:cs="Arial"/>
+          <w:b/>
           <w:sz w:val="22"/>
         </w:rPr>
         <w:t>运行时长</w:t>
       </w:r>
       <w:r>
         <w:rPr>
-          <w:rFonts w:eastAsia="等线" w:ascii="Arial" w:cs="Arial" w:hAnsi="Arial"/>
+          <w:rFonts w:ascii="Arial" w:hAnsi="Arial" w:eastAsia="等线" w:cs="Arial"/>
           <w:sz w:val="22"/>
         </w:rPr>
         <w:t>（</w:t>
       </w:r>
       <w:r>
         <w:rPr>
-          <w:rFonts w:eastAsia="Consolas" w:ascii="Consolas" w:cs="Consolas" w:hAnsi="Consolas"/>
-          <w:sz w:val="22"/>
-          <w:shd w:fill="EFF0F1"/>
+          <w:rFonts w:ascii="Consolas" w:hAnsi="Consolas" w:eastAsia="Consolas" w:cs="Consolas"/>
+          <w:sz w:val="22"/>
+          <w:shd w:val="clear" w:fill="EFF0F1"/>
         </w:rPr>
         <w:t>current_time</w:t>
       </w:r>
       <w:r>
         <w:rPr>
-          <w:rFonts w:eastAsia="等线" w:ascii="Arial" w:cs="Arial" w:hAnsi="Arial"/>
+          <w:rFonts w:ascii="Arial" w:hAnsi="Arial" w:eastAsia="等线" w:cs="Arial"/>
           <w:sz w:val="22"/>
         </w:rPr>
         <w:t>），与实际时间戳解耦，便于历史回放和加速模拟。</w:t>
@@ -3250,17 +5847,16 @@
     </w:p>
     <w:p>
       <w:pPr>
-        <w:pStyle w:val="3"/>
         <w:spacing w:before="300" w:after="120" w:line="288" w:lineRule="auto"/>
         <w:ind w:left="0"/>
         <w:jc w:val="left"/>
         <w:outlineLvl w:val="2"/>
       </w:pPr>
-      <w:bookmarkStart w:name="heading_19" w:id="19"/>
-      <w:r>
-        <w:rPr>
-          <w:rFonts w:eastAsia="等线" w:ascii="Arial" w:cs="Arial" w:hAnsi="Arial"/>
-          <w:b w:val="true"/>
+      <w:bookmarkStart w:id="19" w:name="heading_19"/>
+      <w:r>
+        <w:rPr>
+          <w:rFonts w:ascii="Arial" w:hAnsi="Arial" w:eastAsia="等线" w:cs="Arial"/>
+          <w:b/>
           <w:sz w:val="30"/>
         </w:rPr>
         <w:t>5.4 可扩展性</w:t>
@@ -3275,7 +5871,7 @@
       </w:pPr>
       <w:r>
         <w:rPr>
-          <w:rFonts w:eastAsia="等线" w:ascii="Arial" w:cs="Arial" w:hAnsi="Arial"/>
+          <w:rFonts w:ascii="Arial" w:hAnsi="Arial" w:eastAsia="等线" w:cs="Arial"/>
           <w:sz w:val="22"/>
         </w:rPr>
         <w:t>当前版本包含 2 条预警规则，后续新增规则时：</w:t>
@@ -3284,6 +5880,7 @@
     <w:p>
       <w:pPr>
         <w:numPr>
+          <w:ilvl w:val="0"/>
           <w:numId w:val="18"/>
         </w:numPr>
         <w:spacing w:before="120" w:after="120" w:line="288" w:lineRule="auto"/>
@@ -3292,7 +5889,7 @@
       </w:pPr>
       <w:r>
         <w:rPr>
-          <w:rFonts w:eastAsia="等线" w:ascii="Arial" w:cs="Arial" w:hAnsi="Arial"/>
+          <w:rFonts w:ascii="Arial" w:hAnsi="Arial" w:eastAsia="等线" w:cs="Arial"/>
           <w:sz w:val="22"/>
         </w:rPr>
         <w:t>在阈值常量区新增阈值定义</w:t>
@@ -3301,6 +5898,7 @@
     <w:p>
       <w:pPr>
         <w:numPr>
+          <w:ilvl w:val="0"/>
           <w:numId w:val="19"/>
         </w:numPr>
         <w:spacing w:before="120" w:after="120" w:line="288" w:lineRule="auto"/>
@@ -3309,7 +5907,7 @@
       </w:pPr>
       <w:r>
         <w:rPr>
-          <w:rFonts w:eastAsia="等线" w:ascii="Arial" w:cs="Arial" w:hAnsi="Arial"/>
+          <w:rFonts w:ascii="Arial" w:hAnsi="Arial" w:eastAsia="等线" w:cs="Arial"/>
           <w:sz w:val="22"/>
         </w:rPr>
         <w:t>在指令文本区新增指令文本</w:t>
@@ -3318,6 +5916,7 @@
     <w:p>
       <w:pPr>
         <w:numPr>
+          <w:ilvl w:val="0"/>
           <w:numId w:val="20"/>
         </w:numPr>
         <w:spacing w:before="120" w:after="120" w:line="288" w:lineRule="auto"/>
@@ -3326,22 +5925,22 @@
       </w:pPr>
       <w:r>
         <w:rPr>
-          <w:rFonts w:eastAsia="等线" w:ascii="Arial" w:cs="Arial" w:hAnsi="Arial"/>
+          <w:rFonts w:ascii="Arial" w:hAnsi="Arial" w:eastAsia="等线" w:cs="Arial"/>
           <w:sz w:val="22"/>
         </w:rPr>
         <w:t xml:space="preserve">在 </w:t>
       </w:r>
       <w:r>
         <w:rPr>
-          <w:rFonts w:eastAsia="Consolas" w:ascii="Consolas" w:cs="Consolas" w:hAnsi="Consolas"/>
-          <w:sz w:val="22"/>
-          <w:shd w:fill="EFF0F1"/>
+          <w:rFonts w:ascii="Consolas" w:hAnsi="Consolas" w:eastAsia="Consolas" w:cs="Consolas"/>
+          <w:sz w:val="22"/>
+          <w:shd w:val="clear" w:fill="EFF0F1"/>
         </w:rPr>
         <w:t>_evaluate_warnings()</w:t>
       </w:r>
       <w:r>
         <w:rPr>
-          <w:rFonts w:eastAsia="等线" w:ascii="Arial" w:cs="Arial" w:hAnsi="Arial"/>
+          <w:rFonts w:ascii="Arial" w:hAnsi="Arial" w:eastAsia="等线" w:cs="Arial"/>
           <w:sz w:val="22"/>
         </w:rPr>
         <w:t xml:space="preserve"> 方法中新增 If-Then 判断</w:t>
@@ -3350,6 +5949,7 @@
     <w:p>
       <w:pPr>
         <w:numPr>
+          <w:ilvl w:val="0"/>
           <w:numId w:val="21"/>
         </w:numPr>
         <w:spacing w:before="120" w:after="120" w:line="288" w:lineRule="auto"/>
@@ -3358,329 +5958,972 @@
       </w:pPr>
       <w:r>
         <w:rPr>
-          <w:rFonts w:eastAsia="等线" w:ascii="Arial" w:cs="Arial" w:hAnsi="Arial"/>
+          <w:rFonts w:ascii="Arial" w:hAnsi="Arial" w:eastAsia="等线" w:cs="Arial"/>
           <w:sz w:val="22"/>
         </w:rPr>
         <w:t>确保不满足条件时不会残留旧指令</w:t>
       </w:r>
-    </w:p>
-    <w:p>
-      <w:pPr>
-        <w:spacing w:before="120" w:after="120" w:line="288" w:lineRule="auto"/>
-        <w:ind w:left="0"/>
-        <w:jc w:val="left"/>
-      </w:pPr>
-      <w:r>
-        <w:rPr>
-          <w:rFonts w:eastAsia="等线" w:ascii="Arial" w:cs="Arial" w:hAnsi="Arial"/>
-          <w:sz w:val="22"/>
-        </w:rPr>
-        <w:t>|（注：部分内容可能由 AI 生成）</w:t>
-      </w:r>
+      <w:bookmarkStart w:id="20" w:name="_GoBack"/>
+      <w:bookmarkEnd w:id="20"/>
     </w:p>
     <w:sectPr>
-      <w:footerReference w:type="default" r:id="rId3"/>
-      <w:headerReference w:type="default" r:id="rId5"/>
-      <w:pgSz w:orient="portrait" w:h="16840" w:w="11905"/>
+      <w:headerReference r:id="rId3" w:type="default"/>
+      <w:footerReference r:id="rId4" w:type="default"/>
+      <w:pgSz w:w="11905" w:h="16840"/>
+      <w:cols w:space="720" w:num="1"/>
     </w:sectPr>
   </w:body>
 </w:document>
 </file>
 
 <file path=word/footer1.xml><?xml version="1.0" encoding="utf-8"?>
-<w:ftr xmlns:w="http://schemas.openxmlformats.org/wordprocessingml/2006/main">
+<w:ftr xmlns:wpc="http://schemas.microsoft.com/office/word/2010/wordprocessingCanvas" xmlns:mc="http://schemas.openxmlformats.org/markup-compatibility/2006" xmlns:o="urn:schemas-microsoft-com:office:office" xmlns:r="http://schemas.openxmlformats.org/officeDocument/2006/relationships" xmlns:m="http://schemas.openxmlformats.org/officeDocument/2006/math" xmlns:v="urn:schemas-microsoft-com:vml" xmlns:wp14="http://schemas.microsoft.com/office/word/2010/wordprocessingDrawing" xmlns:wp="http://schemas.openxmlformats.org/drawingml/2006/wordprocessingDrawing" xmlns:w10="urn:schemas-microsoft-com:office:word" xmlns:w="http://schemas.openxmlformats.org/wordprocessingml/2006/main" xmlns:w14="http://schemas.microsoft.com/office/word/2010/wordml" xmlns:w15="http://schemas.microsoft.com/office/word/2012/wordml" xmlns:wpg="http://schemas.microsoft.com/office/word/2010/wordprocessingGroup" xmlns:wpi="http://schemas.microsoft.com/office/word/2010/wordprocessingInk" xmlns:wne="http://schemas.microsoft.com/office/word/2006/wordml" xmlns:wps="http://schemas.microsoft.com/office/word/2010/wordprocessingShape" xmlns:wpsCustomData="http://www.wps.cn/officeDocument/2013/wpsCustomData" mc:Ignorable="w14 w15 wp14">
   <w:p/>
 </w:ftr>
 </file>
 
 <file path=word/header1.xml><?xml version="1.0" encoding="utf-8"?>
-<w:hdr xmlns:w="http://schemas.openxmlformats.org/wordprocessingml/2006/main">
+<w:hdr xmlns:wpc="http://schemas.microsoft.com/office/word/2010/wordprocessingCanvas" xmlns:mc="http://schemas.openxmlformats.org/markup-compatibility/2006" xmlns:o="urn:schemas-microsoft-com:office:office" xmlns:r="http://schemas.openxmlformats.org/officeDocument/2006/relationships" xmlns:m="http://schemas.openxmlformats.org/officeDocument/2006/math" xmlns:v="urn:schemas-microsoft-com:vml" xmlns:wp14="http://schemas.microsoft.com/office/word/2010/wordprocessingDrawing" xmlns:wp="http://schemas.openxmlformats.org/drawingml/2006/wordprocessingDrawing" xmlns:w10="urn:schemas-microsoft-com:office:word" xmlns:w="http://schemas.openxmlformats.org/wordprocessingml/2006/main" xmlns:w14="http://schemas.microsoft.com/office/word/2010/wordml" xmlns:w15="http://schemas.microsoft.com/office/word/2012/wordml" xmlns:wpg="http://schemas.microsoft.com/office/word/2010/wordprocessingGroup" xmlns:wpi="http://schemas.microsoft.com/office/word/2010/wordprocessingInk" xmlns:wne="http://schemas.microsoft.com/office/word/2006/wordml" xmlns:wps="http://schemas.microsoft.com/office/word/2010/wordprocessingShape" xmlns:wpsCustomData="http://www.wps.cn/officeDocument/2013/wpsCustomData" mc:Ignorable="w14 w15 wp14">
   <w:p/>
 </w:hdr>
 </file>
 
 <file path=word/numbering.xml><?xml version="1.0" encoding="utf-8"?>
-<w:numbering xmlns:w="http://schemas.openxmlformats.org/wordprocessingml/2006/main">
-  <w:abstractNum w:abstractNumId="2000840">
-    <w:lvl>
+<w:numbering xmlns:wpc="http://schemas.microsoft.com/office/word/2010/wordprocessingCanvas" xmlns:mc="http://schemas.openxmlformats.org/markup-compatibility/2006" xmlns:o="urn:schemas-microsoft-com:office:office" xmlns:r="http://schemas.openxmlformats.org/officeDocument/2006/relationships" xmlns:m="http://schemas.openxmlformats.org/officeDocument/2006/math" xmlns:v="urn:schemas-microsoft-com:vml" xmlns:wp14="http://schemas.microsoft.com/office/word/2010/wordprocessingDrawing" xmlns:wp="http://schemas.openxmlformats.org/drawingml/2006/wordprocessingDrawing" xmlns:w10="urn:schemas-microsoft-com:office:word" xmlns:w="http://schemas.openxmlformats.org/wordprocessingml/2006/main" xmlns:w14="http://schemas.microsoft.com/office/word/2010/wordml" xmlns:wpg="http://schemas.microsoft.com/office/word/2010/wordprocessingGroup" xmlns:wpi="http://schemas.microsoft.com/office/word/2010/wordprocessingInk" xmlns:wne="http://schemas.microsoft.com/office/word/2006/wordml" xmlns:wps="http://schemas.microsoft.com/office/word/2010/wordprocessingShape" xmlns:wpsCustomData="http://www.wps.cn/officeDocument/2013/wpsCustomData" mc:Ignorable="w14 wp14">
+  <w:abstractNum w:abstractNumId="0">
+    <w:nsid w:val="9239341B"/>
+    <w:multiLevelType w:val="singleLevel"/>
+    <w:tmpl w:val="9239341B"/>
+    <w:lvl w:ilvl="0" w:tentative="0">
+      <w:start w:val="0"/>
       <w:numFmt w:val="bullet"/>
-      <w:suff w:val="tab"/>
       <w:lvlText w:val="•"/>
+      <w:lvlJc w:val="left"/>
       <w:rPr>
-        <w:color w:val="3370ff"/>
+        <w:color w:val="3370FF"/>
       </w:rPr>
     </w:lvl>
   </w:abstractNum>
-  <w:abstractNum w:abstractNumId="2000841">
-    <w:lvl>
-      <w:numFmt w:val="bullet"/>
-      <w:suff w:val="tab"/>
-      <w:lvlText w:val="•"/>
+  <w:abstractNum w:abstractNumId="1">
+    <w:nsid w:val="9C8AC8EF"/>
+    <w:multiLevelType w:val="singleLevel"/>
+    <w:tmpl w:val="9C8AC8EF"/>
+    <w:lvl w:ilvl="0" w:tentative="0">
+      <w:start w:val="2"/>
+      <w:numFmt w:val="decimal"/>
+      <w:lvlText w:val="%1."/>
+      <w:lvlJc w:val="left"/>
       <w:rPr>
-        <w:color w:val="3370ff"/>
+        <w:color w:val="3370FF"/>
       </w:rPr>
     </w:lvl>
   </w:abstractNum>
-  <w:abstractNum w:abstractNumId="2000842">
-    <w:lvl>
+  <w:abstractNum w:abstractNumId="2">
+    <w:nsid w:val="B5E306ED"/>
+    <w:multiLevelType w:val="singleLevel"/>
+    <w:tmpl w:val="B5E306ED"/>
+    <w:lvl w:ilvl="0" w:tentative="0">
+      <w:start w:val="0"/>
       <w:numFmt w:val="bullet"/>
-      <w:suff w:val="tab"/>
       <w:lvlText w:val="•"/>
+      <w:lvlJc w:val="left"/>
       <w:rPr>
-        <w:color w:val="3370ff"/>
+        <w:color w:val="3370FF"/>
       </w:rPr>
     </w:lvl>
   </w:abstractNum>
-  <w:abstractNum w:abstractNumId="2000843">
-    <w:lvl>
+  <w:abstractNum w:abstractNumId="3">
+    <w:nsid w:val="BF205925"/>
+    <w:multiLevelType w:val="singleLevel"/>
+    <w:tmpl w:val="BF205925"/>
+    <w:lvl w:ilvl="0" w:tentative="0">
+      <w:start w:val="0"/>
       <w:numFmt w:val="bullet"/>
-      <w:suff w:val="tab"/>
       <w:lvlText w:val="•"/>
+      <w:lvlJc w:val="left"/>
       <w:rPr>
-        <w:color w:val="3370ff"/>
+        <w:color w:val="3370FF"/>
       </w:rPr>
     </w:lvl>
   </w:abstractNum>
-  <w:abstractNum w:abstractNumId="2000844">
-    <w:lvl>
+  <w:abstractNum w:abstractNumId="4">
+    <w:nsid w:val="C8879AEF"/>
+    <w:multiLevelType w:val="singleLevel"/>
+    <w:tmpl w:val="C8879AEF"/>
+    <w:lvl w:ilvl="0" w:tentative="0">
+      <w:start w:val="0"/>
       <w:numFmt w:val="bullet"/>
-      <w:suff w:val="tab"/>
       <w:lvlText w:val="•"/>
+      <w:lvlJc w:val="left"/>
       <w:rPr>
-        <w:color w:val="3370ff"/>
+        <w:color w:val="3370FF"/>
       </w:rPr>
     </w:lvl>
   </w:abstractNum>
-  <w:abstractNum w:abstractNumId="2000845">
-    <w:lvl>
+  <w:abstractNum w:abstractNumId="5">
+    <w:nsid w:val="CF092B84"/>
+    <w:multiLevelType w:val="singleLevel"/>
+    <w:tmpl w:val="CF092B84"/>
+    <w:lvl w:ilvl="0" w:tentative="0">
+      <w:start w:val="0"/>
       <w:numFmt w:val="bullet"/>
-      <w:suff w:val="tab"/>
       <w:lvlText w:val="•"/>
+      <w:lvlJc w:val="left"/>
       <w:rPr>
-        <w:color w:val="3370ff"/>
+        <w:color w:val="3370FF"/>
       </w:rPr>
     </w:lvl>
   </w:abstractNum>
-  <w:abstractNum w:abstractNumId="2000846">
-    <w:lvl>
-      <w:numFmt w:val="bullet"/>
-      <w:suff w:val="tab"/>
-      <w:lvlText w:val="•"/>
+  <w:abstractNum w:abstractNumId="6">
+    <w:nsid w:val="D7F9FE59"/>
+    <w:multiLevelType w:val="singleLevel"/>
+    <w:tmpl w:val="D7F9FE59"/>
+    <w:lvl w:ilvl="0" w:tentative="0">
+      <w:start w:val="1"/>
+      <w:numFmt w:val="decimal"/>
+      <w:lvlText w:val="%1."/>
+      <w:lvlJc w:val="left"/>
       <w:rPr>
-        <w:color w:val="3370ff"/>
+        <w:color w:val="3370FF"/>
       </w:rPr>
     </w:lvl>
   </w:abstractNum>
-  <w:abstractNum w:abstractNumId="2000847">
-    <w:lvl>
+  <w:abstractNum w:abstractNumId="7">
+    <w:nsid w:val="DCBA6B53"/>
+    <w:multiLevelType w:val="singleLevel"/>
+    <w:tmpl w:val="DCBA6B53"/>
+    <w:lvl w:ilvl="0" w:tentative="0">
+      <w:start w:val="0"/>
       <w:numFmt w:val="bullet"/>
-      <w:suff w:val="tab"/>
       <w:lvlText w:val="•"/>
+      <w:lvlJc w:val="left"/>
       <w:rPr>
-        <w:color w:val="3370ff"/>
+        <w:color w:val="3370FF"/>
       </w:rPr>
     </w:lvl>
   </w:abstractNum>
-  <w:abstractNum w:abstractNumId="2000848">
-    <w:lvl>
+  <w:abstractNum w:abstractNumId="8">
+    <w:nsid w:val="F4B5D9F5"/>
+    <w:multiLevelType w:val="singleLevel"/>
+    <w:tmpl w:val="F4B5D9F5"/>
+    <w:lvl w:ilvl="0" w:tentative="0">
+      <w:start w:val="0"/>
       <w:numFmt w:val="bullet"/>
-      <w:suff w:val="tab"/>
       <w:lvlText w:val="•"/>
+      <w:lvlJc w:val="left"/>
       <w:rPr>
-        <w:color w:val="3370ff"/>
+        <w:color w:val="3370FF"/>
       </w:rPr>
     </w:lvl>
   </w:abstractNum>
-  <w:abstractNum w:abstractNumId="2000849">
-    <w:lvl>
+  <w:abstractNum w:abstractNumId="9">
+    <w:nsid w:val="0053208E"/>
+    <w:multiLevelType w:val="singleLevel"/>
+    <w:tmpl w:val="0053208E"/>
+    <w:lvl w:ilvl="0" w:tentative="0">
+      <w:start w:val="0"/>
       <w:numFmt w:val="bullet"/>
-      <w:suff w:val="tab"/>
       <w:lvlText w:val="•"/>
+      <w:lvlJc w:val="left"/>
       <w:rPr>
-        <w:color w:val="3370ff"/>
+        <w:color w:val="3370FF"/>
       </w:rPr>
     </w:lvl>
   </w:abstractNum>
-  <w:abstractNum w:abstractNumId="2000850">
-    <w:lvl>
+  <w:abstractNum w:abstractNumId="10">
+    <w:nsid w:val="0248C179"/>
+    <w:multiLevelType w:val="singleLevel"/>
+    <w:tmpl w:val="0248C179"/>
+    <w:lvl w:ilvl="0" w:tentative="0">
+      <w:start w:val="0"/>
       <w:numFmt w:val="bullet"/>
-      <w:suff w:val="tab"/>
       <w:lvlText w:val="•"/>
+      <w:lvlJc w:val="left"/>
       <w:rPr>
-        <w:color w:val="3370ff"/>
+        <w:color w:val="3370FF"/>
       </w:rPr>
     </w:lvl>
   </w:abstractNum>
-  <w:abstractNum w:abstractNumId="2000851">
-    <w:lvl>
+  <w:abstractNum w:abstractNumId="11">
+    <w:nsid w:val="03D62ECE"/>
+    <w:multiLevelType w:val="singleLevel"/>
+    <w:tmpl w:val="03D62ECE"/>
+    <w:lvl w:ilvl="0" w:tentative="0">
+      <w:start w:val="0"/>
       <w:numFmt w:val="bullet"/>
-      <w:suff w:val="tab"/>
       <w:lvlText w:val="•"/>
+      <w:lvlJc w:val="left"/>
       <w:rPr>
-        <w:color w:val="3370ff"/>
+        <w:color w:val="3370FF"/>
       </w:rPr>
     </w:lvl>
   </w:abstractNum>
-  <w:abstractNum w:abstractNumId="2000852">
-    <w:lvl>
+  <w:abstractNum w:abstractNumId="12">
+    <w:nsid w:val="2470EC97"/>
+    <w:multiLevelType w:val="singleLevel"/>
+    <w:tmpl w:val="2470EC97"/>
+    <w:lvl w:ilvl="0" w:tentative="0">
+      <w:start w:val="0"/>
       <w:numFmt w:val="bullet"/>
-      <w:suff w:val="tab"/>
       <w:lvlText w:val="•"/>
+      <w:lvlJc w:val="left"/>
       <w:rPr>
-        <w:color w:val="3370ff"/>
+        <w:color w:val="3370FF"/>
       </w:rPr>
     </w:lvl>
   </w:abstractNum>
-  <w:abstractNum w:abstractNumId="2000853">
-    <w:lvl>
+  <w:abstractNum w:abstractNumId="13">
+    <w:nsid w:val="25B654F3"/>
+    <w:multiLevelType w:val="singleLevel"/>
+    <w:tmpl w:val="25B654F3"/>
+    <w:lvl w:ilvl="0" w:tentative="0">
+      <w:start w:val="0"/>
       <w:numFmt w:val="bullet"/>
-      <w:suff w:val="tab"/>
       <w:lvlText w:val="•"/>
+      <w:lvlJc w:val="left"/>
       <w:rPr>
-        <w:color w:val="3370ff"/>
+        <w:color w:val="3370FF"/>
       </w:rPr>
     </w:lvl>
   </w:abstractNum>
-  <w:abstractNum w:abstractNumId="2000854">
-    <w:lvl>
+  <w:abstractNum w:abstractNumId="14">
+    <w:nsid w:val="2A8F537B"/>
+    <w:multiLevelType w:val="singleLevel"/>
+    <w:tmpl w:val="2A8F537B"/>
+    <w:lvl w:ilvl="0" w:tentative="0">
+      <w:start w:val="0"/>
       <w:numFmt w:val="bullet"/>
-      <w:suff w:val="tab"/>
       <w:lvlText w:val="•"/>
+      <w:lvlJc w:val="left"/>
       <w:rPr>
-        <w:color w:val="3370ff"/>
+        <w:color w:val="3370FF"/>
       </w:rPr>
     </w:lvl>
   </w:abstractNum>
-  <w:abstractNum w:abstractNumId="2000855">
-    <w:lvl>
-      <w:numFmt w:val="bullet"/>
-      <w:suff w:val="tab"/>
-      <w:lvlText w:val="•"/>
+  <w:abstractNum w:abstractNumId="15">
+    <w:nsid w:val="4C1BAE26"/>
+    <w:multiLevelType w:val="singleLevel"/>
+    <w:tmpl w:val="4C1BAE26"/>
+    <w:lvl w:ilvl="0" w:tentative="0">
+      <w:start w:val="3"/>
+      <w:numFmt w:val="decimal"/>
+      <w:lvlText w:val="%1."/>
+      <w:lvlJc w:val="left"/>
       <w:rPr>
-        <w:color w:val="3370ff"/>
+        <w:color w:val="3370FF"/>
       </w:rPr>
     </w:lvl>
   </w:abstractNum>
-  <w:abstractNum w:abstractNumId="2000856">
-    <w:lvl>
+  <w:abstractNum w:abstractNumId="16">
+    <w:nsid w:val="4D4DC07F"/>
+    <w:multiLevelType w:val="singleLevel"/>
+    <w:tmpl w:val="4D4DC07F"/>
+    <w:lvl w:ilvl="0" w:tentative="0">
+      <w:start w:val="0"/>
       <w:numFmt w:val="bullet"/>
-      <w:suff w:val="tab"/>
       <w:lvlText w:val="•"/>
+      <w:lvlJc w:val="left"/>
       <w:rPr>
-        <w:color w:val="3370ff"/>
+        <w:color w:val="3370FF"/>
       </w:rPr>
     </w:lvl>
   </w:abstractNum>
-  <w:abstractNum w:abstractNumId="2000857">
-    <w:lvl>
-      <w:start w:val="1"/>
-      <w:numFmt w:val="decimal"/>
-      <w:suff w:val="tab"/>
-      <w:lvlText w:val="%1."/>
+  <w:abstractNum w:abstractNumId="17">
+    <w:nsid w:val="59ADCABA"/>
+    <w:multiLevelType w:val="singleLevel"/>
+    <w:tmpl w:val="59ADCABA"/>
+    <w:lvl w:ilvl="0" w:tentative="0">
+      <w:start w:val="0"/>
+      <w:numFmt w:val="bullet"/>
+      <w:lvlText w:val="•"/>
+      <w:lvlJc w:val="left"/>
       <w:rPr>
-        <w:color w:val="3370ff"/>
+        <w:color w:val="3370FF"/>
       </w:rPr>
     </w:lvl>
   </w:abstractNum>
-  <w:abstractNum w:abstractNumId="2000858">
-    <w:lvl>
-      <w:start w:val="2"/>
-      <w:numFmt w:val="decimal"/>
-      <w:suff w:val="tab"/>
-      <w:lvlText w:val="%1."/>
+  <w:abstractNum w:abstractNumId="18">
+    <w:nsid w:val="5A241D34"/>
+    <w:multiLevelType w:val="singleLevel"/>
+    <w:tmpl w:val="5A241D34"/>
+    <w:lvl w:ilvl="0" w:tentative="0">
+      <w:start w:val="0"/>
+      <w:numFmt w:val="bullet"/>
+      <w:lvlText w:val="•"/>
+      <w:lvlJc w:val="left"/>
       <w:rPr>
-        <w:color w:val="3370ff"/>
+        <w:color w:val="3370FF"/>
       </w:rPr>
     </w:lvl>
   </w:abstractNum>
-  <w:abstractNum w:abstractNumId="2000859">
-    <w:lvl>
-      <w:start w:val="3"/>
+  <w:abstractNum w:abstractNumId="19">
+    <w:nsid w:val="60382F6E"/>
+    <w:multiLevelType w:val="singleLevel"/>
+    <w:tmpl w:val="60382F6E"/>
+    <w:lvl w:ilvl="0" w:tentative="0">
+      <w:start w:val="4"/>
       <w:numFmt w:val="decimal"/>
-      <w:suff w:val="tab"/>
       <w:lvlText w:val="%1."/>
+      <w:lvlJc w:val="left"/>
       <w:rPr>
-        <w:color w:val="3370ff"/>
+        <w:color w:val="3370FF"/>
       </w:rPr>
     </w:lvl>
   </w:abstractNum>
-  <w:abstractNum w:abstractNumId="2000860">
-    <w:lvl>
-      <w:start w:val="4"/>
-      <w:numFmt w:val="decimal"/>
-      <w:suff w:val="tab"/>
-      <w:lvlText w:val="%1."/>
+  <w:abstractNum w:abstractNumId="20">
+    <w:nsid w:val="72183CF9"/>
+    <w:multiLevelType w:val="singleLevel"/>
+    <w:tmpl w:val="72183CF9"/>
+    <w:lvl w:ilvl="0" w:tentative="0">
+      <w:start w:val="0"/>
+      <w:numFmt w:val="bullet"/>
+      <w:lvlText w:val="•"/>
+      <w:lvlJc w:val="left"/>
       <w:rPr>
-        <w:color w:val="3370ff"/>
+        <w:color w:val="3370FF"/>
       </w:rPr>
     </w:lvl>
   </w:abstractNum>
   <w:num w:numId="1">
-    <w:abstractNumId w:val="2000840"/>
+    <w:abstractNumId w:val="9"/>
   </w:num>
   <w:num w:numId="2">
-    <w:abstractNumId w:val="2000841"/>
+    <w:abstractNumId w:val="5"/>
   </w:num>
   <w:num w:numId="3">
-    <w:abstractNumId w:val="2000842"/>
+    <w:abstractNumId w:val="17"/>
   </w:num>
   <w:num w:numId="4">
-    <w:abstractNumId w:val="2000843"/>
+    <w:abstractNumId w:val="3"/>
   </w:num>
   <w:num w:numId="5">
-    <w:abstractNumId w:val="2000844"/>
+    <w:abstractNumId w:val="2"/>
   </w:num>
   <w:num w:numId="6">
-    <w:abstractNumId w:val="2000845"/>
+    <w:abstractNumId w:val="11"/>
   </w:num>
   <w:num w:numId="7">
-    <w:abstractNumId w:val="2000846"/>
+    <w:abstractNumId w:val="13"/>
   </w:num>
   <w:num w:numId="8">
-    <w:abstractNumId w:val="2000847"/>
+    <w:abstractNumId w:val="20"/>
   </w:num>
   <w:num w:numId="9">
-    <w:abstractNumId w:val="2000848"/>
+    <w:abstractNumId w:val="10"/>
   </w:num>
   <w:num w:numId="10">
-    <w:abstractNumId w:val="2000849"/>
+    <w:abstractNumId w:val="0"/>
   </w:num>
   <w:num w:numId="11">
-    <w:abstractNumId w:val="2000850"/>
+    <w:abstractNumId w:val="14"/>
   </w:num>
   <w:num w:numId="12">
-    <w:abstractNumId w:val="2000851"/>
+    <w:abstractNumId w:val="18"/>
   </w:num>
   <w:num w:numId="13">
-    <w:abstractNumId w:val="2000852"/>
+    <w:abstractNumId w:val="4"/>
   </w:num>
   <w:num w:numId="14">
-    <w:abstractNumId w:val="2000853"/>
+    <w:abstractNumId w:val="16"/>
   </w:num>
   <w:num w:numId="15">
-    <w:abstractNumId w:val="2000854"/>
+    <w:abstractNumId w:val="8"/>
   </w:num>
   <w:num w:numId="16">
-    <w:abstractNumId w:val="2000855"/>
+    <w:abstractNumId w:val="12"/>
   </w:num>
   <w:num w:numId="17">
-    <w:abstractNumId w:val="2000856"/>
+    <w:abstractNumId w:val="7"/>
   </w:num>
   <w:num w:numId="18">
-    <w:abstractNumId w:val="2000857"/>
+    <w:abstractNumId w:val="6"/>
   </w:num>
   <w:num w:numId="19">
-    <w:abstractNumId w:val="2000858"/>
+    <w:abstractNumId w:val="1"/>
   </w:num>
   <w:num w:numId="20">
-    <w:abstractNumId w:val="2000859"/>
+    <w:abstractNumId w:val="15"/>
   </w:num>
   <w:num w:numId="21">
-    <w:abstractNumId w:val="2000860"/>
+    <w:abstractNumId w:val="19"/>
   </w:num>
 </w:numbering>
 </file>
 
 <file path=word/styles.xml><?xml version="1.0" encoding="utf-8"?>
-<w:styles xmlns:w="http://schemas.openxmlformats.org/wordprocessingml/2006/main"/>
+<w:styles xmlns:mc="http://schemas.openxmlformats.org/markup-compatibility/2006" xmlns:o="urn:schemas-microsoft-com:office:office" xmlns:r="http://schemas.openxmlformats.org/officeDocument/2006/relationships" xmlns:m="http://schemas.openxmlformats.org/officeDocument/2006/math" xmlns:v="urn:schemas-microsoft-com:vml" xmlns:w="http://schemas.openxmlformats.org/wordprocessingml/2006/main" xmlns:w14="http://schemas.microsoft.com/office/word/2010/wordml" xmlns:w10="urn:schemas-microsoft-com:office:word" xmlns:sl="http://schemas.openxmlformats.org/schemaLibrary/2006/main" xmlns:wpsCustomData="http://www.wps.cn/officeDocument/2013/wpsCustomData" mc:Ignorable="w14">
+  <w:docDefaults>
+    <w:rPrDefault>
+      <w:rPr>
+        <w:rFonts w:asciiTheme="minorHAnsi" w:hAnsiTheme="minorHAnsi" w:eastAsiaTheme="minorEastAsia" w:cstheme="minorBidi"/>
+      </w:rPr>
+    </w:rPrDefault>
+    <w:pPrDefault/>
+  </w:docDefaults>
+  <w:latentStyles w:count="260" w:defQFormat="0" w:defUnhideWhenUsed="1" w:defSemiHidden="1" w:defUIPriority="99" w:defLockedState="0">
+    <w:lsdException w:qFormat="1" w:unhideWhenUsed="0" w:uiPriority="0" w:semiHidden="0" w:name="Normal"/>
+    <w:lsdException w:qFormat="1" w:unhideWhenUsed="0" w:uiPriority="0" w:semiHidden="0" w:name="heading 1"/>
+    <w:lsdException w:qFormat="1" w:uiPriority="0" w:name="heading 2"/>
+    <w:lsdException w:qFormat="1" w:uiPriority="0" w:name="heading 3"/>
+    <w:lsdException w:qFormat="1" w:uiPriority="0" w:name="heading 4"/>
+    <w:lsdException w:qFormat="1" w:uiPriority="0" w:name="heading 5"/>
+    <w:lsdException w:qFormat="1" w:uiPriority="0" w:name="heading 6"/>
+    <w:lsdException w:qFormat="1" w:uiPriority="0" w:name="heading 7"/>
+    <w:lsdException w:qFormat="1" w:uiPriority="0" w:name="heading 8"/>
+    <w:lsdException w:qFormat="1" w:uiPriority="0" w:name="heading 9"/>
+    <w:lsdException w:unhideWhenUsed="0" w:uiPriority="0" w:semiHidden="0" w:name="index 1"/>
+    <w:lsdException w:unhideWhenUsed="0" w:uiPriority="0" w:semiHidden="0" w:name="index 2"/>
+    <w:lsdException w:unhideWhenUsed="0" w:uiPriority="0" w:semiHidden="0" w:name="index 3"/>
+    <w:lsdException w:unhideWhenUsed="0" w:uiPriority="0" w:semiHidden="0" w:name="index 4"/>
+    <w:lsdException w:unhideWhenUsed="0" w:uiPriority="0" w:semiHidden="0" w:name="index 5"/>
+    <w:lsdException w:unhideWhenUsed="0" w:uiPriority="0" w:semiHidden="0" w:name="index 6"/>
+    <w:lsdException w:unhideWhenUsed="0" w:uiPriority="0" w:semiHidden="0" w:name="index 7"/>
+    <w:lsdException w:unhideWhenUsed="0" w:uiPriority="0" w:semiHidden="0" w:name="index 8"/>
+    <w:lsdException w:unhideWhenUsed="0" w:uiPriority="0" w:semiHidden="0" w:name="index 9"/>
+    <w:lsdException w:unhideWhenUsed="0" w:uiPriority="0" w:semiHidden="0" w:name="toc 1"/>
+    <w:lsdException w:unhideWhenUsed="0" w:uiPriority="0" w:semiHidden="0" w:name="toc 2"/>
+    <w:lsdException w:unhideWhenUsed="0" w:uiPriority="0" w:semiHidden="0" w:name="toc 3"/>
+    <w:lsdException w:unhideWhenUsed="0" w:uiPriority="0" w:semiHidden="0" w:name="toc 4"/>
+    <w:lsdException w:unhideWhenUsed="0" w:uiPriority="0" w:semiHidden="0" w:name="toc 5"/>
+    <w:lsdException w:unhideWhenUsed="0" w:uiPriority="0" w:semiHidden="0" w:name="toc 6"/>
+    <w:lsdException w:unhideWhenUsed="0" w:uiPriority="0" w:semiHidden="0" w:name="toc 7"/>
+    <w:lsdException w:unhideWhenUsed="0" w:uiPriority="0" w:semiHidden="0" w:name="toc 8"/>
+    <w:lsdException w:unhideWhenUsed="0" w:uiPriority="0" w:semiHidden="0" w:name="toc 9"/>
+    <w:lsdException w:unhideWhenUsed="0" w:uiPriority="0" w:semiHidden="0" w:name="Normal Indent"/>
+    <w:lsdException w:unhideWhenUsed="0" w:uiPriority="0" w:semiHidden="0" w:name="footnote text"/>
+    <w:lsdException w:unhideWhenUsed="0" w:uiPriority="0" w:semiHidden="0" w:name="annotation text"/>
+    <w:lsdException w:unhideWhenUsed="0" w:uiPriority="0" w:semiHidden="0" w:name="header"/>
+    <w:lsdException w:unhideWhenUsed="0" w:uiPriority="0" w:semiHidden="0" w:name="footer"/>
+    <w:lsdException w:unhideWhenUsed="0" w:uiPriority="0" w:semiHidden="0" w:name="index heading"/>
+    <w:lsdException w:qFormat="1" w:uiPriority="0" w:name="caption"/>
+    <w:lsdException w:unhideWhenUsed="0" w:uiPriority="0" w:semiHidden="0" w:name="table of figures"/>
+    <w:lsdException w:unhideWhenUsed="0" w:uiPriority="0" w:semiHidden="0" w:name="envelope address"/>
+    <w:lsdException w:unhideWhenUsed="0" w:uiPriority="0" w:semiHidden="0" w:name="envelope return"/>
+    <w:lsdException w:unhideWhenUsed="0" w:uiPriority="0" w:semiHidden="0" w:name="footnote reference"/>
+    <w:lsdException w:unhideWhenUsed="0" w:uiPriority="0" w:semiHidden="0" w:name="annotation reference"/>
+    <w:lsdException w:unhideWhenUsed="0" w:uiPriority="0" w:semiHidden="0" w:name="line number"/>
+    <w:lsdException w:unhideWhenUsed="0" w:uiPriority="0" w:semiHidden="0" w:name="page number"/>
+    <w:lsdException w:unhideWhenUsed="0" w:uiPriority="0" w:semiHidden="0" w:name="endnote reference"/>
+    <w:lsdException w:unhideWhenUsed="0" w:uiPriority="0" w:semiHidden="0" w:name="endnote text"/>
+    <w:lsdException w:unhideWhenUsed="0" w:uiPriority="0" w:semiHidden="0" w:name="table of authorities"/>
+    <w:lsdException w:unhideWhenUsed="0" w:uiPriority="0" w:semiHidden="0" w:name="macro"/>
+    <w:lsdException w:unhideWhenUsed="0" w:uiPriority="0" w:semiHidden="0" w:name="toa heading"/>
+    <w:lsdException w:unhideWhenUsed="0" w:uiPriority="0" w:semiHidden="0" w:name="List"/>
+    <w:lsdException w:unhideWhenUsed="0" w:uiPriority="0" w:semiHidden="0" w:name="List Bullet"/>
+    <w:lsdException w:unhideWhenUsed="0" w:uiPriority="0" w:semiHidden="0" w:name="List Number"/>
+    <w:lsdException w:unhideWhenUsed="0" w:uiPriority="0" w:semiHidden="0" w:name="List 2"/>
+    <w:lsdException w:unhideWhenUsed="0" w:uiPriority="0" w:semiHidden="0" w:name="List 3"/>
+    <w:lsdException w:unhideWhenUsed="0" w:uiPriority="0" w:semiHidden="0" w:name="List 4"/>
+    <w:lsdException w:unhideWhenUsed="0" w:uiPriority="0" w:semiHidden="0" w:name="List 5"/>
+    <w:lsdException w:unhideWhenUsed="0" w:uiPriority="0" w:semiHidden="0" w:name="List Bullet 2"/>
+    <w:lsdException w:unhideWhenUsed="0" w:uiPriority="0" w:semiHidden="0" w:name="List Bullet 3"/>
+    <w:lsdException w:unhideWhenUsed="0" w:uiPriority="0" w:semiHidden="0" w:name="List Bullet 4"/>
+    <w:lsdException w:unhideWhenUsed="0" w:uiPriority="0" w:semiHidden="0" w:name="List Bullet 5"/>
+    <w:lsdException w:unhideWhenUsed="0" w:uiPriority="0" w:semiHidden="0" w:name="List Number 2"/>
+    <w:lsdException w:unhideWhenUsed="0" w:uiPriority="0" w:semiHidden="0" w:name="List Number 3"/>
+    <w:lsdException w:unhideWhenUsed="0" w:uiPriority="0" w:semiHidden="0" w:name="List Number 4"/>
+    <w:lsdException w:unhideWhenUsed="0" w:uiPriority="0" w:semiHidden="0" w:name="List Number 5"/>
+    <w:lsdException w:qFormat="1" w:unhideWhenUsed="0" w:uiPriority="0" w:semiHidden="0" w:name="Title"/>
+    <w:lsdException w:unhideWhenUsed="0" w:uiPriority="0" w:semiHidden="0" w:name="Closing"/>
+    <w:lsdException w:unhideWhenUsed="0" w:uiPriority="0" w:semiHidden="0" w:name="Signature"/>
+    <w:lsdException w:unhideWhenUsed="0" w:uiPriority="0" w:name="Default Paragraph Font"/>
+    <w:lsdException w:unhideWhenUsed="0" w:uiPriority="0" w:semiHidden="0" w:name="Body Text"/>
+    <w:lsdException w:unhideWhenUsed="0" w:uiPriority="0" w:semiHidden="0" w:name="Body Text Indent"/>
+    <w:lsdException w:unhideWhenUsed="0" w:uiPriority="0" w:semiHidden="0" w:name="List Continue"/>
+    <w:lsdException w:unhideWhenUsed="0" w:uiPriority="0" w:semiHidden="0" w:name="List Continue 2"/>
+    <w:lsdException w:unhideWhenUsed="0" w:uiPriority="0" w:semiHidden="0" w:name="List Continue 3"/>
+    <w:lsdException w:unhideWhenUsed="0" w:uiPriority="0" w:semiHidden="0" w:name="List Continue 4"/>
+    <w:lsdException w:unhideWhenUsed="0" w:uiPriority="0" w:semiHidden="0" w:name="List Continue 5"/>
+    <w:lsdException w:unhideWhenUsed="0" w:uiPriority="0" w:semiHidden="0" w:name="Message Header"/>
+    <w:lsdException w:qFormat="1" w:unhideWhenUsed="0" w:uiPriority="0" w:semiHidden="0" w:name="Subtitle"/>
+    <w:lsdException w:unhideWhenUsed="0" w:uiPriority="0" w:semiHidden="0" w:name="Salutation"/>
+    <w:lsdException w:unhideWhenUsed="0" w:uiPriority="0" w:semiHidden="0" w:name="Date"/>
+    <w:lsdException w:unhideWhenUsed="0" w:uiPriority="0" w:semiHidden="0" w:name="Body Text First Indent"/>
+    <w:lsdException w:unhideWhenUsed="0" w:uiPriority="0" w:semiHidden="0" w:name="Body Text First Indent 2"/>
+    <w:lsdException w:unhideWhenUsed="0" w:uiPriority="0" w:semiHidden="0" w:name="Note Heading"/>
+    <w:lsdException w:unhideWhenUsed="0" w:uiPriority="0" w:semiHidden="0" w:name="Body Text 2"/>
+    <w:lsdException w:unhideWhenUsed="0" w:uiPriority="0" w:semiHidden="0" w:name="Body Text 3"/>
+    <w:lsdException w:unhideWhenUsed="0" w:uiPriority="0" w:semiHidden="0" w:name="Body Text Indent 2"/>
+    <w:lsdException w:unhideWhenUsed="0" w:uiPriority="0" w:semiHidden="0" w:name="Body Text Indent 3"/>
+    <w:lsdException w:unhideWhenUsed="0" w:uiPriority="0" w:semiHidden="0" w:name="Block Text"/>
+    <w:lsdException w:unhideWhenUsed="0" w:uiPriority="0" w:semiHidden="0" w:name="Hyperlink"/>
+    <w:lsdException w:unhideWhenUsed="0" w:uiPriority="0" w:semiHidden="0" w:name="FollowedHyperlink"/>
+    <w:lsdException w:qFormat="1" w:unhideWhenUsed="0" w:uiPriority="0" w:semiHidden="0" w:name="Strong"/>
+    <w:lsdException w:qFormat="1" w:unhideWhenUsed="0" w:uiPriority="0" w:semiHidden="0" w:name="Emphasis"/>
+    <w:lsdException w:unhideWhenUsed="0" w:uiPriority="0" w:semiHidden="0" w:name="Document Map"/>
+    <w:lsdException w:unhideWhenUsed="0" w:uiPriority="0" w:semiHidden="0" w:name="Plain Text"/>
+    <w:lsdException w:unhideWhenUsed="0" w:uiPriority="0" w:semiHidden="0" w:name="E-mail Signature"/>
+    <w:lsdException w:unhideWhenUsed="0" w:uiPriority="0" w:semiHidden="0" w:name="Normal (Web)"/>
+    <w:lsdException w:unhideWhenUsed="0" w:uiPriority="0" w:semiHidden="0" w:name="HTML Acronym"/>
+    <w:lsdException w:unhideWhenUsed="0" w:uiPriority="0" w:semiHidden="0" w:name="HTML Address"/>
+    <w:lsdException w:unhideWhenUsed="0" w:uiPriority="0" w:semiHidden="0" w:name="HTML Cite"/>
+    <w:lsdException w:unhideWhenUsed="0" w:uiPriority="0" w:semiHidden="0" w:name="HTML Code"/>
+    <w:lsdException w:unhideWhenUsed="0" w:uiPriority="0" w:semiHidden="0" w:name="HTML Definition"/>
+    <w:lsdException w:unhideWhenUsed="0" w:uiPriority="0" w:semiHidden="0" w:name="HTML Keyboard"/>
+    <w:lsdException w:unhideWhenUsed="0" w:uiPriority="0" w:semiHidden="0" w:name="HTML Preformatted"/>
+    <w:lsdException w:unhideWhenUsed="0" w:uiPriority="0" w:semiHidden="0" w:name="HTML Sample"/>
+    <w:lsdException w:unhideWhenUsed="0" w:uiPriority="0" w:semiHidden="0" w:name="HTML Typewriter"/>
+    <w:lsdException w:unhideWhenUsed="0" w:uiPriority="0" w:semiHidden="0" w:name="HTML Variable"/>
+    <w:lsdException w:unhideWhenUsed="0" w:uiPriority="0" w:name="Normal Table"/>
+    <w:lsdException w:unhideWhenUsed="0" w:uiPriority="0" w:semiHidden="0" w:name="annotation subject"/>
+    <w:lsdException w:unhideWhenUsed="0" w:uiPriority="0" w:semiHidden="0" w:name="Table Simple 1"/>
+    <w:lsdException w:unhideWhenUsed="0" w:uiPriority="0" w:semiHidden="0" w:name="Table Simple 2"/>
+    <w:lsdException w:unhideWhenUsed="0" w:uiPriority="0" w:semiHidden="0" w:name="Table Simple 3"/>
+    <w:lsdException w:unhideWhenUsed="0" w:uiPriority="0" w:semiHidden="0" w:name="Table Classic 1"/>
+    <w:lsdException w:unhideWhenUsed="0" w:uiPriority="0" w:semiHidden="0" w:name="Table Classic 2"/>
+    <w:lsdException w:unhideWhenUsed="0" w:uiPriority="0" w:semiHidden="0" w:name="Table Classic 3"/>
+    <w:lsdException w:unhideWhenUsed="0" w:uiPriority="0" w:semiHidden="0" w:name="Table Classic 4"/>
+    <w:lsdException w:unhideWhenUsed="0" w:uiPriority="0" w:semiHidden="0" w:name="Table Colorful 1"/>
+    <w:lsdException w:unhideWhenUsed="0" w:uiPriority="0" w:semiHidden="0" w:name="Table Colorful 2"/>
+    <w:lsdException w:unhideWhenUsed="0" w:uiPriority="0" w:semiHidden="0" w:name="Table Colorful 3"/>
+    <w:lsdException w:unhideWhenUsed="0" w:uiPriority="0" w:semiHidden="0" w:name="Table Columns 1"/>
+    <w:lsdException w:unhideWhenUsed="0" w:uiPriority="0" w:semiHidden="0" w:name="Table Columns 2"/>
+    <w:lsdException w:unhideWhenUsed="0" w:uiPriority="0" w:semiHidden="0" w:name="Table Columns 3"/>
+    <w:lsdException w:unhideWhenUsed="0" w:uiPriority="0" w:semiHidden="0" w:name="Table Columns 4"/>
+    <w:lsdException w:unhideWhenUsed="0" w:uiPriority="0" w:semiHidden="0" w:name="Table Columns 5"/>
+    <w:lsdException w:unhideWhenUsed="0" w:uiPriority="0" w:semiHidden="0" w:name="Table Grid 1"/>
+    <w:lsdException w:unhideWhenUsed="0" w:uiPriority="0" w:semiHidden="0" w:name="Table Grid 2"/>
+    <w:lsdException w:unhideWhenUsed="0" w:uiPriority="0" w:semiHidden="0" w:name="Table Grid 3"/>
+    <w:lsdException w:unhideWhenUsed="0" w:uiPriority="0" w:semiHidden="0" w:name="Table Grid 4"/>
+    <w:lsdException w:unhideWhenUsed="0" w:uiPriority="0" w:semiHidden="0" w:name="Table Grid 5"/>
+    <w:lsdException w:unhideWhenUsed="0" w:uiPriority="0" w:semiHidden="0" w:name="Table Grid 6"/>
+    <w:lsdException w:unhideWhenUsed="0" w:uiPriority="0" w:semiHidden="0" w:name="Table Grid 7"/>
+    <w:lsdException w:unhideWhenUsed="0" w:uiPriority="0" w:semiHidden="0" w:name="Table Grid 8"/>
+    <w:lsdException w:unhideWhenUsed="0" w:uiPriority="0" w:semiHidden="0" w:name="Table List 1"/>
+    <w:lsdException w:unhideWhenUsed="0" w:uiPriority="0" w:semiHidden="0" w:name="Table List 2"/>
+    <w:lsdException w:unhideWhenUsed="0" w:uiPriority="0" w:semiHidden="0" w:name="Table List 3"/>
+    <w:lsdException w:unhideWhenUsed="0" w:uiPriority="0" w:semiHidden="0" w:name="Table List 4"/>
+    <w:lsdException w:unhideWhenUsed="0" w:uiPriority="0" w:semiHidden="0" w:name="Table List 5"/>
+    <w:lsdException w:unhideWhenUsed="0" w:uiPriority="0" w:semiHidden="0" w:name="Table List 6"/>
+    <w:lsdException w:unhideWhenUsed="0" w:uiPriority="0" w:semiHidden="0" w:name="Table List 7"/>
+    <w:lsdException w:unhideWhenUsed="0" w:uiPriority="0" w:semiHidden="0" w:name="Table List 8"/>
+    <w:lsdException w:unhideWhenUsed="0" w:uiPriority="0" w:semiHidden="0" w:name="Table 3D effects 1"/>
+    <w:lsdException w:unhideWhenUsed="0" w:uiPriority="0" w:semiHidden="0" w:name="Table 3D effects 2"/>
+    <w:lsdException w:unhideWhenUsed="0" w:uiPriority="0" w:semiHidden="0" w:name="Table 3D effects 3"/>
+    <w:lsdException w:unhideWhenUsed="0" w:uiPriority="0" w:semiHidden="0" w:name="Table Contemporary"/>
+    <w:lsdException w:unhideWhenUsed="0" w:uiPriority="0" w:semiHidden="0" w:name="Table Elegant"/>
+    <w:lsdException w:unhideWhenUsed="0" w:uiPriority="0" w:semiHidden="0" w:name="Table Professional"/>
+    <w:lsdException w:unhideWhenUsed="0" w:uiPriority="0" w:semiHidden="0" w:name="Table Subtle 1"/>
+    <w:lsdException w:unhideWhenUsed="0" w:uiPriority="0" w:semiHidden="0" w:name="Table Subtle 2"/>
+    <w:lsdException w:unhideWhenUsed="0" w:uiPriority="0" w:semiHidden="0" w:name="Table Web 1"/>
+    <w:lsdException w:unhideWhenUsed="0" w:uiPriority="0" w:semiHidden="0" w:name="Table Web 2"/>
+    <w:lsdException w:unhideWhenUsed="0" w:uiPriority="0" w:semiHidden="0" w:name="Table Web 3"/>
+    <w:lsdException w:unhideWhenUsed="0" w:uiPriority="0" w:semiHidden="0" w:name="Balloon Text"/>
+    <w:lsdException w:unhideWhenUsed="0" w:uiPriority="0" w:semiHidden="0" w:name="Table Grid"/>
+    <w:lsdException w:unhideWhenUsed="0" w:uiPriority="0" w:semiHidden="0" w:name="Table Theme"/>
+    <w:lsdException w:unhideWhenUsed="0" w:uiPriority="60" w:semiHidden="0" w:name="Light Shading"/>
+    <w:lsdException w:unhideWhenUsed="0" w:uiPriority="61" w:semiHidden="0" w:name="Light List"/>
+    <w:lsdException w:unhideWhenUsed="0" w:uiPriority="62" w:semiHidden="0" w:name="Light Grid"/>
+    <w:lsdException w:unhideWhenUsed="0" w:uiPriority="63" w:semiHidden="0" w:name="Medium Shading 1"/>
+    <w:lsdException w:unhideWhenUsed="0" w:uiPriority="64" w:semiHidden="0" w:name="Medium Shading 2"/>
+    <w:lsdException w:unhideWhenUsed="0" w:uiPriority="65" w:semiHidden="0" w:name="Medium List 1"/>
+    <w:lsdException w:unhideWhenUsed="0" w:uiPriority="66" w:semiHidden="0" w:name="Medium List 2"/>
+    <w:lsdException w:unhideWhenUsed="0" w:uiPriority="67" w:semiHidden="0" w:name="Medium Grid 1"/>
+    <w:lsdException w:unhideWhenUsed="0" w:uiPriority="68" w:semiHidden="0" w:name="Medium Grid 2"/>
+    <w:lsdException w:unhideWhenUsed="0" w:uiPriority="69" w:semiHidden="0" w:name="Medium Grid 3"/>
+    <w:lsdException w:unhideWhenUsed="0" w:uiPriority="70" w:semiHidden="0" w:name="Dark List"/>
+    <w:lsdException w:unhideWhenUsed="0" w:uiPriority="71" w:semiHidden="0" w:name="Colorful Shading"/>
+    <w:lsdException w:unhideWhenUsed="0" w:uiPriority="72" w:semiHidden="0" w:name="Colorful List"/>
+    <w:lsdException w:unhideWhenUsed="0" w:uiPriority="73" w:semiHidden="0" w:name="Colorful Grid"/>
+    <w:lsdException w:unhideWhenUsed="0" w:uiPriority="60" w:semiHidden="0" w:name="Light Shading Accent 1"/>
+    <w:lsdException w:unhideWhenUsed="0" w:uiPriority="61" w:semiHidden="0" w:name="Light List Accent 1"/>
+    <w:lsdException w:unhideWhenUsed="0" w:uiPriority="62" w:semiHidden="0" w:name="Light Grid Accent 1"/>
+    <w:lsdException w:unhideWhenUsed="0" w:uiPriority="63" w:semiHidden="0" w:name="Medium Shading 1 Accent 1"/>
+    <w:lsdException w:unhideWhenUsed="0" w:uiPriority="64" w:semiHidden="0" w:name="Medium Shading 2 Accent 1"/>
+    <w:lsdException w:unhideWhenUsed="0" w:uiPriority="65" w:semiHidden="0" w:name="Medium List 1 Accent 1"/>
+    <w:lsdException w:unhideWhenUsed="0" w:uiPriority="66" w:semiHidden="0" w:name="Medium List 2 Accent 1"/>
+    <w:lsdException w:unhideWhenUsed="0" w:uiPriority="67" w:semiHidden="0" w:name="Medium Grid 1 Accent 1"/>
+    <w:lsdException w:unhideWhenUsed="0" w:uiPriority="68" w:semiHidden="0" w:name="Medium Grid 2 Accent 1"/>
+    <w:lsdException w:unhideWhenUsed="0" w:uiPriority="69" w:semiHidden="0" w:name="Medium Grid 3 Accent 1"/>
+    <w:lsdException w:unhideWhenUsed="0" w:uiPriority="70" w:semiHidden="0" w:name="Dark List Accent 1"/>
+    <w:lsdException w:unhideWhenUsed="0" w:uiPriority="71" w:semiHidden="0" w:name="Colorful Shading Accent 1"/>
+    <w:lsdException w:unhideWhenUsed="0" w:uiPriority="72" w:semiHidden="0" w:name="Colorful List Accent 1"/>
+    <w:lsdException w:unhideWhenUsed="0" w:uiPriority="73" w:semiHidden="0" w:name="Colorful Grid Accent 1"/>
+    <w:lsdException w:unhideWhenUsed="0" w:uiPriority="60" w:semiHidden="0" w:name="Light Shading Accent 2"/>
+    <w:lsdException w:unhideWhenUsed="0" w:uiPriority="61" w:semiHidden="0" w:name="Light List Accent 2"/>
+    <w:lsdException w:unhideWhenUsed="0" w:uiPriority="62" w:semiHidden="0" w:name="Light Grid Accent 2"/>
+    <w:lsdException w:unhideWhenUsed="0" w:uiPriority="63" w:semiHidden="0" w:name="Medium Shading 1 Accent 2"/>
+    <w:lsdException w:unhideWhenUsed="0" w:uiPriority="64" w:semiHidden="0" w:name="Medium Shading 2 Accent 2"/>
+    <w:lsdException w:unhideWhenUsed="0" w:uiPriority="65" w:semiHidden="0" w:name="Medium List 1 Accent 2"/>
+    <w:lsdException w:unhideWhenUsed="0" w:uiPriority="66" w:semiHidden="0" w:name="Medium List 2 Accent 2"/>
+    <w:lsdException w:unhideWhenUsed="0" w:uiPriority="67" w:semiHidden="0" w:name="Medium Grid 1 Accent 2"/>
+    <w:lsdException w:unhideWhenUsed="0" w:uiPriority="68" w:semiHidden="0" w:name="Medium Grid 2 Accent 2"/>
+    <w:lsdException w:unhideWhenUsed="0" w:uiPriority="69" w:semiHidden="0" w:name="Medium Grid 3 Accent 2"/>
+    <w:lsdException w:unhideWhenUsed="0" w:uiPriority="70" w:semiHidden="0" w:name="Dark List Accent 2"/>
+    <w:lsdException w:unhideWhenUsed="0" w:uiPriority="71" w:semiHidden="0" w:name="Colorful Shading Accent 2"/>
+    <w:lsdException w:unhideWhenUsed="0" w:uiPriority="72" w:semiHidden="0" w:name="Colorful List Accent 2"/>
+    <w:lsdException w:unhideWhenUsed="0" w:uiPriority="73" w:semiHidden="0" w:name="Colorful Grid Accent 2"/>
+    <w:lsdException w:unhideWhenUsed="0" w:uiPriority="60" w:semiHidden="0" w:name="Light Shading Accent 3"/>
+    <w:lsdException w:unhideWhenUsed="0" w:uiPriority="61" w:semiHidden="0" w:name="Light List Accent 3"/>
+    <w:lsdException w:unhideWhenUsed="0" w:uiPriority="62" w:semiHidden="0" w:name="Light Grid Accent 3"/>
+    <w:lsdException w:unhideWhenUsed="0" w:uiPriority="63" w:semiHidden="0" w:name="Medium Shading 1 Accent 3"/>
+    <w:lsdException w:unhideWhenUsed="0" w:uiPriority="64" w:semiHidden="0" w:name="Medium Shading 2 Accent 3"/>
+    <w:lsdException w:unhideWhenUsed="0" w:uiPriority="65" w:semiHidden="0" w:name="Medium List 1 Accent 3"/>
+    <w:lsdException w:unhideWhenUsed="0" w:uiPriority="66" w:semiHidden="0" w:name="Medium List 2 Accent 3"/>
+    <w:lsdException w:unhideWhenUsed="0" w:uiPriority="67" w:semiHidden="0" w:name="Medium Grid 1 Accent 3"/>
+    <w:lsdException w:unhideWhenUsed="0" w:uiPriority="68" w:semiHidden="0" w:name="Medium Grid 2 Accent 3"/>
+    <w:lsdException w:unhideWhenUsed="0" w:uiPriority="69" w:semiHidden="0" w:name="Medium Grid 3 Accent 3"/>
+    <w:lsdException w:unhideWhenUsed="0" w:uiPriority="70" w:semiHidden="0" w:name="Dark List Accent 3"/>
+    <w:lsdException w:unhideWhenUsed="0" w:uiPriority="71" w:semiHidden="0" w:name="Colorful Shading Accent 3"/>
+    <w:lsdException w:unhideWhenUsed="0" w:uiPriority="72" w:semiHidden="0" w:name="Colorful List Accent 3"/>
+    <w:lsdException w:unhideWhenUsed="0" w:uiPriority="73" w:semiHidden="0" w:name="Colorful Grid Accent 3"/>
+    <w:lsdException w:unhideWhenUsed="0" w:uiPriority="60" w:semiHidden="0" w:name="Light Shading Accent 4"/>
+    <w:lsdException w:unhideWhenUsed="0" w:uiPriority="61" w:semiHidden="0" w:name="Light List Accent 4"/>
+    <w:lsdException w:unhideWhenUsed="0" w:uiPriority="62" w:semiHidden="0" w:name="Light Grid Accent 4"/>
+    <w:lsdException w:unhideWhenUsed="0" w:uiPriority="63" w:semiHidden="0" w:name="Medium Shading 1 Accent 4"/>
+    <w:lsdException w:unhideWhenUsed="0" w:uiPriority="64" w:semiHidden="0" w:name="Medium Shading 2 Accent 4"/>
+    <w:lsdException w:unhideWhenUsed="0" w:uiPriority="65" w:semiHidden="0" w:name="Medium List 1 Accent 4"/>
+    <w:lsdException w:unhideWhenUsed="0" w:uiPriority="66" w:semiHidden="0" w:name="Medium List 2 Accent 4"/>
+    <w:lsdException w:unhideWhenUsed="0" w:uiPriority="67" w:semiHidden="0" w:name="Medium Grid 1 Accent 4"/>
+    <w:lsdException w:unhideWhenUsed="0" w:uiPriority="68" w:semiHidden="0" w:name="Medium Grid 2 Accent 4"/>
+    <w:lsdException w:unhideWhenUsed="0" w:uiPriority="69" w:semiHidden="0" w:name="Medium Grid 3 Accent 4"/>
+    <w:lsdException w:unhideWhenUsed="0" w:uiPriority="70" w:semiHidden="0" w:name="Dark List Accent 4"/>
+    <w:lsdException w:unhideWhenUsed="0" w:uiPriority="71" w:semiHidden="0" w:name="Colorful Shading Accent 4"/>
+    <w:lsdException w:unhideWhenUsed="0" w:uiPriority="72" w:semiHidden="0" w:name="Colorful List Accent 4"/>
+    <w:lsdException w:unhideWhenUsed="0" w:uiPriority="73" w:semiHidden="0" w:name="Colorful Grid Accent 4"/>
+    <w:lsdException w:unhideWhenUsed="0" w:uiPriority="60" w:semiHidden="0" w:name="Light Shading Accent 5"/>
+    <w:lsdException w:unhideWhenUsed="0" w:uiPriority="61" w:semiHidden="0" w:name="Light List Accent 5"/>
+    <w:lsdException w:unhideWhenUsed="0" w:uiPriority="62" w:semiHidden="0" w:name="Light Grid Accent 5"/>
+    <w:lsdException w:unhideWhenUsed="0" w:uiPriority="63" w:semiHidden="0" w:name="Medium Shading 1 Accent 5"/>
+    <w:lsdException w:unhideWhenUsed="0" w:uiPriority="64" w:semiHidden="0" w:name="Medium Shading 2 Accent 5"/>
+    <w:lsdException w:unhideWhenUsed="0" w:uiPriority="65" w:semiHidden="0" w:name="Medium List 1 Accent 5"/>
+    <w:lsdException w:unhideWhenUsed="0" w:uiPriority="66" w:semiHidden="0" w:name="Medium List 2 Accent 5"/>
+    <w:lsdException w:unhideWhenUsed="0" w:uiPriority="67" w:semiHidden="0" w:name="Medium Grid 1 Accent 5"/>
+    <w:lsdException w:unhideWhenUsed="0" w:uiPriority="68" w:semiHidden="0" w:name="Medium Grid 2 Accent 5"/>
+    <w:lsdException w:unhideWhenUsed="0" w:uiPriority="69" w:semiHidden="0" w:name="Medium Grid 3 Accent 5"/>
+    <w:lsdException w:unhideWhenUsed="0" w:uiPriority="70" w:semiHidden="0" w:name="Dark List Accent 5"/>
+    <w:lsdException w:unhideWhenUsed="0" w:uiPriority="71" w:semiHidden="0" w:name="Colorful Shading Accent 5"/>
+    <w:lsdException w:unhideWhenUsed="0" w:uiPriority="72" w:semiHidden="0" w:name="Colorful List Accent 5"/>
+    <w:lsdException w:unhideWhenUsed="0" w:uiPriority="73" w:semiHidden="0" w:name="Colorful Grid Accent 5"/>
+    <w:lsdException w:unhideWhenUsed="0" w:uiPriority="60" w:semiHidden="0" w:name="Light Shading Accent 6"/>
+    <w:lsdException w:unhideWhenUsed="0" w:uiPriority="61" w:semiHidden="0" w:name="Light List Accent 6"/>
+    <w:lsdException w:unhideWhenUsed="0" w:uiPriority="62" w:semiHidden="0" w:name="Light Grid Accent 6"/>
+    <w:lsdException w:unhideWhenUsed="0" w:uiPriority="63" w:semiHidden="0" w:name="Medium Shading 1 Accent 6"/>
+    <w:lsdException w:unhideWhenUsed="0" w:uiPriority="64" w:semiHidden="0" w:name="Medium Shading 2 Accent 6"/>
+    <w:lsdException w:unhideWhenUsed="0" w:uiPriority="65" w:semiHidden="0" w:name="Medium List 1 Accent 6"/>
+    <w:lsdException w:unhideWhenUsed="0" w:uiPriority="66" w:semiHidden="0" w:name="Medium List 2 Accent 6"/>
+    <w:lsdException w:unhideWhenUsed="0" w:uiPriority="67" w:semiHidden="0" w:name="Medium Grid 1 Accent 6"/>
+    <w:lsdException w:unhideWhenUsed="0" w:uiPriority="68" w:semiHidden="0" w:name="Medium Grid 2 Accent 6"/>
+    <w:lsdException w:unhideWhenUsed="0" w:uiPriority="69" w:semiHidden="0" w:name="Medium Grid 3 Accent 6"/>
+    <w:lsdException w:unhideWhenUsed="0" w:uiPriority="70" w:semiHidden="0" w:name="Dark List Accent 6"/>
+    <w:lsdException w:unhideWhenUsed="0" w:uiPriority="71" w:semiHidden="0" w:name="Colorful Shading Accent 6"/>
+    <w:lsdException w:unhideWhenUsed="0" w:uiPriority="72" w:semiHidden="0" w:name="Colorful List Accent 6"/>
+    <w:lsdException w:unhideWhenUsed="0" w:uiPriority="73" w:semiHidden="0" w:name="Colorful Grid Accent 6"/>
+  </w:latentStyles>
+  <w:style w:type="paragraph" w:default="1" w:styleId="1">
+    <w:name w:val="Normal"/>
+    <w:qFormat/>
+    <w:uiPriority w:val="0"/>
+    <w:pPr>
+      <w:widowControl w:val="0"/>
+      <w:jc w:val="both"/>
+    </w:pPr>
+    <w:rPr>
+      <w:sz w:val="21"/>
+      <w:szCs w:val="22"/>
+    </w:rPr>
+  </w:style>
+  <w:style w:type="character" w:default="1" w:styleId="3">
+    <w:name w:val="Default Paragraph Font"/>
+    <w:semiHidden/>
+    <w:uiPriority w:val="0"/>
+  </w:style>
+  <w:style w:type="table" w:default="1" w:styleId="2">
+    <w:name w:val="Normal Table"/>
+    <w:semiHidden/>
+    <w:uiPriority w:val="0"/>
+    <w:tblPr>
+      <w:tblCellMar>
+        <w:top w:w="0" w:type="dxa"/>
+        <w:left w:w="108" w:type="dxa"/>
+        <w:bottom w:w="0" w:type="dxa"/>
+        <w:right w:w="108" w:type="dxa"/>
+      </w:tblCellMar>
+    </w:tblPr>
+  </w:style>
+</w:styles>
+</file>
+
+<file path=word/theme/theme1.xml><?xml version="1.0" encoding="utf-8"?>
+<a:theme xmlns:a="http://schemas.openxmlformats.org/drawingml/2006/main" name="Office">
+  <a:themeElements>
+    <a:clrScheme name="Office">
+      <a:dk1>
+        <a:sysClr val="windowText" lastClr="000000"/>
+      </a:dk1>
+      <a:lt1>
+        <a:sysClr val="window" lastClr="FFFFFF"/>
+      </a:lt1>
+      <a:dk2>
+        <a:srgbClr val="1F497D"/>
+      </a:dk2>
+      <a:lt2>
+        <a:srgbClr val="EEECE1"/>
+      </a:lt2>
+      <a:accent1>
+        <a:srgbClr val="4F81BD"/>
+      </a:accent1>
+      <a:accent2>
+        <a:srgbClr val="C0504D"/>
+      </a:accent2>
+      <a:accent3>
+        <a:srgbClr val="9BBB59"/>
+      </a:accent3>
+      <a:accent4>
+        <a:srgbClr val="8064A2"/>
+      </a:accent4>
+      <a:accent5>
+        <a:srgbClr val="4BACC6"/>
+      </a:accent5>
+      <a:accent6>
+        <a:srgbClr val="F79646"/>
+      </a:accent6>
+      <a:hlink>
+        <a:srgbClr val="0000FF"/>
+      </a:hlink>
+      <a:folHlink>
+        <a:srgbClr val="800080"/>
+      </a:folHlink>
+    </a:clrScheme>
+    <a:fontScheme name="Office">
+      <a:majorFont>
+        <a:latin typeface="Cambria"/>
+        <a:ea typeface=""/>
+        <a:cs typeface=""/>
+        <a:font script="Jpan" typeface="游ゴシック Light"/>
+        <a:font script="Hang" typeface="맑은 고딕"/>
+        <a:font script="Hans" typeface="宋体"/>
+        <a:font script="Hant" typeface="新細明體"/>
+        <a:font script="Arab" typeface="Times New Roman"/>
+        <a:font script="Hebr" typeface="Times New Roman"/>
+        <a:font script="Thai" typeface="Angsana New"/>
+        <a:font script="Ethi" typeface="Nyala"/>
+        <a:font script="Beng" typeface="Vrinda"/>
+        <a:font script="Gujr" typeface="Shruti"/>
+        <a:font script="Khmr" typeface="MoolBoran"/>
+        <a:font script="Knda" typeface="Tunga"/>
+        <a:font script="Guru" typeface="Raavi"/>
+        <a:font script="Cans" typeface="Euphemia"/>
+        <a:font script="Cher" typeface="Plantagenet Cherokee"/>
+        <a:font script="Yiii" typeface="Microsoft Yi Baiti"/>
+        <a:font script="Tibt" typeface="Microsoft Himalaya"/>
+        <a:font script="Thaa" typeface="MV Boli"/>
+        <a:font script="Deva" typeface="Mangal"/>
+        <a:font script="Telu" typeface="Gautami"/>
+        <a:font script="Taml" typeface="Latha"/>
+        <a:font script="Syrc" typeface="Estrangelo Edessa"/>
+        <a:font script="Orya" typeface="Kalinga"/>
+        <a:font script="Mlym" typeface="Kartika"/>
+        <a:font script="Laoo" typeface="DokChampa"/>
+        <a:font script="Sinh" typeface="Iskoola Pota"/>
+        <a:font script="Mong" typeface="Mongolian Baiti"/>
+        <a:font script="Viet" typeface="Times New Roman"/>
+        <a:font script="Uigh" typeface="Microsoft Uighur"/>
+        <a:font script="Geor" typeface="Sylfaen"/>
+      </a:majorFont>
+      <a:minorFont>
+        <a:latin typeface="Calibri"/>
+        <a:ea typeface=""/>
+        <a:cs typeface=""/>
+        <a:font script="Jpan" typeface="游明朝"/>
+        <a:font script="Hang" typeface="맑은 고딕"/>
+        <a:font script="Hans" typeface="宋体"/>
+        <a:font script="Hant" typeface="新細明體"/>
+        <a:font script="Arab" typeface="Arial"/>
+        <a:font script="Hebr" typeface="Arial"/>
+        <a:font script="Thai" typeface="Cordia New"/>
+        <a:font script="Ethi" typeface="Nyala"/>
+        <a:font script="Beng" typeface="Vrinda"/>
+        <a:font script="Gujr" typeface="Shruti"/>
+        <a:font script="Khmr" typeface="DaunPenh"/>
+        <a:font script="Knda" typeface="Tunga"/>
+        <a:font script="Guru" typeface="Raavi"/>
+        <a:font script="Cans" typeface="Euphemia"/>
+        <a:font script="Cher" typeface="Plantagenet Cherokee"/>
+        <a:font script="Yiii" typeface="Microsoft Yi Baiti"/>
+        <a:font script="Tibt" typeface="Microsoft Himalaya"/>
+        <a:font script="Thaa" typeface="MV Boli"/>
+        <a:font script="Deva" typeface="Mangal"/>
+        <a:font script="Telu" typeface="Gautami"/>
+        <a:font script="Taml" typeface="Latha"/>
+        <a:font script="Syrc" typeface="Estrangelo Edessa"/>
+        <a:font script="Orya" typeface="Kalinga"/>
+        <a:font script="Mlym" typeface="Kartika"/>
+        <a:font script="Laoo" typeface="DokChampa"/>
+        <a:font script="Sinh" typeface="Iskoola Pota"/>
+        <a:font script="Mong" typeface="Mongolian Baiti"/>
+        <a:font script="Viet" typeface="Arial"/>
+        <a:font script="Uigh" typeface="Microsoft Uighur"/>
+        <a:font script="Geor" typeface="Sylfaen"/>
+      </a:minorFont>
+    </a:fontScheme>
+    <a:fmtScheme name="Office">
+      <a:fillStyleLst>
+        <a:solidFill>
+          <a:schemeClr val="phClr"/>
+        </a:solidFill>
+        <a:gradFill rotWithShape="1">
+          <a:gsLst>
+            <a:gs pos="0">
+              <a:schemeClr val="phClr">
+                <a:tint val="50000"/>
+                <a:satMod val="300000"/>
+              </a:schemeClr>
+            </a:gs>
+            <a:gs pos="35000">
+              <a:schemeClr val="phClr">
+                <a:tint val="37000"/>
+                <a:satMod val="300000"/>
+              </a:schemeClr>
+            </a:gs>
+            <a:gs pos="100000">
+              <a:schemeClr val="phClr">
+                <a:tint val="15000"/>
+                <a:satMod val="350000"/>
+              </a:schemeClr>
+            </a:gs>
+          </a:gsLst>
+          <a:lin ang="16200000" scaled="1"/>
+        </a:gradFill>
+        <a:gradFill rotWithShape="1">
+          <a:gsLst>
+            <a:gs pos="0">
+              <a:schemeClr val="phClr">
+                <a:shade val="51000"/>
+                <a:satMod val="130000"/>
+              </a:schemeClr>
+            </a:gs>
+            <a:gs pos="80000">
+              <a:schemeClr val="phClr">
+                <a:shade val="93000"/>
+                <a:satMod val="130000"/>
+              </a:schemeClr>
+            </a:gs>
+            <a:gs pos="100000">
+              <a:schemeClr val="phClr">
+                <a:shade val="94000"/>
+                <a:satMod val="135000"/>
+              </a:schemeClr>
+            </a:gs>
+          </a:gsLst>
+          <a:lin ang="16200000" scaled="0"/>
+        </a:gradFill>
+      </a:fillStyleLst>
+      <a:lnStyleLst>
+        <a:ln w="9525" cap="flat" cmpd="sng" algn="ctr">
+          <a:solidFill>
+            <a:schemeClr val="phClr">
+              <a:shade val="95000"/>
+              <a:satMod val="105000"/>
+            </a:schemeClr>
+          </a:solidFill>
+          <a:prstDash val="solid"/>
+        </a:ln>
+        <a:ln w="25400" cap="flat" cmpd="sng" algn="ctr">
+          <a:solidFill>
+            <a:schemeClr val="phClr"/>
+          </a:solidFill>
+          <a:prstDash val="solid"/>
+        </a:ln>
+        <a:ln w="38100" cap="flat" cmpd="sng" algn="ctr">
+          <a:solidFill>
+            <a:schemeClr val="phClr"/>
+          </a:solidFill>
+          <a:prstDash val="solid"/>
+        </a:ln>
+      </a:lnStyleLst>
+      <a:effectStyleLst>
+        <a:effectStyle>
+          <a:effectLst>
+            <a:outerShdw blurRad="40000" dist="20000" dir="5400000" rotWithShape="0">
+              <a:srgbClr val="000000">
+                <a:alpha val="38000"/>
+              </a:srgbClr>
+            </a:outerShdw>
+          </a:effectLst>
+        </a:effectStyle>
+        <a:effectStyle>
+          <a:effectLst>
+            <a:outerShdw blurRad="40000" dist="23000" dir="5400000" rotWithShape="0">
+              <a:srgbClr val="000000">
+                <a:alpha val="35000"/>
+              </a:srgbClr>
+            </a:outerShdw>
+          </a:effectLst>
+        </a:effectStyle>
+        <a:effectStyle>
+          <a:effectLst>
+            <a:outerShdw blurRad="40000" dist="23000" dir="5400000" rotWithShape="0">
+              <a:srgbClr val="000000">
+                <a:alpha val="35000"/>
+              </a:srgbClr>
+            </a:outerShdw>
+          </a:effectLst>
+          <a:scene3d>
+            <a:camera prst="orthographicFront">
+              <a:rot lat="0" lon="0" rev="0"/>
+            </a:camera>
+            <a:lightRig rig="threePt" dir="t">
+              <a:rot lat="0" lon="0" rev="1200000"/>
+            </a:lightRig>
+          </a:scene3d>
+          <a:sp3d>
+            <a:bevelT w="63500" h="25400"/>
+          </a:sp3d>
+        </a:effectStyle>
+      </a:effectStyleLst>
+      <a:bgFillStyleLst>
+        <a:solidFill>
+          <a:schemeClr val="phClr"/>
+        </a:solidFill>
+        <a:gradFill rotWithShape="1">
+          <a:gsLst>
+            <a:gs pos="0">
+              <a:schemeClr val="phClr">
+                <a:tint val="40000"/>
+                <a:satMod val="350000"/>
+              </a:schemeClr>
+            </a:gs>
+            <a:gs pos="40000">
+              <a:schemeClr val="phClr">
+                <a:tint val="45000"/>
+                <a:satMod val="350000"/>
+                <a:shade val="99000"/>
+              </a:schemeClr>
+            </a:gs>
+            <a:gs pos="100000">
+              <a:schemeClr val="phClr">
+                <a:shade val="20000"/>
+                <a:satMod val="255000"/>
+              </a:schemeClr>
+            </a:gs>
+          </a:gsLst>
+          <a:path path="circle">
+            <a:fillToRect l="50000" t="-80000" r="50000" b="180000"/>
+          </a:path>
+        </a:gradFill>
+        <a:gradFill rotWithShape="1">
+          <a:gsLst>
+            <a:gs pos="0">
+              <a:schemeClr val="phClr">
+                <a:tint val="80000"/>
+                <a:satMod val="300000"/>
+              </a:schemeClr>
+            </a:gs>
+            <a:gs pos="100000">
+              <a:schemeClr val="phClr">
+                <a:shade val="30000"/>
+                <a:satMod val="200000"/>
+              </a:schemeClr>
+            </a:gs>
+          </a:gsLst>
+          <a:path path="circle">
+            <a:fillToRect l="50000" t="50000" r="50000" b="50000"/>
+          </a:path>
+        </a:gradFill>
+      </a:bgFillStyleLst>
+    </a:fmtScheme>
+  </a:themeElements>
+  <a:objectDefaults/>
+</a:theme>
 </file>